--- a/Requirements.docx
+++ b/Requirements.docx
@@ -32,14 +32,14 @@
         <w:rPr>
           <w:rtl w:val="0"/>
         </w:rPr>
-        <w:t xml:space="preserve">Group 9:</w:t>
+        <w:t xml:space="preserve">Group 9 - Inside No.  :</w:t>
       </w:r>
     </w:p>
     <w:p>
       <w:pPr>
         <w:numPr>
           <w:ilvl w:val="0"/>
-          <w:numId w:val="2"/>
+          <w:numId w:val="1"/>
         </w:numPr>
         <w:ind w:left="720" w:hanging="360"/>
       </w:pPr>
@@ -54,7 +54,7 @@
       <w:pPr>
         <w:numPr>
           <w:ilvl w:val="0"/>
-          <w:numId w:val="2"/>
+          <w:numId w:val="1"/>
         </w:numPr>
         <w:ind w:left="720" w:hanging="360"/>
       </w:pPr>
@@ -69,7 +69,7 @@
       <w:pPr>
         <w:numPr>
           <w:ilvl w:val="0"/>
-          <w:numId w:val="2"/>
+          <w:numId w:val="1"/>
         </w:numPr>
         <w:spacing w:after="0" w:afterAutospacing="0"/>
         <w:ind w:left="720" w:hanging="360"/>
@@ -96,7 +96,7 @@
       <w:pPr>
         <w:numPr>
           <w:ilvl w:val="0"/>
-          <w:numId w:val="2"/>
+          <w:numId w:val="1"/>
         </w:numPr>
         <w:spacing w:after="0" w:afterAutospacing="0" w:before="0" w:beforeAutospacing="0" w:lineRule="auto"/>
         <w:ind w:left="720" w:hanging="360"/>
@@ -118,7 +118,7 @@
       <w:pPr>
         <w:numPr>
           <w:ilvl w:val="0"/>
-          <w:numId w:val="2"/>
+          <w:numId w:val="1"/>
         </w:numPr>
         <w:spacing w:after="0" w:afterAutospacing="0" w:before="0" w:beforeAutospacing="0" w:lineRule="auto"/>
         <w:ind w:left="720" w:hanging="360"/>
@@ -134,7 +134,7 @@
       <w:pPr>
         <w:numPr>
           <w:ilvl w:val="0"/>
-          <w:numId w:val="2"/>
+          <w:numId w:val="1"/>
         </w:numPr>
         <w:spacing w:after="20" w:before="0" w:beforeAutospacing="0" w:lineRule="auto"/>
         <w:ind w:left="720" w:hanging="360"/>
@@ -201,127 +201,483 @@
     </w:p>
     <w:p>
       <w:pPr>
-        <w:rPr>
-          <w:u w:val="single"/>
-        </w:rPr>
-      </w:pPr>
-      <w:r>
-        <w:br w:type="page"/>
-      </w:r>
-      <w:r>
-        <w:rPr>
-          <w:rtl w:val="0"/>
-        </w:rPr>
+        <w:spacing w:line="240" w:lineRule="auto"/>
+        <w:rPr/>
+      </w:pPr>
+      <w:r>
+        <w:rPr>
+          <w:rtl w:val="0"/>
+        </w:rPr>
+        <w:t xml:space="preserve">4.1 General Approach and Style</w:t>
       </w:r>
     </w:p>
     <w:p>
       <w:pPr>
-        <w:rPr>
-          <w:u w:val="single"/>
-        </w:rPr>
-      </w:pPr>
-      <w:r>
-        <w:rPr>
-          <w:u w:val="single"/>
-          <w:rtl w:val="0"/>
-        </w:rPr>
-        <w:t xml:space="preserve">Introduction</w:t>
+        <w:spacing w:line="240" w:lineRule="auto"/>
+        <w:rPr/>
+      </w:pPr>
+      <w:r>
+        <w:rPr>
+          <w:rtl w:val="0"/>
+        </w:rPr>
       </w:r>
     </w:p>
     <w:p>
       <w:pPr>
+        <w:spacing w:line="240" w:lineRule="auto"/>
+        <w:ind w:left="720" w:firstLine="0"/>
         <w:rPr/>
       </w:pPr>
       <w:r>
         <w:rPr>
           <w:rtl w:val="0"/>
         </w:rPr>
+        <w:t xml:space="preserve">Teams are expected to research their software engineering needs and develop their experience in relation to team management, software engineering methods and tools, requirements, …</w:t>
       </w:r>
     </w:p>
     <w:p>
       <w:pPr>
+        <w:spacing w:line="240" w:lineRule="auto"/>
+        <w:ind w:left="720" w:firstLine="0"/>
         <w:rPr/>
       </w:pPr>
       <w:r>
         <w:rPr>
           <w:rtl w:val="0"/>
         </w:rPr>
-        <w:t xml:space="preserve">Initially, we started with a group meeting where we came up with initial ideas such as:</w:t>
       </w:r>
     </w:p>
     <w:p>
       <w:pPr>
+        <w:spacing w:line="240" w:lineRule="auto"/>
+        <w:ind w:left="720" w:firstLine="0"/>
+        <w:rPr/>
+      </w:pPr>
+      <w:r>
+        <w:rPr>
+          <w:rtl w:val="0"/>
+        </w:rPr>
+        <w:t xml:space="preserve">Credit will be given for evidence of research and for appropriate consideration of alternatives where explanation or justification is requested.</w:t>
+      </w:r>
+    </w:p>
+    <w:p>
+      <w:pPr>
+        <w:spacing w:line="240" w:lineRule="auto"/>
+        <w:ind w:left="720" w:firstLine="0"/>
+        <w:rPr/>
+      </w:pPr>
+      <w:r>
+        <w:rPr>
+          <w:rtl w:val="0"/>
+        </w:rPr>
+      </w:r>
+    </w:p>
+    <w:p>
+      <w:pPr>
+        <w:spacing w:line="240" w:lineRule="auto"/>
+        <w:ind w:left="720" w:firstLine="0"/>
+        <w:rPr/>
+      </w:pPr>
+      <w:r>
+        <w:rPr>
+          <w:rtl w:val="0"/>
+        </w:rPr>
+        <w:t xml:space="preserve">We are looking for clear, succinct </w:t>
+      </w:r>
+      <w:r>
+        <w:rPr>
+          <w:rtl w:val="0"/>
+        </w:rPr>
+        <w:t xml:space="preserve">presentation</w:t>
+      </w:r>
+      <w:r>
+        <w:rPr>
+          <w:rtl w:val="0"/>
+        </w:rPr>
+        <w:t xml:space="preserve">, not essays.</w:t>
+      </w:r>
+    </w:p>
+    <w:p>
+      <w:pPr>
+        <w:spacing w:line="240" w:lineRule="auto"/>
+        <w:ind w:left="720" w:firstLine="0"/>
+        <w:rPr/>
+      </w:pPr>
+      <w:r>
+        <w:rPr>
+          <w:rtl w:val="0"/>
+        </w:rPr>
+      </w:r>
+    </w:p>
+    <w:p>
+      <w:pPr>
+        <w:spacing w:line="240" w:lineRule="auto"/>
+        <w:ind w:left="720" w:firstLine="0"/>
+        <w:rPr/>
+      </w:pPr>
+      <w:r>
+        <w:rPr>
+          <w:rtl w:val="0"/>
+        </w:rPr>
+        <w:t xml:space="preserve">You must clearly format your reports so that they match the questions and sections of questions.</w:t>
+      </w:r>
+    </w:p>
+    <w:p>
+      <w:pPr>
+        <w:spacing w:line="240" w:lineRule="auto"/>
+        <w:ind w:left="720" w:firstLine="0"/>
+        <w:rPr/>
+      </w:pPr>
+      <w:r>
+        <w:rPr>
+          <w:rtl w:val="0"/>
+        </w:rPr>
+      </w:r>
+    </w:p>
+    <w:p>
+      <w:pPr>
+        <w:spacing w:line="240" w:lineRule="auto"/>
+        <w:ind w:left="720" w:firstLine="0"/>
+        <w:rPr/>
+      </w:pPr>
+      <w:r>
+        <w:rPr>
+          <w:rtl w:val="0"/>
+        </w:rPr>
+        <w:t xml:space="preserve">Take out</w:t>
+      </w:r>
+      <w:r>
+        <w:rPr>
+          <w:rtl w:val="0"/>
+        </w:rPr>
+        <w:t xml:space="preserve"> superfluous opinions and adjectives</w:t>
+      </w:r>
+      <w:r>
+        <w:rPr>
+          <w:rtl w:val="0"/>
+        </w:rPr>
+        <w:t xml:space="preserve">: they have no part in an engineering report.</w:t>
+      </w:r>
+    </w:p>
+    <w:p>
+      <w:pPr>
+        <w:spacing w:line="240" w:lineRule="auto"/>
+        <w:rPr/>
+      </w:pPr>
+      <w:r>
+        <w:br w:type="page"/>
+      </w:r>
+      <w:r>
+        <w:rPr>
+          <w:rtl w:val="0"/>
+        </w:rPr>
+      </w:r>
+    </w:p>
+    <w:p>
+      <w:pPr>
+        <w:pStyle w:val="Heading3"/>
+        <w:rPr/>
+      </w:pPr>
+      <w:bookmarkStart w:colFirst="0" w:colLast="0" w:name="_pazfvpn1rb50" w:id="1"/>
+      <w:bookmarkEnd w:id="1"/>
+      <w:r>
+        <w:rPr>
+          <w:sz w:val="22"/>
+          <w:szCs w:val="22"/>
+          <w:u w:val="single"/>
+          <w:rtl w:val="0"/>
+        </w:rPr>
+        <w:t xml:space="preserve">Introduction / Justification</w:t>
+      </w:r>
+      <w:r>
+        <w:rPr>
+          <w:rtl w:val="0"/>
+        </w:rPr>
+      </w:r>
+    </w:p>
+    <w:p>
+      <w:pPr>
+        <w:rPr/>
+      </w:pPr>
+      <w:r>
+        <w:rPr>
+          <w:rtl w:val="0"/>
+        </w:rPr>
+        <w:t xml:space="preserve">-We first made notes of our key takeaways and overall impressions of the Product Brief.</w:t>
+      </w:r>
+    </w:p>
+    <w:p>
+      <w:pPr>
+        <w:rPr/>
+      </w:pPr>
+      <w:r>
+        <w:rPr>
+          <w:rtl w:val="0"/>
+        </w:rPr>
+        <w:t xml:space="preserve">-Based on these, we pitched and discussed some initial ideas:</w:t>
+      </w:r>
+    </w:p>
+    <w:p>
+      <w:pPr>
+        <w:numPr>
+          <w:ilvl w:val="0"/>
+          <w:numId w:val="4"/>
+        </w:numPr>
+        <w:ind w:left="720" w:hanging="360"/>
+      </w:pPr>
+      <w:r>
+        <w:rPr>
+          <w:rtl w:val="0"/>
+        </w:rPr>
+        <w:t xml:space="preserve">Is the game going to be 2D/3D? </w:t>
+      </w:r>
+    </w:p>
+    <w:p>
+      <w:pPr>
+        <w:numPr>
+          <w:ilvl w:val="0"/>
+          <w:numId w:val="4"/>
+        </w:numPr>
+        <w:ind w:left="720" w:hanging="360"/>
+      </w:pPr>
+      <w:r>
+        <w:rPr>
+          <w:rtl w:val="0"/>
+        </w:rPr>
+        <w:t xml:space="preserve">Will it be ‘side-on’?</w:t>
+      </w:r>
+    </w:p>
+    <w:p>
+      <w:pPr>
+        <w:numPr>
+          <w:ilvl w:val="0"/>
+          <w:numId w:val="4"/>
+        </w:numPr>
+        <w:ind w:left="720" w:hanging="360"/>
+      </w:pPr>
+      <w:r>
+        <w:rPr>
+          <w:rtl w:val="0"/>
+        </w:rPr>
+        <w:t xml:space="preserve">First-person or third-person?</w:t>
+      </w:r>
+    </w:p>
+    <w:p>
+      <w:pPr>
+        <w:numPr>
+          <w:ilvl w:val="0"/>
+          <w:numId w:val="4"/>
+        </w:numPr>
+        <w:ind w:left="720" w:hanging="360"/>
+      </w:pPr>
+      <w:r>
+        <w:rPr>
+          <w:rtl w:val="0"/>
+        </w:rPr>
+        <w:t xml:space="preserve">Map design ideas</w:t>
+      </w:r>
+    </w:p>
+    <w:p>
+      <w:pPr>
+        <w:numPr>
+          <w:ilvl w:val="0"/>
+          <w:numId w:val="4"/>
+        </w:numPr>
+        <w:ind w:left="720" w:hanging="360"/>
+      </w:pPr>
+      <w:r>
+        <w:rPr>
+          <w:rtl w:val="0"/>
+        </w:rPr>
+        <w:t xml:space="preserve">…</w:t>
+      </w:r>
+    </w:p>
+    <w:p>
+      <w:pPr>
+        <w:rPr/>
+      </w:pPr>
+      <w:r>
+        <w:rPr>
+          <w:rtl w:val="0"/>
+        </w:rPr>
+        <w:t xml:space="preserve">-We also looked into existing games with similar elements </w:t>
+      </w:r>
+      <w:bookmarkStart w:colFirst="0" w:colLast="0" w:name="tytby6xnuadm" w:id="2"/>
+      <w:bookmarkEnd w:id="2"/>
+      <w:hyperlink w:anchor="jdcmh8bjh19t">
+        <w:r>
+          <w:rPr>
+            <w:color w:val="1155cc"/>
+            <w:u w:val="single"/>
+            <w:rtl w:val="0"/>
+          </w:rPr>
+          <w:t xml:space="preserve">[1]</w:t>
+        </w:r>
+      </w:hyperlink>
+      <w:r>
+        <w:rPr>
+          <w:rtl w:val="0"/>
+        </w:rPr>
+        <w:t xml:space="preserve">, to get a better sense of the broad direction for our game.</w:t>
+      </w:r>
+    </w:p>
+    <w:p>
+      <w:pPr>
+        <w:rPr/>
+      </w:pPr>
+      <w:r>
+        <w:rPr>
+          <w:rtl w:val="0"/>
+        </w:rPr>
+      </w:r>
+    </w:p>
+    <w:p>
+      <w:pPr>
+        <w:rPr/>
+      </w:pPr>
+      <w:r>
+        <w:rPr>
+          <w:rtl w:val="0"/>
+        </w:rPr>
+        <w:t xml:space="preserve">-Using these initial ideas as a guide, we researched game engines that would be effective for developing a 2D, top-down game in Java. We settled on LibGDX, primarily for its:</w:t>
+      </w:r>
+    </w:p>
+    <w:p>
+      <w:pPr>
+        <w:numPr>
+          <w:ilvl w:val="0"/>
+          <w:numId w:val="2"/>
+        </w:numPr>
+        <w:ind w:left="720" w:hanging="360"/>
+      </w:pPr>
+      <w:r>
+        <w:rPr>
+          <w:rtl w:val="0"/>
+        </w:rPr>
+        <w:t xml:space="preserve">Low overhead compared to alternatives: Beneficial for rendering many geese.</w:t>
+      </w:r>
+    </w:p>
+    <w:p>
+      <w:pPr>
+        <w:numPr>
+          <w:ilvl w:val="0"/>
+          <w:numId w:val="2"/>
+        </w:numPr>
+        <w:ind w:left="720" w:hanging="360"/>
+      </w:pPr>
+      <w:r>
+        <w:rPr>
+          <w:rtl w:val="0"/>
+        </w:rPr>
+        <w:t xml:space="preserve">Cross-platform support: This accommodates members of our team on Windows and Mac.</w:t>
+      </w:r>
+    </w:p>
+    <w:p>
+      <w:pPr>
+        <w:numPr>
+          <w:ilvl w:val="0"/>
+          <w:numId w:val="2"/>
+        </w:numPr>
+        <w:ind w:left="720" w:hanging="360"/>
+      </w:pPr>
+      <w:r>
+        <w:rPr>
+          <w:rtl w:val="0"/>
+        </w:rPr>
+        <w:t xml:space="preserve">Library support for pathfinding, suited for a game featuring goose enemies.</w:t>
+      </w:r>
+    </w:p>
+    <w:p>
+      <w:pPr>
+        <w:rPr/>
+      </w:pPr>
+      <w:r>
+        <w:rPr>
+          <w:rtl w:val="0"/>
+        </w:rPr>
+      </w:r>
+    </w:p>
+    <w:p>
+      <w:pPr>
+        <w:rPr/>
+      </w:pPr>
+      <w:r>
+        <w:rPr>
+          <w:rtl w:val="0"/>
+        </w:rPr>
+        <w:t xml:space="preserve">-Rejected Alternatives:</w:t>
+      </w:r>
+    </w:p>
+    <w:p>
+      <w:pPr>
+        <w:widowControl w:val="0"/>
         <w:numPr>
           <w:ilvl w:val="0"/>
           <w:numId w:val="3"/>
         </w:numPr>
+        <w:spacing w:line="240" w:lineRule="auto"/>
         <w:ind w:left="720" w:hanging="360"/>
       </w:pPr>
       <w:r>
         <w:rPr>
           <w:rtl w:val="0"/>
         </w:rPr>
-        <w:t xml:space="preserve">Is the game going to be 2D/3D? </w:t>
+        <w:t xml:space="preserve">jMonkeyEngine: Being less mainstream, there are fewer online tutorials.</w:t>
       </w:r>
     </w:p>
     <w:p>
       <w:pPr>
+        <w:widowControl w:val="0"/>
         <w:numPr>
           <w:ilvl w:val="0"/>
           <w:numId w:val="3"/>
         </w:numPr>
+        <w:spacing w:line="240" w:lineRule="auto"/>
         <w:ind w:left="720" w:hanging="360"/>
       </w:pPr>
       <w:r>
         <w:rPr>
           <w:rtl w:val="0"/>
         </w:rPr>
-        <w:t xml:space="preserve">Will it be Side-on?</w:t>
+        <w:t xml:space="preserve">Godot Engine does not have Java as a native language.</w:t>
       </w:r>
     </w:p>
     <w:p>
       <w:pPr>
+        <w:widowControl w:val="0"/>
         <w:numPr>
           <w:ilvl w:val="0"/>
           <w:numId w:val="3"/>
         </w:numPr>
+        <w:spacing w:line="240" w:lineRule="auto"/>
         <w:ind w:left="720" w:hanging="360"/>
       </w:pPr>
       <w:r>
         <w:rPr>
           <w:rtl w:val="0"/>
         </w:rPr>
-        <w:t xml:space="preserve">First-person or third-person?</w:t>
+        <w:t xml:space="preserve">LWJGL, because it would require manually writing a window manager, collision system, renderer, pathfinding and asset loaders, before getting to coding our mechanics.</w:t>
       </w:r>
     </w:p>
     <w:p>
       <w:pPr>
-        <w:numPr>
-          <w:ilvl w:val="0"/>
-          <w:numId w:val="3"/>
-        </w:numPr>
-        <w:ind w:left="720" w:hanging="360"/>
-      </w:pPr>
-      <w:r>
-        <w:rPr>
-          <w:rtl w:val="0"/>
-        </w:rPr>
-        <w:t xml:space="preserve">Map design ideas</w:t>
+        <w:rPr/>
+      </w:pPr>
+      <w:r>
+        <w:rPr>
+          <w:rtl w:val="0"/>
+        </w:rPr>
       </w:r>
     </w:p>
     <w:p>
       <w:pPr>
-        <w:numPr>
-          <w:ilvl w:val="0"/>
-          <w:numId w:val="3"/>
-        </w:numPr>
-        <w:ind w:left="720" w:hanging="360"/>
-      </w:pPr>
-      <w:r>
-        <w:rPr>
-          <w:rtl w:val="0"/>
-        </w:rPr>
-        <w:t xml:space="preserve">etc.</w:t>
+        <w:rPr/>
+      </w:pPr>
+      <w:r>
+        <w:rPr>
+          <w:rtl w:val="0"/>
+        </w:rPr>
+        <w:t xml:space="preserve">-Based on our interpretation of the Product Brief and Assessment paper, we produced a list of preliminary requirements and constraints, and some clarifications to ask our client in a customer meeting. We collaborated with the customer on our questions and ideas to derive a list of mandatory and additional user requirements, based around things the player/user should be able to do.</w:t>
       </w:r>
     </w:p>
     <w:p>
@@ -332,6 +688,25 @@
         <w:rPr>
           <w:rtl w:val="0"/>
         </w:rPr>
+        <w:t xml:space="preserve">-We broke these down into functional and quality requirements by imagining what the game system would have to do to fulfill the user requirements. This process was guided by Sommerville’s Softw. Eng. </w:t>
+      </w:r>
+      <w:bookmarkStart w:colFirst="0" w:colLast="0" w:name="u44vnabwo07k" w:id="3"/>
+      <w:bookmarkEnd w:id="3"/>
+      <w:hyperlink w:anchor="lrp6i97uoptm">
+        <w:r>
+          <w:rPr>
+            <w:color w:val="1155cc"/>
+            <w:u w:val="single"/>
+            <w:rtl w:val="0"/>
+          </w:rPr>
+          <w:t xml:space="preserve">[2]</w:t>
+        </w:r>
+      </w:hyperlink>
+      <w:r>
+        <w:rPr>
+          <w:rtl w:val="0"/>
+        </w:rPr>
+        <w:t xml:space="preserve">.</w:t>
       </w:r>
     </w:p>
     <w:p>
@@ -342,7 +717,19 @@
         <w:rPr>
           <w:rtl w:val="0"/>
         </w:rPr>
-        <w:t xml:space="preserve">Then using these initial ideas we researched into an effective game engine that used Java and allowed us to develop our basic idea which was a 2D, side-on game. After extensive research into numerous game engines we came up with the idea of using LibGDX, an industry standard in the development of games with notable games being developed with it such as ‘Slay the Spire’.</w:t>
+        <w:t xml:space="preserve">-We expect to adjust these as further development begins and we have more meetings with our </w:t>
+      </w:r>
+      <w:r>
+        <w:rPr>
+          <w:rtl w:val="0"/>
+        </w:rPr>
+        <w:t xml:space="preserve">customer</w:t>
+      </w:r>
+      <w:r>
+        <w:rPr>
+          <w:rtl w:val="0"/>
+        </w:rPr>
+        <w:t xml:space="preserve">.</w:t>
       </w:r>
     </w:p>
     <w:p>
@@ -363,7 +750,25 @@
         <w:rPr>
           <w:rtl w:val="0"/>
         </w:rPr>
-        <w:t xml:space="preserve">Using the brief, and extensive research we collaboratively came up with a list of questions to ask our client in a meeting. In this meeting, from our list of questions and the clients own ideas, we collaborated with them to come up with a list of definite and additional requirements. However, these may be altered/adjusted after development begins and we have more meetings with our customer.</w:t>
+        <w:t xml:space="preserve">-After attending the requirements engineering lecture </w:t>
+      </w:r>
+      <w:bookmarkStart w:colFirst="0" w:colLast="0" w:name="nms6pyfrk33" w:id="4"/>
+      <w:bookmarkEnd w:id="4"/>
+      <w:hyperlink w:anchor="1tl1aj18x9jd">
+        <w:r>
+          <w:rPr>
+            <w:color w:val="1155cc"/>
+            <w:u w:val="single"/>
+            <w:rtl w:val="0"/>
+          </w:rPr>
+          <w:t xml:space="preserve">[3]</w:t>
+        </w:r>
+      </w:hyperlink>
+      <w:r>
+        <w:rPr>
+          <w:rtl w:val="0"/>
+        </w:rPr>
+        <w:t xml:space="preserve">, we agreed on presenting our requirements in the given Requirements Table format. Because the team and the markers are familiar with this layout, it ensures clear communication of requirements. </w:t>
       </w:r>
     </w:p>
     <w:p>
@@ -378,191 +783,39 @@
     </w:p>
     <w:p>
       <w:pPr>
-        <w:rPr/>
-      </w:pPr>
-      <w:r>
-        <w:rPr>
-          <w:rtl w:val="0"/>
-        </w:rPr>
-        <w:t xml:space="preserve">Then, after attending the ‘Requirements Engineering’ lecture, we agreed on the idea of presenting our requirements in a table with the headers: </w:t>
+        <w:rPr>
+          <w:sz w:val="22"/>
+          <w:szCs w:val="22"/>
+        </w:rPr>
+      </w:pPr>
+      <w:r>
+        <w:rPr>
+          <w:rtl w:val="0"/>
+        </w:rPr>
+        <w:t xml:space="preserve">-We have been using a democratic voting system to make team decisions on conflicting requirements and resolve different project direction ideas, when there has been disagreement between members.</w:t>
+      </w:r>
+      <w:r>
+        <w:rPr>
+          <w:rtl w:val="0"/>
+        </w:rPr>
       </w:r>
     </w:p>
     <w:p>
       <w:pPr>
-        <w:numPr>
-          <w:ilvl w:val="0"/>
-          <w:numId w:val="1"/>
-        </w:numPr>
-        <w:ind w:left="720" w:hanging="360"/>
-      </w:pPr>
-      <w:r>
-        <w:rPr>
-          <w:rtl w:val="0"/>
-        </w:rPr>
-        <w:t xml:space="preserve">ID,</w:t>
-      </w:r>
-    </w:p>
-    <w:p>
-      <w:pPr>
-        <w:numPr>
-          <w:ilvl w:val="0"/>
-          <w:numId w:val="1"/>
-        </w:numPr>
-        <w:ind w:left="720" w:hanging="360"/>
-      </w:pPr>
-      <w:r>
-        <w:rPr>
-          <w:rtl w:val="0"/>
-        </w:rPr>
-        <w:t xml:space="preserve">Description,</w:t>
-      </w:r>
-    </w:p>
-    <w:p>
-      <w:pPr>
-        <w:numPr>
-          <w:ilvl w:val="0"/>
-          <w:numId w:val="1"/>
-        </w:numPr>
-        <w:ind w:left="720" w:hanging="360"/>
-      </w:pPr>
-      <w:r>
-        <w:rPr>
-          <w:rtl w:val="0"/>
-        </w:rPr>
-        <w:t xml:space="preserve">Priority.</w:t>
-      </w:r>
-    </w:p>
-    <w:p>
-      <w:pPr>
-        <w:ind w:left="720" w:firstLine="0"/>
+        <w:pStyle w:val="Heading3"/>
+        <w:ind w:left="-850.3937007874016" w:firstLine="0"/>
         <w:rPr/>
       </w:pPr>
-      <w:r>
-        <w:rPr>
-          <w:rtl w:val="0"/>
-        </w:rPr>
-      </w:r>
-    </w:p>
-    <w:p>
-      <w:pPr>
-        <w:ind w:left="0" w:firstLine="0"/>
-        <w:rPr/>
-      </w:pPr>
-      <w:r>
-        <w:rPr>
-          <w:rtl w:val="0"/>
-        </w:rPr>
-        <w:t xml:space="preserve">We have been using a democratic voting system to decide on ideas when there has been disagreement between members on the direction to go with the project. This was used when deciding on requirements where we did not agree.</w:t>
-      </w:r>
-    </w:p>
-    <w:p>
-      <w:pPr>
-        <w:rPr/>
-      </w:pPr>
-      <w:r>
-        <w:rPr>
-          <w:rtl w:val="0"/>
-        </w:rPr>
-      </w:r>
-    </w:p>
-    <w:p>
-      <w:pPr>
-        <w:rPr/>
-      </w:pPr>
-      <w:r>
-        <w:rPr>
-          <w:rtl w:val="0"/>
-        </w:rPr>
-      </w:r>
-    </w:p>
-    <w:p>
-      <w:pPr>
-        <w:rPr/>
-      </w:pPr>
-      <w:r>
-        <w:rPr>
-          <w:rtl w:val="0"/>
-        </w:rPr>
-      </w:r>
-    </w:p>
-    <w:p>
-      <w:pPr>
-        <w:rPr/>
-      </w:pPr>
-      <w:r>
-        <w:rPr>
-          <w:rtl w:val="0"/>
-        </w:rPr>
-      </w:r>
-    </w:p>
-    <w:p>
-      <w:pPr>
-        <w:rPr/>
-      </w:pPr>
-      <w:r>
-        <w:rPr>
-          <w:rtl w:val="0"/>
-        </w:rPr>
-      </w:r>
-    </w:p>
-    <w:p>
-      <w:pPr>
-        <w:pStyle w:val="Heading3"/>
+      <w:bookmarkStart w:colFirst="0" w:colLast="0" w:name="_ptj8wanl6duq" w:id="5"/>
+      <w:bookmarkEnd w:id="5"/>
+      <w:r>
         <w:rPr>
           <w:sz w:val="22"/>
           <w:szCs w:val="22"/>
-        </w:rPr>
-      </w:pPr>
-      <w:bookmarkStart w:colFirst="0" w:colLast="0" w:name="_hwdbtaeg2jgu" w:id="1"/>
-      <w:bookmarkEnd w:id="1"/>
-      <w:r>
-        <w:rPr>
-          <w:rtl w:val="0"/>
-        </w:rPr>
-      </w:r>
-    </w:p>
-    <w:p>
-      <w:pPr>
-        <w:pStyle w:val="Heading3"/>
-        <w:rPr>
-          <w:sz w:val="22"/>
-          <w:szCs w:val="22"/>
-        </w:rPr>
-      </w:pPr>
-      <w:bookmarkStart w:colFirst="0" w:colLast="0" w:name="_jlg601n4pryi" w:id="2"/>
-      <w:bookmarkEnd w:id="2"/>
-      <w:r>
-        <w:br w:type="page"/>
-      </w:r>
-      <w:r>
-        <w:rPr>
-          <w:rtl w:val="0"/>
-        </w:rPr>
-      </w:r>
-    </w:p>
-    <w:p>
-      <w:pPr>
-        <w:pStyle w:val="Heading3"/>
-        <w:rPr>
-          <w:sz w:val="22"/>
-          <w:szCs w:val="22"/>
-        </w:rPr>
-      </w:pPr>
-      <w:bookmarkStart w:colFirst="0" w:colLast="0" w:name="_ptj8wanl6duq" w:id="3"/>
-      <w:bookmarkEnd w:id="3"/>
-      <w:r>
-        <w:rPr>
-          <w:sz w:val="22"/>
-          <w:szCs w:val="22"/>
           <w:rtl w:val="0"/>
         </w:rPr>
         <w:t xml:space="preserve">User requirements</w:t>
       </w:r>
-    </w:p>
-    <w:p>
-      <w:pPr>
-        <w:rPr/>
-      </w:pPr>
       <w:r>
         <w:rPr>
           <w:rtl w:val="0"/>
@@ -572,8 +825,9 @@
     <w:tbl>
       <w:tblPr>
         <w:tblStyle w:val="Table1"/>
-        <w:tblW w:w="9029.0" w:type="dxa"/>
+        <w:tblW w:w="10785.0" w:type="dxa"/>
         <w:jc w:val="left"/>
+        <w:tblInd w:w="-855.0" w:type="dxa"/>
         <w:tblBorders>
           <w:top w:color="000000" w:space="0" w:sz="8" w:val="single"/>
           <w:left w:color="000000" w:space="0" w:sz="8" w:val="single"/>
@@ -586,14 +840,14 @@
         <w:tblLook w:val="0600"/>
       </w:tblPr>
       <w:tblGrid>
-        <w:gridCol w:w="3009.6666666666665"/>
-        <w:gridCol w:w="3009.6666666666665"/>
-        <w:gridCol w:w="3009.6666666666665"/>
+        <w:gridCol w:w="2115"/>
+        <w:gridCol w:w="7920"/>
+        <w:gridCol w:w="750"/>
         <w:tblGridChange w:id="0">
           <w:tblGrid>
-            <w:gridCol w:w="3009.6666666666665"/>
-            <w:gridCol w:w="3009.6666666666665"/>
-            <w:gridCol w:w="3009.6666666666665"/>
+            <w:gridCol w:w="2115"/>
+            <w:gridCol w:w="7920"/>
+            <w:gridCol w:w="750"/>
           </w:tblGrid>
         </w:tblGridChange>
       </w:tblGrid>
@@ -606,10 +860,10 @@
           <w:tcPr>
             <w:shd w:fill="d9d9d9" w:val="clear"/>
             <w:tcMar>
-              <w:top w:w="100.0" w:type="dxa"/>
-              <w:left w:w="100.0" w:type="dxa"/>
-              <w:bottom w:w="100.0" w:type="dxa"/>
-              <w:right w:w="100.0" w:type="dxa"/>
+              <w:top w:w="56.69291338582678" w:type="dxa"/>
+              <w:left w:w="56.69291338582678" w:type="dxa"/>
+              <w:bottom w:w="56.69291338582678" w:type="dxa"/>
+              <w:right w:w="56.69291338582678" w:type="dxa"/>
             </w:tcMar>
             <w:vAlign w:val="top"/>
           </w:tcPr>
@@ -630,10 +884,15 @@
               <w:spacing w:after="0" w:before="0" w:line="240" w:lineRule="auto"/>
               <w:ind w:left="0" w:right="0" w:firstLine="0"/>
               <w:jc w:val="left"/>
-              <w:rPr/>
-            </w:pPr>
-            <w:r>
-              <w:rPr>
+              <w:rPr>
+                <w:sz w:val="20"/>
+                <w:szCs w:val="20"/>
+              </w:rPr>
+            </w:pPr>
+            <w:r>
+              <w:rPr>
+                <w:sz w:val="20"/>
+                <w:szCs w:val="20"/>
                 <w:rtl w:val="0"/>
               </w:rPr>
               <w:t xml:space="preserve">ID</w:t>
@@ -644,10 +903,10 @@
           <w:tcPr>
             <w:shd w:fill="d9d9d9" w:val="clear"/>
             <w:tcMar>
-              <w:top w:w="100.0" w:type="dxa"/>
-              <w:left w:w="100.0" w:type="dxa"/>
-              <w:bottom w:w="100.0" w:type="dxa"/>
-              <w:right w:w="100.0" w:type="dxa"/>
+              <w:top w:w="56.69291338582678" w:type="dxa"/>
+              <w:left w:w="56.69291338582678" w:type="dxa"/>
+              <w:bottom w:w="56.69291338582678" w:type="dxa"/>
+              <w:right w:w="56.69291338582678" w:type="dxa"/>
             </w:tcMar>
             <w:vAlign w:val="top"/>
           </w:tcPr>
@@ -668,10 +927,15 @@
               <w:spacing w:after="0" w:before="0" w:line="240" w:lineRule="auto"/>
               <w:ind w:left="0" w:right="0" w:firstLine="0"/>
               <w:jc w:val="left"/>
-              <w:rPr/>
-            </w:pPr>
-            <w:r>
-              <w:rPr>
+              <w:rPr>
+                <w:sz w:val="20"/>
+                <w:szCs w:val="20"/>
+              </w:rPr>
+            </w:pPr>
+            <w:r>
+              <w:rPr>
+                <w:sz w:val="20"/>
+                <w:szCs w:val="20"/>
                 <w:rtl w:val="0"/>
               </w:rPr>
               <w:t xml:space="preserve">Description</w:t>
@@ -682,10 +946,10 @@
           <w:tcPr>
             <w:shd w:fill="d9d9d9" w:val="clear"/>
             <w:tcMar>
-              <w:top w:w="100.0" w:type="dxa"/>
-              <w:left w:w="100.0" w:type="dxa"/>
-              <w:bottom w:w="100.0" w:type="dxa"/>
-              <w:right w:w="100.0" w:type="dxa"/>
+              <w:top w:w="56.69291338582678" w:type="dxa"/>
+              <w:left w:w="56.69291338582678" w:type="dxa"/>
+              <w:bottom w:w="56.69291338582678" w:type="dxa"/>
+              <w:right w:w="56.69291338582678" w:type="dxa"/>
             </w:tcMar>
             <w:vAlign w:val="top"/>
           </w:tcPr>
@@ -706,10 +970,15 @@
               <w:spacing w:after="0" w:before="0" w:line="240" w:lineRule="auto"/>
               <w:ind w:left="0" w:right="0" w:firstLine="0"/>
               <w:jc w:val="left"/>
-              <w:rPr/>
-            </w:pPr>
-            <w:r>
-              <w:rPr>
+              <w:rPr>
+                <w:sz w:val="20"/>
+                <w:szCs w:val="20"/>
+              </w:rPr>
+            </w:pPr>
+            <w:r>
+              <w:rPr>
+                <w:sz w:val="20"/>
+                <w:szCs w:val="20"/>
                 <w:rtl w:val="0"/>
               </w:rPr>
               <w:t xml:space="preserve">Priority</w:t>
@@ -720,16 +989,17 @@
       <w:tr>
         <w:trPr>
           <w:cantSplit w:val="0"/>
-          <w:tblHeader w:val="0"/>
+          <w:trHeight w:val="387.978515625" w:hRule="atLeast"/>
+          <w:tblHeader w:val="1"/>
         </w:trPr>
         <w:tc>
           <w:tcPr>
             <w:shd w:fill="auto" w:val="clear"/>
             <w:tcMar>
-              <w:top w:w="100.0" w:type="dxa"/>
-              <w:left w:w="100.0" w:type="dxa"/>
-              <w:bottom w:w="100.0" w:type="dxa"/>
-              <w:right w:w="100.0" w:type="dxa"/>
+              <w:top w:w="56.69291338582678" w:type="dxa"/>
+              <w:left w:w="56.69291338582678" w:type="dxa"/>
+              <w:bottom w:w="56.69291338582678" w:type="dxa"/>
+              <w:right w:w="56.69291338582678" w:type="dxa"/>
             </w:tcMar>
             <w:vAlign w:val="top"/>
           </w:tcPr>
@@ -750,24 +1020,29 @@
               <w:spacing w:after="0" w:before="0" w:line="240" w:lineRule="auto"/>
               <w:ind w:left="0" w:right="0" w:firstLine="0"/>
               <w:jc w:val="left"/>
-              <w:rPr/>
-            </w:pPr>
-            <w:r>
-              <w:rPr>
-                <w:rtl w:val="0"/>
-              </w:rPr>
-              <w:t xml:space="preserve">UR_…</w:t>
-            </w:r>
-          </w:p>
-        </w:tc>
-        <w:tc>
-          <w:tcPr>
-            <w:shd w:fill="auto" w:val="clear"/>
-            <w:tcMar>
-              <w:top w:w="100.0" w:type="dxa"/>
-              <w:left w:w="100.0" w:type="dxa"/>
-              <w:bottom w:w="100.0" w:type="dxa"/>
-              <w:right w:w="100.0" w:type="dxa"/>
+              <w:rPr>
+                <w:sz w:val="20"/>
+                <w:szCs w:val="20"/>
+              </w:rPr>
+            </w:pPr>
+            <w:r>
+              <w:rPr>
+                <w:sz w:val="20"/>
+                <w:szCs w:val="20"/>
+                <w:rtl w:val="0"/>
+              </w:rPr>
+              <w:t xml:space="preserve">UR_Start-Screen</w:t>
+            </w:r>
+          </w:p>
+        </w:tc>
+        <w:tc>
+          <w:tcPr>
+            <w:shd w:fill="auto" w:val="clear"/>
+            <w:tcMar>
+              <w:top w:w="56.69291338582678" w:type="dxa"/>
+              <w:left w:w="56.69291338582678" w:type="dxa"/>
+              <w:bottom w:w="56.69291338582678" w:type="dxa"/>
+              <w:right w:w="56.69291338582678" w:type="dxa"/>
             </w:tcMar>
             <w:vAlign w:val="top"/>
           </w:tcPr>
@@ -788,23 +1063,29 @@
               <w:spacing w:after="0" w:before="0" w:line="240" w:lineRule="auto"/>
               <w:ind w:left="0" w:right="0" w:firstLine="0"/>
               <w:jc w:val="left"/>
-              <w:rPr/>
-            </w:pPr>
-            <w:r>
-              <w:rPr>
-                <w:rtl w:val="0"/>
-              </w:rPr>
-            </w:r>
-          </w:p>
-        </w:tc>
-        <w:tc>
-          <w:tcPr>
-            <w:shd w:fill="auto" w:val="clear"/>
-            <w:tcMar>
-              <w:top w:w="100.0" w:type="dxa"/>
-              <w:left w:w="100.0" w:type="dxa"/>
-              <w:bottom w:w="100.0" w:type="dxa"/>
-              <w:right w:w="100.0" w:type="dxa"/>
+              <w:rPr>
+                <w:sz w:val="20"/>
+                <w:szCs w:val="20"/>
+              </w:rPr>
+            </w:pPr>
+            <w:r>
+              <w:rPr>
+                <w:sz w:val="20"/>
+                <w:szCs w:val="20"/>
+                <w:rtl w:val="0"/>
+              </w:rPr>
+              <w:t xml:space="preserve">Game opens on a start screen: Providing initial inventory selection and start button.</w:t>
+            </w:r>
+          </w:p>
+        </w:tc>
+        <w:tc>
+          <w:tcPr>
+            <w:shd w:fill="auto" w:val="clear"/>
+            <w:tcMar>
+              <w:top w:w="56.69291338582678" w:type="dxa"/>
+              <w:left w:w="56.69291338582678" w:type="dxa"/>
+              <w:bottom w:w="56.69291338582678" w:type="dxa"/>
+              <w:right w:w="56.69291338582678" w:type="dxa"/>
             </w:tcMar>
             <w:vAlign w:val="top"/>
           </w:tcPr>
@@ -825,10 +1106,15 @@
               <w:spacing w:after="0" w:before="0" w:line="240" w:lineRule="auto"/>
               <w:ind w:left="0" w:right="0" w:firstLine="0"/>
               <w:jc w:val="left"/>
-              <w:rPr/>
-            </w:pPr>
-            <w:r>
-              <w:rPr>
+              <w:rPr>
+                <w:sz w:val="20"/>
+                <w:szCs w:val="20"/>
+              </w:rPr>
+            </w:pPr>
+            <w:r>
+              <w:rPr>
+                <w:sz w:val="20"/>
+                <w:szCs w:val="20"/>
                 <w:rtl w:val="0"/>
               </w:rPr>
               <w:t xml:space="preserve">Shall</w:t>
@@ -839,16 +1125,17 @@
       <w:tr>
         <w:trPr>
           <w:cantSplit w:val="0"/>
-          <w:tblHeader w:val="0"/>
+          <w:trHeight w:val="387.978515625" w:hRule="atLeast"/>
+          <w:tblHeader w:val="1"/>
         </w:trPr>
         <w:tc>
           <w:tcPr>
             <w:shd w:fill="auto" w:val="clear"/>
             <w:tcMar>
-              <w:top w:w="100.0" w:type="dxa"/>
-              <w:left w:w="100.0" w:type="dxa"/>
-              <w:bottom w:w="100.0" w:type="dxa"/>
-              <w:right w:w="100.0" w:type="dxa"/>
+              <w:top w:w="56.69291338582678" w:type="dxa"/>
+              <w:left w:w="56.69291338582678" w:type="dxa"/>
+              <w:bottom w:w="56.69291338582678" w:type="dxa"/>
+              <w:right w:w="56.69291338582678" w:type="dxa"/>
             </w:tcMar>
             <w:vAlign w:val="top"/>
           </w:tcPr>
@@ -869,23 +1156,29 @@
               <w:spacing w:after="0" w:before="0" w:line="240" w:lineRule="auto"/>
               <w:ind w:left="0" w:right="0" w:firstLine="0"/>
               <w:jc w:val="left"/>
-              <w:rPr/>
-            </w:pPr>
-            <w:r>
-              <w:rPr>
-                <w:rtl w:val="0"/>
-              </w:rPr>
-            </w:r>
-          </w:p>
-        </w:tc>
-        <w:tc>
-          <w:tcPr>
-            <w:shd w:fill="auto" w:val="clear"/>
-            <w:tcMar>
-              <w:top w:w="100.0" w:type="dxa"/>
-              <w:left w:w="100.0" w:type="dxa"/>
-              <w:bottom w:w="100.0" w:type="dxa"/>
-              <w:right w:w="100.0" w:type="dxa"/>
+              <w:rPr>
+                <w:sz w:val="20"/>
+                <w:szCs w:val="20"/>
+              </w:rPr>
+            </w:pPr>
+            <w:r>
+              <w:rPr>
+                <w:sz w:val="20"/>
+                <w:szCs w:val="20"/>
+                <w:rtl w:val="0"/>
+              </w:rPr>
+              <w:t xml:space="preserve">UR_World</w:t>
+            </w:r>
+          </w:p>
+        </w:tc>
+        <w:tc>
+          <w:tcPr>
+            <w:shd w:fill="auto" w:val="clear"/>
+            <w:tcMar>
+              <w:top w:w="56.69291338582678" w:type="dxa"/>
+              <w:left w:w="56.69291338582678" w:type="dxa"/>
+              <w:bottom w:w="56.69291338582678" w:type="dxa"/>
+              <w:right w:w="56.69291338582678" w:type="dxa"/>
             </w:tcMar>
             <w:vAlign w:val="top"/>
           </w:tcPr>
@@ -906,23 +1199,29 @@
               <w:spacing w:after="0" w:before="0" w:line="240" w:lineRule="auto"/>
               <w:ind w:left="0" w:right="0" w:firstLine="0"/>
               <w:jc w:val="left"/>
-              <w:rPr/>
-            </w:pPr>
-            <w:r>
-              <w:rPr>
-                <w:rtl w:val="0"/>
-              </w:rPr>
-            </w:r>
-          </w:p>
-        </w:tc>
-        <w:tc>
-          <w:tcPr>
-            <w:shd w:fill="auto" w:val="clear"/>
-            <w:tcMar>
-              <w:top w:w="100.0" w:type="dxa"/>
-              <w:left w:w="100.0" w:type="dxa"/>
-              <w:bottom w:w="100.0" w:type="dxa"/>
-              <w:right w:w="100.0" w:type="dxa"/>
+              <w:rPr>
+                <w:sz w:val="20"/>
+                <w:szCs w:val="20"/>
+              </w:rPr>
+            </w:pPr>
+            <w:r>
+              <w:rPr>
+                <w:sz w:val="20"/>
+                <w:szCs w:val="20"/>
+                <w:rtl w:val="0"/>
+              </w:rPr>
+              <w:t xml:space="preserve">Game world will resemble the UoY campus. Will have limits that are intuitive to player.</w:t>
+            </w:r>
+          </w:p>
+        </w:tc>
+        <w:tc>
+          <w:tcPr>
+            <w:shd w:fill="auto" w:val="clear"/>
+            <w:tcMar>
+              <w:top w:w="56.69291338582678" w:type="dxa"/>
+              <w:left w:w="56.69291338582678" w:type="dxa"/>
+              <w:bottom w:w="56.69291338582678" w:type="dxa"/>
+              <w:right w:w="56.69291338582678" w:type="dxa"/>
             </w:tcMar>
             <w:vAlign w:val="top"/>
           </w:tcPr>
@@ -943,13 +1242,18 @@
               <w:spacing w:after="0" w:before="0" w:line="240" w:lineRule="auto"/>
               <w:ind w:left="0" w:right="0" w:firstLine="0"/>
               <w:jc w:val="left"/>
-              <w:rPr/>
-            </w:pPr>
-            <w:r>
-              <w:rPr>
-                <w:rtl w:val="0"/>
-              </w:rPr>
-              <w:t xml:space="preserve">Should</w:t>
+              <w:rPr>
+                <w:sz w:val="20"/>
+                <w:szCs w:val="20"/>
+              </w:rPr>
+            </w:pPr>
+            <w:r>
+              <w:rPr>
+                <w:sz w:val="20"/>
+                <w:szCs w:val="20"/>
+                <w:rtl w:val="0"/>
+              </w:rPr>
+              <w:t xml:space="preserve">Shall</w:t>
             </w:r>
           </w:p>
         </w:tc>
@@ -957,16 +1261,422 @@
       <w:tr>
         <w:trPr>
           <w:cantSplit w:val="0"/>
-          <w:tblHeader w:val="0"/>
+          <w:trHeight w:val="387.978515625" w:hRule="atLeast"/>
+          <w:tblHeader w:val="1"/>
         </w:trPr>
         <w:tc>
           <w:tcPr>
             <w:shd w:fill="auto" w:val="clear"/>
             <w:tcMar>
-              <w:top w:w="100.0" w:type="dxa"/>
-              <w:left w:w="100.0" w:type="dxa"/>
-              <w:bottom w:w="100.0" w:type="dxa"/>
-              <w:right w:w="100.0" w:type="dxa"/>
+              <w:top w:w="56.69291338582678" w:type="dxa"/>
+              <w:left w:w="56.69291338582678" w:type="dxa"/>
+              <w:bottom w:w="56.69291338582678" w:type="dxa"/>
+              <w:right w:w="56.69291338582678" w:type="dxa"/>
+            </w:tcMar>
+            <w:vAlign w:val="top"/>
+          </w:tcPr>
+          <w:p>
+            <w:pPr>
+              <w:widowControl w:val="0"/>
+              <w:spacing w:line="240" w:lineRule="auto"/>
+              <w:rPr>
+                <w:sz w:val="20"/>
+                <w:szCs w:val="20"/>
+              </w:rPr>
+            </w:pPr>
+            <w:r>
+              <w:rPr>
+                <w:sz w:val="20"/>
+                <w:szCs w:val="20"/>
+                <w:rtl w:val="0"/>
+              </w:rPr>
+              <w:t xml:space="preserve">UR_Goal</w:t>
+            </w:r>
+          </w:p>
+        </w:tc>
+        <w:tc>
+          <w:tcPr>
+            <w:shd w:fill="auto" w:val="clear"/>
+            <w:tcMar>
+              <w:top w:w="56.69291338582678" w:type="dxa"/>
+              <w:left w:w="56.69291338582678" w:type="dxa"/>
+              <w:bottom w:w="56.69291338582678" w:type="dxa"/>
+              <w:right w:w="56.69291338582678" w:type="dxa"/>
+            </w:tcMar>
+            <w:vAlign w:val="top"/>
+          </w:tcPr>
+          <w:p>
+            <w:pPr>
+              <w:widowControl w:val="0"/>
+              <w:spacing w:line="240" w:lineRule="auto"/>
+              <w:rPr>
+                <w:sz w:val="20"/>
+                <w:szCs w:val="20"/>
+              </w:rPr>
+            </w:pPr>
+            <w:r>
+              <w:rPr>
+                <w:sz w:val="20"/>
+                <w:szCs w:val="20"/>
+                <w:rtl w:val="0"/>
+              </w:rPr>
+              <w:t xml:space="preserve">The goal for the player is to reach a particular area.</w:t>
+            </w:r>
+          </w:p>
+          <w:p>
+            <w:pPr>
+              <w:widowControl w:val="0"/>
+              <w:spacing w:line="240" w:lineRule="auto"/>
+              <w:rPr>
+                <w:sz w:val="20"/>
+                <w:szCs w:val="20"/>
+              </w:rPr>
+            </w:pPr>
+            <w:r>
+              <w:rPr>
+                <w:sz w:val="20"/>
+                <w:szCs w:val="20"/>
+                <w:rtl w:val="0"/>
+              </w:rPr>
+              <w:t xml:space="preserve">The game will make sure the player knows this goal.</w:t>
+            </w:r>
+          </w:p>
+        </w:tc>
+        <w:tc>
+          <w:tcPr>
+            <w:shd w:fill="auto" w:val="clear"/>
+            <w:tcMar>
+              <w:top w:w="56.69291338582678" w:type="dxa"/>
+              <w:left w:w="56.69291338582678" w:type="dxa"/>
+              <w:bottom w:w="56.69291338582678" w:type="dxa"/>
+              <w:right w:w="56.69291338582678" w:type="dxa"/>
+            </w:tcMar>
+            <w:vAlign w:val="top"/>
+          </w:tcPr>
+          <w:p>
+            <w:pPr>
+              <w:widowControl w:val="0"/>
+              <w:spacing w:line="240" w:lineRule="auto"/>
+              <w:rPr>
+                <w:sz w:val="20"/>
+                <w:szCs w:val="20"/>
+              </w:rPr>
+            </w:pPr>
+            <w:r>
+              <w:rPr>
+                <w:sz w:val="20"/>
+                <w:szCs w:val="20"/>
+                <w:rtl w:val="0"/>
+              </w:rPr>
+              <w:t xml:space="preserve">Shall</w:t>
+            </w:r>
+          </w:p>
+        </w:tc>
+      </w:tr>
+      <w:tr>
+        <w:trPr>
+          <w:cantSplit w:val="0"/>
+          <w:trHeight w:val="387.978515625" w:hRule="atLeast"/>
+          <w:tblHeader w:val="1"/>
+        </w:trPr>
+        <w:tc>
+          <w:tcPr>
+            <w:shd w:fill="auto" w:val="clear"/>
+            <w:tcMar>
+              <w:top w:w="56.69291338582678" w:type="dxa"/>
+              <w:left w:w="56.69291338582678" w:type="dxa"/>
+              <w:bottom w:w="56.69291338582678" w:type="dxa"/>
+              <w:right w:w="56.69291338582678" w:type="dxa"/>
+            </w:tcMar>
+            <w:vAlign w:val="top"/>
+          </w:tcPr>
+          <w:p>
+            <w:pPr>
+              <w:widowControl w:val="0"/>
+              <w:spacing w:line="240" w:lineRule="auto"/>
+              <w:rPr>
+                <w:sz w:val="20"/>
+                <w:szCs w:val="20"/>
+              </w:rPr>
+            </w:pPr>
+            <w:r>
+              <w:rPr>
+                <w:sz w:val="20"/>
+                <w:szCs w:val="20"/>
+                <w:rtl w:val="0"/>
+              </w:rPr>
+              <w:t xml:space="preserve">UR_Character_Attributes</w:t>
+            </w:r>
+          </w:p>
+        </w:tc>
+        <w:tc>
+          <w:tcPr>
+            <w:shd w:fill="auto" w:val="clear"/>
+            <w:tcMar>
+              <w:top w:w="56.69291338582678" w:type="dxa"/>
+              <w:left w:w="56.69291338582678" w:type="dxa"/>
+              <w:bottom w:w="56.69291338582678" w:type="dxa"/>
+              <w:right w:w="56.69291338582678" w:type="dxa"/>
+            </w:tcMar>
+            <w:vAlign w:val="top"/>
+          </w:tcPr>
+          <w:p>
+            <w:pPr>
+              <w:widowControl w:val="0"/>
+              <w:spacing w:line="240" w:lineRule="auto"/>
+              <w:rPr>
+                <w:sz w:val="20"/>
+                <w:szCs w:val="20"/>
+              </w:rPr>
+            </w:pPr>
+            <w:r>
+              <w:rPr>
+                <w:sz w:val="20"/>
+                <w:szCs w:val="20"/>
+                <w:rtl w:val="0"/>
+              </w:rPr>
+              <w:t xml:space="preserve">Character avatar will represent an undergraduate student at the UoY. Player will have to manage the character's health and energy properties.</w:t>
+            </w:r>
+          </w:p>
+        </w:tc>
+        <w:tc>
+          <w:tcPr>
+            <w:shd w:fill="auto" w:val="clear"/>
+            <w:tcMar>
+              <w:top w:w="56.69291338582678" w:type="dxa"/>
+              <w:left w:w="56.69291338582678" w:type="dxa"/>
+              <w:bottom w:w="56.69291338582678" w:type="dxa"/>
+              <w:right w:w="56.69291338582678" w:type="dxa"/>
+            </w:tcMar>
+            <w:vAlign w:val="top"/>
+          </w:tcPr>
+          <w:p>
+            <w:pPr>
+              <w:widowControl w:val="0"/>
+              <w:spacing w:line="240" w:lineRule="auto"/>
+              <w:rPr>
+                <w:sz w:val="20"/>
+                <w:szCs w:val="20"/>
+              </w:rPr>
+            </w:pPr>
+            <w:r>
+              <w:rPr>
+                <w:sz w:val="20"/>
+                <w:szCs w:val="20"/>
+                <w:rtl w:val="0"/>
+              </w:rPr>
+              <w:t xml:space="preserve">Shall</w:t>
+            </w:r>
+          </w:p>
+        </w:tc>
+      </w:tr>
+      <w:tr>
+        <w:trPr>
+          <w:cantSplit w:val="0"/>
+          <w:trHeight w:val="387.978515625" w:hRule="atLeast"/>
+          <w:tblHeader w:val="1"/>
+        </w:trPr>
+        <w:tc>
+          <w:tcPr>
+            <w:shd w:fill="auto" w:val="clear"/>
+            <w:tcMar>
+              <w:top w:w="56.69291338582678" w:type="dxa"/>
+              <w:left w:w="56.69291338582678" w:type="dxa"/>
+              <w:bottom w:w="56.69291338582678" w:type="dxa"/>
+              <w:right w:w="56.69291338582678" w:type="dxa"/>
+            </w:tcMar>
+            <w:vAlign w:val="top"/>
+          </w:tcPr>
+          <w:p>
+            <w:pPr>
+              <w:widowControl w:val="0"/>
+              <w:spacing w:line="240" w:lineRule="auto"/>
+              <w:rPr>
+                <w:sz w:val="20"/>
+                <w:szCs w:val="20"/>
+              </w:rPr>
+            </w:pPr>
+            <w:r>
+              <w:rPr>
+                <w:sz w:val="20"/>
+                <w:szCs w:val="20"/>
+                <w:rtl w:val="0"/>
+              </w:rPr>
+              <w:t xml:space="preserve">UR_Timer</w:t>
+            </w:r>
+          </w:p>
+        </w:tc>
+        <w:tc>
+          <w:tcPr>
+            <w:shd w:fill="auto" w:val="clear"/>
+            <w:tcMar>
+              <w:top w:w="56.69291338582678" w:type="dxa"/>
+              <w:left w:w="56.69291338582678" w:type="dxa"/>
+              <w:bottom w:w="56.69291338582678" w:type="dxa"/>
+              <w:right w:w="56.69291338582678" w:type="dxa"/>
+            </w:tcMar>
+            <w:vAlign w:val="top"/>
+          </w:tcPr>
+          <w:p>
+            <w:pPr>
+              <w:widowControl w:val="0"/>
+              <w:spacing w:line="240" w:lineRule="auto"/>
+              <w:rPr>
+                <w:sz w:val="20"/>
+                <w:szCs w:val="20"/>
+              </w:rPr>
+            </w:pPr>
+            <w:r>
+              <w:rPr>
+                <w:sz w:val="20"/>
+                <w:szCs w:val="20"/>
+                <w:rtl w:val="0"/>
+              </w:rPr>
+              <w:t xml:space="preserve">A run of the game will last a maximum of 5 minutes. Time remaining at the end of a run, with the goal complete, will positively affect score.</w:t>
+            </w:r>
+          </w:p>
+        </w:tc>
+        <w:tc>
+          <w:tcPr>
+            <w:shd w:fill="auto" w:val="clear"/>
+            <w:tcMar>
+              <w:top w:w="56.69291338582678" w:type="dxa"/>
+              <w:left w:w="56.69291338582678" w:type="dxa"/>
+              <w:bottom w:w="56.69291338582678" w:type="dxa"/>
+              <w:right w:w="56.69291338582678" w:type="dxa"/>
+            </w:tcMar>
+            <w:vAlign w:val="top"/>
+          </w:tcPr>
+          <w:p>
+            <w:pPr>
+              <w:widowControl w:val="0"/>
+              <w:spacing w:line="240" w:lineRule="auto"/>
+              <w:rPr>
+                <w:sz w:val="20"/>
+                <w:szCs w:val="20"/>
+              </w:rPr>
+            </w:pPr>
+            <w:r>
+              <w:rPr>
+                <w:sz w:val="20"/>
+                <w:szCs w:val="20"/>
+                <w:rtl w:val="0"/>
+              </w:rPr>
+              <w:t xml:space="preserve">Shall</w:t>
+            </w:r>
+          </w:p>
+        </w:tc>
+      </w:tr>
+      <w:tr>
+        <w:trPr>
+          <w:cantSplit w:val="0"/>
+          <w:trHeight w:val="387.978515625" w:hRule="atLeast"/>
+          <w:tblHeader w:val="1"/>
+        </w:trPr>
+        <w:tc>
+          <w:tcPr>
+            <w:shd w:fill="auto" w:val="clear"/>
+            <w:tcMar>
+              <w:top w:w="56.69291338582678" w:type="dxa"/>
+              <w:left w:w="56.69291338582678" w:type="dxa"/>
+              <w:bottom w:w="56.69291338582678" w:type="dxa"/>
+              <w:right w:w="56.69291338582678" w:type="dxa"/>
+            </w:tcMar>
+            <w:vAlign w:val="top"/>
+          </w:tcPr>
+          <w:p>
+            <w:pPr>
+              <w:widowControl w:val="0"/>
+              <w:spacing w:line="240" w:lineRule="auto"/>
+              <w:rPr>
+                <w:sz w:val="20"/>
+                <w:szCs w:val="20"/>
+              </w:rPr>
+            </w:pPr>
+            <w:r>
+              <w:rPr>
+                <w:sz w:val="20"/>
+                <w:szCs w:val="20"/>
+                <w:rtl w:val="0"/>
+              </w:rPr>
+              <w:t xml:space="preserve">UR_Geese</w:t>
+            </w:r>
+          </w:p>
+        </w:tc>
+        <w:tc>
+          <w:tcPr>
+            <w:shd w:fill="auto" w:val="clear"/>
+            <w:tcMar>
+              <w:top w:w="56.69291338582678" w:type="dxa"/>
+              <w:left w:w="56.69291338582678" w:type="dxa"/>
+              <w:bottom w:w="56.69291338582678" w:type="dxa"/>
+              <w:right w:w="56.69291338582678" w:type="dxa"/>
+            </w:tcMar>
+            <w:vAlign w:val="top"/>
+          </w:tcPr>
+          <w:p>
+            <w:pPr>
+              <w:widowControl w:val="0"/>
+              <w:spacing w:line="240" w:lineRule="auto"/>
+              <w:rPr>
+                <w:sz w:val="20"/>
+                <w:szCs w:val="20"/>
+              </w:rPr>
+            </w:pPr>
+            <w:r>
+              <w:rPr>
+                <w:sz w:val="20"/>
+                <w:szCs w:val="20"/>
+                <w:rtl w:val="0"/>
+              </w:rPr>
+              <w:t xml:space="preserve">Many geese, portrayed as hungry, are an obstacle to the player’s goal.</w:t>
+            </w:r>
+          </w:p>
+        </w:tc>
+        <w:tc>
+          <w:tcPr>
+            <w:shd w:fill="auto" w:val="clear"/>
+            <w:tcMar>
+              <w:top w:w="56.69291338582678" w:type="dxa"/>
+              <w:left w:w="56.69291338582678" w:type="dxa"/>
+              <w:bottom w:w="56.69291338582678" w:type="dxa"/>
+              <w:right w:w="56.69291338582678" w:type="dxa"/>
+            </w:tcMar>
+            <w:vAlign w:val="top"/>
+          </w:tcPr>
+          <w:p>
+            <w:pPr>
+              <w:widowControl w:val="0"/>
+              <w:spacing w:line="240" w:lineRule="auto"/>
+              <w:rPr>
+                <w:sz w:val="20"/>
+                <w:szCs w:val="20"/>
+              </w:rPr>
+            </w:pPr>
+            <w:r>
+              <w:rPr>
+                <w:sz w:val="20"/>
+                <w:szCs w:val="20"/>
+                <w:rtl w:val="0"/>
+              </w:rPr>
+              <w:t xml:space="preserve">Shall</w:t>
+            </w:r>
+          </w:p>
+        </w:tc>
+      </w:tr>
+      <w:tr>
+        <w:trPr>
+          <w:cantSplit w:val="0"/>
+          <w:tblHeader w:val="1"/>
+        </w:trPr>
+        <w:tc>
+          <w:tcPr>
+            <w:shd w:fill="auto" w:val="clear"/>
+            <w:tcMar>
+              <w:top w:w="56.69291338582678" w:type="dxa"/>
+              <w:left w:w="56.69291338582678" w:type="dxa"/>
+              <w:bottom w:w="56.69291338582678" w:type="dxa"/>
+              <w:right w:w="56.69291338582678" w:type="dxa"/>
             </w:tcMar>
             <w:vAlign w:val="top"/>
           </w:tcPr>
@@ -987,23 +1697,29 @@
               <w:spacing w:after="0" w:before="0" w:line="240" w:lineRule="auto"/>
               <w:ind w:left="0" w:right="0" w:firstLine="0"/>
               <w:jc w:val="left"/>
-              <w:rPr/>
-            </w:pPr>
-            <w:r>
-              <w:rPr>
-                <w:rtl w:val="0"/>
-              </w:rPr>
-            </w:r>
-          </w:p>
-        </w:tc>
-        <w:tc>
-          <w:tcPr>
-            <w:shd w:fill="auto" w:val="clear"/>
-            <w:tcMar>
-              <w:top w:w="100.0" w:type="dxa"/>
-              <w:left w:w="100.0" w:type="dxa"/>
-              <w:bottom w:w="100.0" w:type="dxa"/>
-              <w:right w:w="100.0" w:type="dxa"/>
+              <w:rPr>
+                <w:sz w:val="20"/>
+                <w:szCs w:val="20"/>
+              </w:rPr>
+            </w:pPr>
+            <w:r>
+              <w:rPr>
+                <w:sz w:val="20"/>
+                <w:szCs w:val="20"/>
+                <w:rtl w:val="0"/>
+              </w:rPr>
+              <w:t xml:space="preserve">UR_Items</w:t>
+            </w:r>
+          </w:p>
+        </w:tc>
+        <w:tc>
+          <w:tcPr>
+            <w:shd w:fill="auto" w:val="clear"/>
+            <w:tcMar>
+              <w:top w:w="56.69291338582678" w:type="dxa"/>
+              <w:left w:w="56.69291338582678" w:type="dxa"/>
+              <w:bottom w:w="56.69291338582678" w:type="dxa"/>
+              <w:right w:w="56.69291338582678" w:type="dxa"/>
             </w:tcMar>
             <w:vAlign w:val="top"/>
           </w:tcPr>
@@ -1024,23 +1740,66 @@
               <w:spacing w:after="0" w:before="0" w:line="240" w:lineRule="auto"/>
               <w:ind w:left="0" w:right="0" w:firstLine="0"/>
               <w:jc w:val="left"/>
-              <w:rPr/>
-            </w:pPr>
-            <w:r>
-              <w:rPr>
-                <w:rtl w:val="0"/>
-              </w:rPr>
-            </w:r>
-          </w:p>
-        </w:tc>
-        <w:tc>
-          <w:tcPr>
-            <w:shd w:fill="auto" w:val="clear"/>
-            <w:tcMar>
-              <w:top w:w="100.0" w:type="dxa"/>
-              <w:left w:w="100.0" w:type="dxa"/>
-              <w:bottom w:w="100.0" w:type="dxa"/>
-              <w:right w:w="100.0" w:type="dxa"/>
+              <w:rPr>
+                <w:sz w:val="20"/>
+                <w:szCs w:val="20"/>
+              </w:rPr>
+            </w:pPr>
+            <w:r>
+              <w:rPr>
+                <w:sz w:val="20"/>
+                <w:szCs w:val="20"/>
+                <w:rtl w:val="0"/>
+              </w:rPr>
+              <w:t xml:space="preserve">Items are collectable and usable by the player to affect the game world and the geese. Item use that better suits the goal will positively affect score.</w:t>
+            </w:r>
+          </w:p>
+        </w:tc>
+        <w:tc>
+          <w:tcPr>
+            <w:shd w:fill="auto" w:val="clear"/>
+            <w:tcMar>
+              <w:top w:w="56.69291338582678" w:type="dxa"/>
+              <w:left w:w="56.69291338582678" w:type="dxa"/>
+              <w:bottom w:w="56.69291338582678" w:type="dxa"/>
+              <w:right w:w="56.69291338582678" w:type="dxa"/>
+            </w:tcMar>
+            <w:vAlign w:val="top"/>
+          </w:tcPr>
+          <w:p>
+            <w:pPr>
+              <w:widowControl w:val="0"/>
+              <w:spacing w:line="240" w:lineRule="auto"/>
+              <w:ind w:left="0" w:right="5.0787401574808655" w:firstLine="0"/>
+              <w:rPr>
+                <w:sz w:val="20"/>
+                <w:szCs w:val="20"/>
+              </w:rPr>
+            </w:pPr>
+            <w:r>
+              <w:rPr>
+                <w:sz w:val="20"/>
+                <w:szCs w:val="20"/>
+                <w:rtl w:val="0"/>
+              </w:rPr>
+              <w:t xml:space="preserve">Shall</w:t>
+            </w:r>
+          </w:p>
+        </w:tc>
+      </w:tr>
+      <w:tr>
+        <w:trPr>
+          <w:cantSplit w:val="0"/>
+          <w:tblHeader w:val="1"/>
+        </w:trPr>
+        <w:tc>
+          <w:tcPr>
+            <w:shd w:fill="auto" w:val="clear"/>
+            <w:tcMar>
+              <w:top w:w="56.69291338582678" w:type="dxa"/>
+              <w:left w:w="56.69291338582678" w:type="dxa"/>
+              <w:bottom w:w="56.69291338582678" w:type="dxa"/>
+              <w:right w:w="56.69291338582678" w:type="dxa"/>
             </w:tcMar>
             <w:vAlign w:val="top"/>
           </w:tcPr>
@@ -1061,29 +1820,29 @@
               <w:spacing w:after="0" w:before="0" w:line="240" w:lineRule="auto"/>
               <w:ind w:left="0" w:right="0" w:firstLine="0"/>
               <w:jc w:val="left"/>
-              <w:rPr/>
-            </w:pPr>
-            <w:r>
-              <w:rPr>
-                <w:rtl w:val="0"/>
-              </w:rPr>
-            </w:r>
-          </w:p>
-        </w:tc>
-      </w:tr>
-      <w:tr>
-        <w:trPr>
-          <w:cantSplit w:val="0"/>
-          <w:tblHeader w:val="0"/>
-        </w:trPr>
-        <w:tc>
-          <w:tcPr>
-            <w:shd w:fill="auto" w:val="clear"/>
-            <w:tcMar>
-              <w:top w:w="100.0" w:type="dxa"/>
-              <w:left w:w="100.0" w:type="dxa"/>
-              <w:bottom w:w="100.0" w:type="dxa"/>
-              <w:right w:w="100.0" w:type="dxa"/>
+              <w:rPr>
+                <w:sz w:val="20"/>
+                <w:szCs w:val="20"/>
+              </w:rPr>
+            </w:pPr>
+            <w:r>
+              <w:rPr>
+                <w:sz w:val="20"/>
+                <w:szCs w:val="20"/>
+                <w:rtl w:val="0"/>
+              </w:rPr>
+              <w:t xml:space="preserve">UR_Events</w:t>
+            </w:r>
+          </w:p>
+        </w:tc>
+        <w:tc>
+          <w:tcPr>
+            <w:shd w:fill="auto" w:val="clear"/>
+            <w:tcMar>
+              <w:top w:w="56.69291338582678" w:type="dxa"/>
+              <w:left w:w="56.69291338582678" w:type="dxa"/>
+              <w:bottom w:w="56.69291338582678" w:type="dxa"/>
+              <w:right w:w="56.69291338582678" w:type="dxa"/>
             </w:tcMar>
             <w:vAlign w:val="top"/>
           </w:tcPr>
@@ -1104,24 +1863,162 @@
               <w:spacing w:after="0" w:before="0" w:line="240" w:lineRule="auto"/>
               <w:ind w:left="0" w:right="0" w:firstLine="0"/>
               <w:jc w:val="left"/>
-              <w:rPr/>
-            </w:pPr>
-            <w:r>
-              <w:rPr>
-                <w:rtl w:val="0"/>
-              </w:rPr>
-              <w:t xml:space="preserve">UR_Geese_Variations</w:t>
-            </w:r>
-          </w:p>
-        </w:tc>
-        <w:tc>
-          <w:tcPr>
-            <w:shd w:fill="auto" w:val="clear"/>
-            <w:tcMar>
-              <w:top w:w="100.0" w:type="dxa"/>
-              <w:left w:w="100.0" w:type="dxa"/>
-              <w:bottom w:w="100.0" w:type="dxa"/>
-              <w:right w:w="100.0" w:type="dxa"/>
+              <w:rPr>
+                <w:sz w:val="20"/>
+                <w:szCs w:val="20"/>
+              </w:rPr>
+            </w:pPr>
+            <w:r>
+              <w:rPr>
+                <w:sz w:val="20"/>
+                <w:szCs w:val="20"/>
+                <w:rtl w:val="0"/>
+              </w:rPr>
+              <w:t xml:space="preserve">Events are triggered by the player and cause fun interactions. Managing events correctly will increase score.</w:t>
+            </w:r>
+          </w:p>
+        </w:tc>
+        <w:tc>
+          <w:tcPr>
+            <w:shd w:fill="auto" w:val="clear"/>
+            <w:tcMar>
+              <w:top w:w="56.69291338582678" w:type="dxa"/>
+              <w:left w:w="56.69291338582678" w:type="dxa"/>
+              <w:bottom w:w="56.69291338582678" w:type="dxa"/>
+              <w:right w:w="56.69291338582678" w:type="dxa"/>
+            </w:tcMar>
+            <w:vAlign w:val="top"/>
+          </w:tcPr>
+          <w:p>
+            <w:pPr>
+              <w:widowControl w:val="0"/>
+              <w:spacing w:line="240" w:lineRule="auto"/>
+              <w:ind w:left="0" w:firstLine="0"/>
+              <w:rPr>
+                <w:sz w:val="20"/>
+                <w:szCs w:val="20"/>
+              </w:rPr>
+            </w:pPr>
+            <w:r>
+              <w:rPr>
+                <w:sz w:val="20"/>
+                <w:szCs w:val="20"/>
+                <w:rtl w:val="0"/>
+              </w:rPr>
+              <w:t xml:space="preserve">Shall</w:t>
+            </w:r>
+          </w:p>
+        </w:tc>
+      </w:tr>
+      <w:tr>
+        <w:trPr>
+          <w:cantSplit w:val="0"/>
+          <w:tblHeader w:val="0"/>
+        </w:trPr>
+        <w:tc>
+          <w:tcPr>
+            <w:shd w:fill="auto" w:val="clear"/>
+            <w:tcMar>
+              <w:top w:w="56.69291338582678" w:type="dxa"/>
+              <w:left w:w="56.69291338582678" w:type="dxa"/>
+              <w:bottom w:w="56.69291338582678" w:type="dxa"/>
+              <w:right w:w="56.69291338582678" w:type="dxa"/>
+            </w:tcMar>
+            <w:vAlign w:val="top"/>
+          </w:tcPr>
+          <w:p>
+            <w:pPr>
+              <w:widowControl w:val="0"/>
+              <w:spacing w:line="240" w:lineRule="auto"/>
+              <w:rPr>
+                <w:sz w:val="20"/>
+                <w:szCs w:val="20"/>
+              </w:rPr>
+            </w:pPr>
+            <w:r>
+              <w:rPr>
+                <w:sz w:val="20"/>
+                <w:szCs w:val="20"/>
+                <w:rtl w:val="0"/>
+              </w:rPr>
+              <w:t xml:space="preserve">UR_Score</w:t>
+            </w:r>
+          </w:p>
+        </w:tc>
+        <w:tc>
+          <w:tcPr>
+            <w:shd w:fill="auto" w:val="clear"/>
+            <w:tcMar>
+              <w:top w:w="56.69291338582678" w:type="dxa"/>
+              <w:left w:w="56.69291338582678" w:type="dxa"/>
+              <w:bottom w:w="56.69291338582678" w:type="dxa"/>
+              <w:right w:w="56.69291338582678" w:type="dxa"/>
+            </w:tcMar>
+            <w:vAlign w:val="top"/>
+          </w:tcPr>
+          <w:p>
+            <w:pPr>
+              <w:widowControl w:val="0"/>
+              <w:spacing w:line="240" w:lineRule="auto"/>
+              <w:rPr>
+                <w:sz w:val="20"/>
+                <w:szCs w:val="20"/>
+              </w:rPr>
+            </w:pPr>
+            <w:r>
+              <w:rPr>
+                <w:sz w:val="20"/>
+                <w:szCs w:val="20"/>
+                <w:rtl w:val="0"/>
+              </w:rPr>
+              <w:t xml:space="preserve">Ending a run with the goal accomplished and a higher score is a better result.</w:t>
+            </w:r>
+          </w:p>
+        </w:tc>
+        <w:tc>
+          <w:tcPr>
+            <w:shd w:fill="auto" w:val="clear"/>
+            <w:tcMar>
+              <w:top w:w="56.69291338582678" w:type="dxa"/>
+              <w:left w:w="56.69291338582678" w:type="dxa"/>
+              <w:bottom w:w="56.69291338582678" w:type="dxa"/>
+              <w:right w:w="56.69291338582678" w:type="dxa"/>
+            </w:tcMar>
+            <w:vAlign w:val="top"/>
+          </w:tcPr>
+          <w:p>
+            <w:pPr>
+              <w:widowControl w:val="0"/>
+              <w:spacing w:line="240" w:lineRule="auto"/>
+              <w:rPr>
+                <w:sz w:val="20"/>
+                <w:szCs w:val="20"/>
+              </w:rPr>
+            </w:pPr>
+            <w:r>
+              <w:rPr>
+                <w:sz w:val="20"/>
+                <w:szCs w:val="20"/>
+                <w:rtl w:val="0"/>
+              </w:rPr>
+              <w:t xml:space="preserve">Shall</w:t>
+            </w:r>
+          </w:p>
+        </w:tc>
+      </w:tr>
+      <w:tr>
+        <w:trPr>
+          <w:cantSplit w:val="0"/>
+          <w:tblHeader w:val="0"/>
+        </w:trPr>
+        <w:tc>
+          <w:tcPr>
+            <w:shd w:fill="auto" w:val="clear"/>
+            <w:tcMar>
+              <w:top w:w="56.69291338582678" w:type="dxa"/>
+              <w:left w:w="56.69291338582678" w:type="dxa"/>
+              <w:bottom w:w="56.69291338582678" w:type="dxa"/>
+              <w:right w:w="56.69291338582678" w:type="dxa"/>
             </w:tcMar>
             <w:vAlign w:val="top"/>
           </w:tcPr>
@@ -1142,35 +2039,29 @@
               <w:spacing w:after="0" w:before="0" w:line="240" w:lineRule="auto"/>
               <w:ind w:left="0" w:right="0" w:firstLine="0"/>
               <w:jc w:val="left"/>
-              <w:rPr/>
-            </w:pPr>
-            <w:r>
-              <w:rPr>
-                <w:rtl w:val="0"/>
-              </w:rPr>
-              <w:t xml:space="preserve">G</w:t>
-            </w:r>
-            <w:r>
-              <w:rPr>
-                <w:rtl w:val="0"/>
-              </w:rPr>
-              <w:t xml:space="preserve">eese come in 2 or more models. Distinct geese are more rare, do more damage, cannot be dispersed as easily…</w:t>
-            </w:r>
-            <w:r>
-              <w:rPr>
-                <w:rtl w:val="0"/>
-              </w:rPr>
-            </w:r>
-          </w:p>
-        </w:tc>
-        <w:tc>
-          <w:tcPr>
-            <w:shd w:fill="auto" w:val="clear"/>
-            <w:tcMar>
-              <w:top w:w="100.0" w:type="dxa"/>
-              <w:left w:w="100.0" w:type="dxa"/>
-              <w:bottom w:w="100.0" w:type="dxa"/>
-              <w:right w:w="100.0" w:type="dxa"/>
+              <w:rPr>
+                <w:sz w:val="20"/>
+                <w:szCs w:val="20"/>
+              </w:rPr>
+            </w:pPr>
+            <w:r>
+              <w:rPr>
+                <w:sz w:val="20"/>
+                <w:szCs w:val="20"/>
+                <w:rtl w:val="0"/>
+              </w:rPr>
+              <w:t xml:space="preserve">UR_Movement</w:t>
+            </w:r>
+          </w:p>
+        </w:tc>
+        <w:tc>
+          <w:tcPr>
+            <w:shd w:fill="auto" w:val="clear"/>
+            <w:tcMar>
+              <w:top w:w="56.69291338582678" w:type="dxa"/>
+              <w:left w:w="56.69291338582678" w:type="dxa"/>
+              <w:bottom w:w="56.69291338582678" w:type="dxa"/>
+              <w:right w:w="56.69291338582678" w:type="dxa"/>
             </w:tcMar>
             <w:vAlign w:val="top"/>
           </w:tcPr>
@@ -1191,10 +2082,1154 @@
               <w:spacing w:after="0" w:before="0" w:line="240" w:lineRule="auto"/>
               <w:ind w:left="0" w:right="0" w:firstLine="0"/>
               <w:jc w:val="left"/>
-              <w:rPr/>
-            </w:pPr>
-            <w:r>
-              <w:rPr>
+              <w:rPr>
+                <w:sz w:val="20"/>
+                <w:szCs w:val="20"/>
+              </w:rPr>
+            </w:pPr>
+            <w:r>
+              <w:rPr>
+                <w:sz w:val="20"/>
+                <w:szCs w:val="20"/>
+                <w:rtl w:val="0"/>
+              </w:rPr>
+              <w:t xml:space="preserve">Player can move around within the limits of the campus world.</w:t>
+            </w:r>
+          </w:p>
+        </w:tc>
+        <w:tc>
+          <w:tcPr>
+            <w:shd w:fill="auto" w:val="clear"/>
+            <w:tcMar>
+              <w:top w:w="56.69291338582678" w:type="dxa"/>
+              <w:left w:w="56.69291338582678" w:type="dxa"/>
+              <w:bottom w:w="56.69291338582678" w:type="dxa"/>
+              <w:right w:w="56.69291338582678" w:type="dxa"/>
+            </w:tcMar>
+            <w:vAlign w:val="top"/>
+          </w:tcPr>
+          <w:p>
+            <w:pPr>
+              <w:keepNext w:val="0"/>
+              <w:keepLines w:val="0"/>
+              <w:pageBreakBefore w:val="0"/>
+              <w:widowControl w:val="0"/>
+              <w:pBdr>
+                <w:top w:space="0" w:sz="0" w:val="nil"/>
+                <w:left w:space="0" w:sz="0" w:val="nil"/>
+                <w:bottom w:space="0" w:sz="0" w:val="nil"/>
+                <w:right w:space="0" w:sz="0" w:val="nil"/>
+                <w:between w:space="0" w:sz="0" w:val="nil"/>
+              </w:pBdr>
+              <w:shd w:fill="auto" w:val="clear"/>
+              <w:spacing w:after="0" w:before="0" w:line="240" w:lineRule="auto"/>
+              <w:ind w:left="0" w:right="0" w:firstLine="0"/>
+              <w:jc w:val="left"/>
+              <w:rPr>
+                <w:sz w:val="20"/>
+                <w:szCs w:val="20"/>
+              </w:rPr>
+            </w:pPr>
+            <w:r>
+              <w:rPr>
+                <w:sz w:val="20"/>
+                <w:szCs w:val="20"/>
+                <w:rtl w:val="0"/>
+              </w:rPr>
+              <w:t xml:space="preserve">Shall</w:t>
+            </w:r>
+          </w:p>
+        </w:tc>
+      </w:tr>
+      <w:tr>
+        <w:trPr>
+          <w:cantSplit w:val="0"/>
+          <w:tblHeader w:val="0"/>
+        </w:trPr>
+        <w:tc>
+          <w:tcPr>
+            <w:shd w:fill="auto" w:val="clear"/>
+            <w:tcMar>
+              <w:top w:w="56.69291338582678" w:type="dxa"/>
+              <w:left w:w="56.69291338582678" w:type="dxa"/>
+              <w:bottom w:w="56.69291338582678" w:type="dxa"/>
+              <w:right w:w="56.69291338582678" w:type="dxa"/>
+            </w:tcMar>
+            <w:vAlign w:val="top"/>
+          </w:tcPr>
+          <w:p>
+            <w:pPr>
+              <w:keepNext w:val="0"/>
+              <w:keepLines w:val="0"/>
+              <w:pageBreakBefore w:val="0"/>
+              <w:widowControl w:val="0"/>
+              <w:pBdr>
+                <w:top w:space="0" w:sz="0" w:val="nil"/>
+                <w:left w:space="0" w:sz="0" w:val="nil"/>
+                <w:bottom w:space="0" w:sz="0" w:val="nil"/>
+                <w:right w:space="0" w:sz="0" w:val="nil"/>
+                <w:between w:space="0" w:sz="0" w:val="nil"/>
+              </w:pBdr>
+              <w:shd w:fill="auto" w:val="clear"/>
+              <w:spacing w:after="0" w:before="0" w:line="240" w:lineRule="auto"/>
+              <w:ind w:left="0" w:right="0" w:firstLine="0"/>
+              <w:jc w:val="left"/>
+              <w:rPr>
+                <w:sz w:val="20"/>
+                <w:szCs w:val="20"/>
+              </w:rPr>
+            </w:pPr>
+            <w:r>
+              <w:rPr>
+                <w:sz w:val="20"/>
+                <w:szCs w:val="20"/>
+                <w:rtl w:val="0"/>
+              </w:rPr>
+              <w:t xml:space="preserve">UR_Pause</w:t>
+            </w:r>
+          </w:p>
+        </w:tc>
+        <w:tc>
+          <w:tcPr>
+            <w:shd w:fill="auto" w:val="clear"/>
+            <w:tcMar>
+              <w:top w:w="56.69291338582678" w:type="dxa"/>
+              <w:left w:w="56.69291338582678" w:type="dxa"/>
+              <w:bottom w:w="56.69291338582678" w:type="dxa"/>
+              <w:right w:w="56.69291338582678" w:type="dxa"/>
+            </w:tcMar>
+            <w:vAlign w:val="top"/>
+          </w:tcPr>
+          <w:p>
+            <w:pPr>
+              <w:keepNext w:val="0"/>
+              <w:keepLines w:val="0"/>
+              <w:pageBreakBefore w:val="0"/>
+              <w:widowControl w:val="0"/>
+              <w:pBdr>
+                <w:top w:space="0" w:sz="0" w:val="nil"/>
+                <w:left w:space="0" w:sz="0" w:val="nil"/>
+                <w:bottom w:space="0" w:sz="0" w:val="nil"/>
+                <w:right w:space="0" w:sz="0" w:val="nil"/>
+                <w:between w:space="0" w:sz="0" w:val="nil"/>
+              </w:pBdr>
+              <w:shd w:fill="auto" w:val="clear"/>
+              <w:spacing w:after="0" w:before="0" w:line="240" w:lineRule="auto"/>
+              <w:ind w:left="0" w:right="0" w:firstLine="0"/>
+              <w:jc w:val="left"/>
+              <w:rPr>
+                <w:sz w:val="20"/>
+                <w:szCs w:val="20"/>
+              </w:rPr>
+            </w:pPr>
+            <w:r>
+              <w:rPr>
+                <w:sz w:val="20"/>
+                <w:szCs w:val="20"/>
+                <w:rtl w:val="0"/>
+              </w:rPr>
+              <w:t xml:space="preserve">Game allows pause at any point in a run.</w:t>
+            </w:r>
+          </w:p>
+        </w:tc>
+        <w:tc>
+          <w:tcPr>
+            <w:shd w:fill="auto" w:val="clear"/>
+            <w:tcMar>
+              <w:top w:w="56.69291338582678" w:type="dxa"/>
+              <w:left w:w="56.69291338582678" w:type="dxa"/>
+              <w:bottom w:w="56.69291338582678" w:type="dxa"/>
+              <w:right w:w="56.69291338582678" w:type="dxa"/>
+            </w:tcMar>
+            <w:vAlign w:val="top"/>
+          </w:tcPr>
+          <w:p>
+            <w:pPr>
+              <w:keepNext w:val="0"/>
+              <w:keepLines w:val="0"/>
+              <w:pageBreakBefore w:val="0"/>
+              <w:widowControl w:val="0"/>
+              <w:pBdr>
+                <w:top w:space="0" w:sz="0" w:val="nil"/>
+                <w:left w:space="0" w:sz="0" w:val="nil"/>
+                <w:bottom w:space="0" w:sz="0" w:val="nil"/>
+                <w:right w:space="0" w:sz="0" w:val="nil"/>
+                <w:between w:space="0" w:sz="0" w:val="nil"/>
+              </w:pBdr>
+              <w:shd w:fill="auto" w:val="clear"/>
+              <w:spacing w:after="0" w:before="0" w:line="240" w:lineRule="auto"/>
+              <w:ind w:left="0" w:right="0" w:firstLine="0"/>
+              <w:jc w:val="left"/>
+              <w:rPr>
+                <w:sz w:val="20"/>
+                <w:szCs w:val="20"/>
+              </w:rPr>
+            </w:pPr>
+            <w:r>
+              <w:rPr>
+                <w:sz w:val="20"/>
+                <w:szCs w:val="20"/>
+                <w:rtl w:val="0"/>
+              </w:rPr>
+              <w:t xml:space="preserve">Shall</w:t>
+            </w:r>
+          </w:p>
+        </w:tc>
+      </w:tr>
+      <w:tr>
+        <w:trPr>
+          <w:cantSplit w:val="0"/>
+          <w:tblHeader w:val="0"/>
+        </w:trPr>
+        <w:tc>
+          <w:tcPr>
+            <w:shd w:fill="auto" w:val="clear"/>
+            <w:tcMar>
+              <w:top w:w="56.69291338582678" w:type="dxa"/>
+              <w:left w:w="56.69291338582678" w:type="dxa"/>
+              <w:bottom w:w="56.69291338582678" w:type="dxa"/>
+              <w:right w:w="56.69291338582678" w:type="dxa"/>
+            </w:tcMar>
+            <w:vAlign w:val="top"/>
+          </w:tcPr>
+          <w:p>
+            <w:pPr>
+              <w:keepNext w:val="0"/>
+              <w:keepLines w:val="0"/>
+              <w:pageBreakBefore w:val="0"/>
+              <w:widowControl w:val="0"/>
+              <w:pBdr>
+                <w:top w:space="0" w:sz="0" w:val="nil"/>
+                <w:left w:space="0" w:sz="0" w:val="nil"/>
+                <w:bottom w:space="0" w:sz="0" w:val="nil"/>
+                <w:right w:space="0" w:sz="0" w:val="nil"/>
+                <w:between w:space="0" w:sz="0" w:val="nil"/>
+              </w:pBdr>
+              <w:shd w:fill="auto" w:val="clear"/>
+              <w:spacing w:after="0" w:before="0" w:line="240" w:lineRule="auto"/>
+              <w:ind w:left="0" w:right="0" w:firstLine="0"/>
+              <w:jc w:val="left"/>
+              <w:rPr>
+                <w:sz w:val="20"/>
+                <w:szCs w:val="20"/>
+              </w:rPr>
+            </w:pPr>
+            <w:r>
+              <w:rPr>
+                <w:sz w:val="20"/>
+                <w:szCs w:val="20"/>
+                <w:rtl w:val="0"/>
+              </w:rPr>
+              <w:t xml:space="preserve">UR_OSes</w:t>
+            </w:r>
+          </w:p>
+        </w:tc>
+        <w:tc>
+          <w:tcPr>
+            <w:shd w:fill="auto" w:val="clear"/>
+            <w:tcMar>
+              <w:top w:w="56.69291338582678" w:type="dxa"/>
+              <w:left w:w="56.69291338582678" w:type="dxa"/>
+              <w:bottom w:w="56.69291338582678" w:type="dxa"/>
+              <w:right w:w="56.69291338582678" w:type="dxa"/>
+            </w:tcMar>
+            <w:vAlign w:val="top"/>
+          </w:tcPr>
+          <w:p>
+            <w:pPr>
+              <w:keepNext w:val="0"/>
+              <w:keepLines w:val="0"/>
+              <w:pageBreakBefore w:val="0"/>
+              <w:widowControl w:val="0"/>
+              <w:pBdr>
+                <w:top w:space="0" w:sz="0" w:val="nil"/>
+                <w:left w:space="0" w:sz="0" w:val="nil"/>
+                <w:bottom w:space="0" w:sz="0" w:val="nil"/>
+                <w:right w:space="0" w:sz="0" w:val="nil"/>
+                <w:between w:space="0" w:sz="0" w:val="nil"/>
+              </w:pBdr>
+              <w:shd w:fill="auto" w:val="clear"/>
+              <w:spacing w:after="0" w:before="0" w:line="240" w:lineRule="auto"/>
+              <w:ind w:left="0" w:right="0" w:firstLine="0"/>
+              <w:jc w:val="left"/>
+              <w:rPr>
+                <w:sz w:val="20"/>
+                <w:szCs w:val="20"/>
+              </w:rPr>
+            </w:pPr>
+            <w:r>
+              <w:rPr>
+                <w:sz w:val="20"/>
+                <w:szCs w:val="20"/>
+                <w:rtl w:val="0"/>
+              </w:rPr>
+              <w:t xml:space="preserve">Users can access the game on at least 3 operating systems.</w:t>
+            </w:r>
+          </w:p>
+        </w:tc>
+        <w:tc>
+          <w:tcPr>
+            <w:shd w:fill="auto" w:val="clear"/>
+            <w:tcMar>
+              <w:top w:w="56.69291338582678" w:type="dxa"/>
+              <w:left w:w="56.69291338582678" w:type="dxa"/>
+              <w:bottom w:w="56.69291338582678" w:type="dxa"/>
+              <w:right w:w="56.69291338582678" w:type="dxa"/>
+            </w:tcMar>
+            <w:vAlign w:val="top"/>
+          </w:tcPr>
+          <w:p>
+            <w:pPr>
+              <w:keepNext w:val="0"/>
+              <w:keepLines w:val="0"/>
+              <w:pageBreakBefore w:val="0"/>
+              <w:widowControl w:val="0"/>
+              <w:pBdr>
+                <w:top w:space="0" w:sz="0" w:val="nil"/>
+                <w:left w:space="0" w:sz="0" w:val="nil"/>
+                <w:bottom w:space="0" w:sz="0" w:val="nil"/>
+                <w:right w:space="0" w:sz="0" w:val="nil"/>
+                <w:between w:space="0" w:sz="0" w:val="nil"/>
+              </w:pBdr>
+              <w:shd w:fill="auto" w:val="clear"/>
+              <w:spacing w:after="0" w:before="0" w:line="240" w:lineRule="auto"/>
+              <w:ind w:left="0" w:right="0" w:firstLine="0"/>
+              <w:jc w:val="left"/>
+              <w:rPr>
+                <w:sz w:val="20"/>
+                <w:szCs w:val="20"/>
+              </w:rPr>
+            </w:pPr>
+            <w:r>
+              <w:rPr>
+                <w:sz w:val="20"/>
+                <w:szCs w:val="20"/>
+                <w:rtl w:val="0"/>
+              </w:rPr>
+              <w:t xml:space="preserve">Shall</w:t>
+            </w:r>
+          </w:p>
+        </w:tc>
+      </w:tr>
+      <w:tr>
+        <w:trPr>
+          <w:cantSplit w:val="0"/>
+          <w:tblHeader w:val="0"/>
+        </w:trPr>
+        <w:tc>
+          <w:tcPr>
+            <w:shd w:fill="auto" w:val="clear"/>
+            <w:tcMar>
+              <w:top w:w="56.69291338582678" w:type="dxa"/>
+              <w:left w:w="56.69291338582678" w:type="dxa"/>
+              <w:bottom w:w="56.69291338582678" w:type="dxa"/>
+              <w:right w:w="56.69291338582678" w:type="dxa"/>
+            </w:tcMar>
+            <w:vAlign w:val="top"/>
+          </w:tcPr>
+          <w:p>
+            <w:pPr>
+              <w:keepNext w:val="0"/>
+              <w:keepLines w:val="0"/>
+              <w:pageBreakBefore w:val="0"/>
+              <w:widowControl w:val="0"/>
+              <w:pBdr>
+                <w:top w:space="0" w:sz="0" w:val="nil"/>
+                <w:left w:space="0" w:sz="0" w:val="nil"/>
+                <w:bottom w:space="0" w:sz="0" w:val="nil"/>
+                <w:right w:space="0" w:sz="0" w:val="nil"/>
+                <w:between w:space="0" w:sz="0" w:val="nil"/>
+              </w:pBdr>
+              <w:shd w:fill="auto" w:val="clear"/>
+              <w:spacing w:after="0" w:before="0" w:line="240" w:lineRule="auto"/>
+              <w:ind w:left="0" w:right="0" w:firstLine="0"/>
+              <w:jc w:val="left"/>
+              <w:rPr>
+                <w:sz w:val="20"/>
+                <w:szCs w:val="20"/>
+              </w:rPr>
+            </w:pPr>
+            <w:r>
+              <w:rPr>
+                <w:sz w:val="20"/>
+                <w:szCs w:val="20"/>
+                <w:rtl w:val="0"/>
+              </w:rPr>
+              <w:t xml:space="preserve">UR_Audiance</w:t>
+            </w:r>
+          </w:p>
+        </w:tc>
+        <w:tc>
+          <w:tcPr>
+            <w:shd w:fill="auto" w:val="clear"/>
+            <w:tcMar>
+              <w:top w:w="56.69291338582678" w:type="dxa"/>
+              <w:left w:w="56.69291338582678" w:type="dxa"/>
+              <w:bottom w:w="56.69291338582678" w:type="dxa"/>
+              <w:right w:w="56.69291338582678" w:type="dxa"/>
+            </w:tcMar>
+            <w:vAlign w:val="top"/>
+          </w:tcPr>
+          <w:p>
+            <w:pPr>
+              <w:keepNext w:val="0"/>
+              <w:keepLines w:val="0"/>
+              <w:pageBreakBefore w:val="0"/>
+              <w:widowControl w:val="0"/>
+              <w:pBdr>
+                <w:top w:space="0" w:sz="0" w:val="nil"/>
+                <w:left w:space="0" w:sz="0" w:val="nil"/>
+                <w:bottom w:space="0" w:sz="0" w:val="nil"/>
+                <w:right w:space="0" w:sz="0" w:val="nil"/>
+                <w:between w:space="0" w:sz="0" w:val="nil"/>
+              </w:pBdr>
+              <w:shd w:fill="auto" w:val="clear"/>
+              <w:spacing w:after="0" w:before="0" w:line="240" w:lineRule="auto"/>
+              <w:ind w:left="0" w:right="0" w:firstLine="0"/>
+              <w:jc w:val="left"/>
+              <w:rPr>
+                <w:sz w:val="20"/>
+                <w:szCs w:val="20"/>
+              </w:rPr>
+            </w:pPr>
+            <w:r>
+              <w:rPr>
+                <w:sz w:val="20"/>
+                <w:szCs w:val="20"/>
+                <w:rtl w:val="0"/>
+              </w:rPr>
+              <w:t xml:space="preserve">Game is intended to be fun, casual &amp; appropriate for A-level &amp; undergrad aged people.</w:t>
+            </w:r>
+          </w:p>
+        </w:tc>
+        <w:tc>
+          <w:tcPr>
+            <w:shd w:fill="auto" w:val="clear"/>
+            <w:tcMar>
+              <w:top w:w="56.69291338582678" w:type="dxa"/>
+              <w:left w:w="56.69291338582678" w:type="dxa"/>
+              <w:bottom w:w="56.69291338582678" w:type="dxa"/>
+              <w:right w:w="56.69291338582678" w:type="dxa"/>
+            </w:tcMar>
+            <w:vAlign w:val="top"/>
+          </w:tcPr>
+          <w:p>
+            <w:pPr>
+              <w:keepNext w:val="0"/>
+              <w:keepLines w:val="0"/>
+              <w:pageBreakBefore w:val="0"/>
+              <w:widowControl w:val="0"/>
+              <w:pBdr>
+                <w:top w:space="0" w:sz="0" w:val="nil"/>
+                <w:left w:space="0" w:sz="0" w:val="nil"/>
+                <w:bottom w:space="0" w:sz="0" w:val="nil"/>
+                <w:right w:space="0" w:sz="0" w:val="nil"/>
+                <w:between w:space="0" w:sz="0" w:val="nil"/>
+              </w:pBdr>
+              <w:shd w:fill="auto" w:val="clear"/>
+              <w:spacing w:after="0" w:before="0" w:line="240" w:lineRule="auto"/>
+              <w:ind w:left="0" w:right="0" w:firstLine="0"/>
+              <w:jc w:val="left"/>
+              <w:rPr>
+                <w:sz w:val="20"/>
+                <w:szCs w:val="20"/>
+              </w:rPr>
+            </w:pPr>
+            <w:r>
+              <w:rPr>
+                <w:sz w:val="20"/>
+                <w:szCs w:val="20"/>
+                <w:rtl w:val="0"/>
+              </w:rPr>
+              <w:t xml:space="preserve">Shall</w:t>
+            </w:r>
+          </w:p>
+        </w:tc>
+      </w:tr>
+      <w:tr>
+        <w:trPr>
+          <w:cantSplit w:val="0"/>
+          <w:tblHeader w:val="0"/>
+        </w:trPr>
+        <w:tc>
+          <w:tcPr>
+            <w:shd w:fill="auto" w:val="clear"/>
+            <w:tcMar>
+              <w:top w:w="56.69291338582678" w:type="dxa"/>
+              <w:left w:w="56.69291338582678" w:type="dxa"/>
+              <w:bottom w:w="56.69291338582678" w:type="dxa"/>
+              <w:right w:w="56.69291338582678" w:type="dxa"/>
+            </w:tcMar>
+            <w:vAlign w:val="top"/>
+          </w:tcPr>
+          <w:p>
+            <w:pPr>
+              <w:keepNext w:val="0"/>
+              <w:keepLines w:val="0"/>
+              <w:pageBreakBefore w:val="0"/>
+              <w:widowControl w:val="0"/>
+              <w:pBdr>
+                <w:top w:space="0" w:sz="0" w:val="nil"/>
+                <w:left w:space="0" w:sz="0" w:val="nil"/>
+                <w:bottom w:space="0" w:sz="0" w:val="nil"/>
+                <w:right w:space="0" w:sz="0" w:val="nil"/>
+                <w:between w:space="0" w:sz="0" w:val="nil"/>
+              </w:pBdr>
+              <w:shd w:fill="auto" w:val="clear"/>
+              <w:spacing w:after="0" w:before="0" w:line="240" w:lineRule="auto"/>
+              <w:ind w:left="0" w:right="0" w:firstLine="0"/>
+              <w:jc w:val="left"/>
+              <w:rPr>
+                <w:sz w:val="20"/>
+                <w:szCs w:val="20"/>
+              </w:rPr>
+            </w:pPr>
+            <w:r>
+              <w:rPr>
+                <w:rtl w:val="0"/>
+              </w:rPr>
+            </w:r>
+          </w:p>
+        </w:tc>
+        <w:tc>
+          <w:tcPr>
+            <w:shd w:fill="auto" w:val="clear"/>
+            <w:tcMar>
+              <w:top w:w="56.69291338582678" w:type="dxa"/>
+              <w:left w:w="56.69291338582678" w:type="dxa"/>
+              <w:bottom w:w="56.69291338582678" w:type="dxa"/>
+              <w:right w:w="56.69291338582678" w:type="dxa"/>
+            </w:tcMar>
+            <w:vAlign w:val="top"/>
+          </w:tcPr>
+          <w:p>
+            <w:pPr>
+              <w:keepNext w:val="0"/>
+              <w:keepLines w:val="0"/>
+              <w:pageBreakBefore w:val="0"/>
+              <w:widowControl w:val="0"/>
+              <w:pBdr>
+                <w:top w:space="0" w:sz="0" w:val="nil"/>
+                <w:left w:space="0" w:sz="0" w:val="nil"/>
+                <w:bottom w:space="0" w:sz="0" w:val="nil"/>
+                <w:right w:space="0" w:sz="0" w:val="nil"/>
+                <w:between w:space="0" w:sz="0" w:val="nil"/>
+              </w:pBdr>
+              <w:shd w:fill="auto" w:val="clear"/>
+              <w:spacing w:after="0" w:before="0" w:line="240" w:lineRule="auto"/>
+              <w:ind w:left="0" w:right="0" w:firstLine="0"/>
+              <w:jc w:val="left"/>
+              <w:rPr>
+                <w:sz w:val="20"/>
+                <w:szCs w:val="20"/>
+              </w:rPr>
+            </w:pPr>
+            <w:r>
+              <w:rPr>
+                <w:rtl w:val="0"/>
+              </w:rPr>
+            </w:r>
+          </w:p>
+        </w:tc>
+        <w:tc>
+          <w:tcPr>
+            <w:shd w:fill="auto" w:val="clear"/>
+            <w:tcMar>
+              <w:top w:w="56.69291338582678" w:type="dxa"/>
+              <w:left w:w="56.69291338582678" w:type="dxa"/>
+              <w:bottom w:w="56.69291338582678" w:type="dxa"/>
+              <w:right w:w="56.69291338582678" w:type="dxa"/>
+            </w:tcMar>
+            <w:vAlign w:val="top"/>
+          </w:tcPr>
+          <w:p>
+            <w:pPr>
+              <w:keepNext w:val="0"/>
+              <w:keepLines w:val="0"/>
+              <w:pageBreakBefore w:val="0"/>
+              <w:widowControl w:val="0"/>
+              <w:pBdr>
+                <w:top w:space="0" w:sz="0" w:val="nil"/>
+                <w:left w:space="0" w:sz="0" w:val="nil"/>
+                <w:bottom w:space="0" w:sz="0" w:val="nil"/>
+                <w:right w:space="0" w:sz="0" w:val="nil"/>
+                <w:between w:space="0" w:sz="0" w:val="nil"/>
+              </w:pBdr>
+              <w:shd w:fill="auto" w:val="clear"/>
+              <w:spacing w:after="0" w:before="0" w:line="240" w:lineRule="auto"/>
+              <w:ind w:left="0" w:right="0" w:firstLine="0"/>
+              <w:jc w:val="left"/>
+              <w:rPr>
+                <w:sz w:val="20"/>
+                <w:szCs w:val="20"/>
+              </w:rPr>
+            </w:pPr>
+            <w:r>
+              <w:rPr>
+                <w:rtl w:val="0"/>
+              </w:rPr>
+            </w:r>
+          </w:p>
+        </w:tc>
+      </w:tr>
+      <w:tr>
+        <w:trPr>
+          <w:cantSplit w:val="0"/>
+          <w:tblHeader w:val="0"/>
+        </w:trPr>
+        <w:tc>
+          <w:tcPr>
+            <w:shd w:fill="auto" w:val="clear"/>
+            <w:tcMar>
+              <w:top w:w="56.69291338582678" w:type="dxa"/>
+              <w:left w:w="56.69291338582678" w:type="dxa"/>
+              <w:bottom w:w="56.69291338582678" w:type="dxa"/>
+              <w:right w:w="56.69291338582678" w:type="dxa"/>
+            </w:tcMar>
+            <w:vAlign w:val="top"/>
+          </w:tcPr>
+          <w:p>
+            <w:pPr>
+              <w:widowControl w:val="0"/>
+              <w:spacing w:line="240" w:lineRule="auto"/>
+              <w:ind w:left="0" w:firstLine="0"/>
+              <w:rPr>
+                <w:sz w:val="20"/>
+                <w:szCs w:val="20"/>
+              </w:rPr>
+            </w:pPr>
+            <w:r>
+              <w:rPr>
+                <w:rtl w:val="0"/>
+              </w:rPr>
+            </w:r>
+          </w:p>
+        </w:tc>
+        <w:tc>
+          <w:tcPr>
+            <w:shd w:fill="auto" w:val="clear"/>
+            <w:tcMar>
+              <w:top w:w="56.69291338582678" w:type="dxa"/>
+              <w:left w:w="56.69291338582678" w:type="dxa"/>
+              <w:bottom w:w="56.69291338582678" w:type="dxa"/>
+              <w:right w:w="56.69291338582678" w:type="dxa"/>
+            </w:tcMar>
+            <w:vAlign w:val="top"/>
+          </w:tcPr>
+          <w:p>
+            <w:pPr>
+              <w:widowControl w:val="0"/>
+              <w:spacing w:line="240" w:lineRule="auto"/>
+              <w:ind w:left="0" w:firstLine="0"/>
+              <w:rPr>
+                <w:sz w:val="20"/>
+                <w:szCs w:val="20"/>
+              </w:rPr>
+            </w:pPr>
+            <w:r>
+              <w:rPr>
+                <w:rtl w:val="0"/>
+              </w:rPr>
+            </w:r>
+          </w:p>
+        </w:tc>
+        <w:tc>
+          <w:tcPr>
+            <w:shd w:fill="auto" w:val="clear"/>
+            <w:tcMar>
+              <w:top w:w="56.69291338582678" w:type="dxa"/>
+              <w:left w:w="56.69291338582678" w:type="dxa"/>
+              <w:bottom w:w="56.69291338582678" w:type="dxa"/>
+              <w:right w:w="56.69291338582678" w:type="dxa"/>
+            </w:tcMar>
+            <w:vAlign w:val="top"/>
+          </w:tcPr>
+          <w:p>
+            <w:pPr>
+              <w:widowControl w:val="0"/>
+              <w:spacing w:line="240" w:lineRule="auto"/>
+              <w:ind w:left="0" w:firstLine="0"/>
+              <w:rPr>
+                <w:sz w:val="20"/>
+                <w:szCs w:val="20"/>
+              </w:rPr>
+            </w:pPr>
+            <w:r>
+              <w:rPr>
+                <w:sz w:val="20"/>
+                <w:szCs w:val="20"/>
+                <w:rtl w:val="0"/>
+              </w:rPr>
+              <w:t xml:space="preserve">Should</w:t>
+            </w:r>
+          </w:p>
+        </w:tc>
+      </w:tr>
+      <w:tr>
+        <w:trPr>
+          <w:cantSplit w:val="0"/>
+          <w:tblHeader w:val="0"/>
+        </w:trPr>
+        <w:tc>
+          <w:tcPr>
+            <w:shd w:fill="auto" w:val="clear"/>
+            <w:tcMar>
+              <w:top w:w="56.69291338582678" w:type="dxa"/>
+              <w:left w:w="56.69291338582678" w:type="dxa"/>
+              <w:bottom w:w="56.69291338582678" w:type="dxa"/>
+              <w:right w:w="56.69291338582678" w:type="dxa"/>
+            </w:tcMar>
+            <w:vAlign w:val="top"/>
+          </w:tcPr>
+          <w:p>
+            <w:pPr>
+              <w:widowControl w:val="0"/>
+              <w:spacing w:line="240" w:lineRule="auto"/>
+              <w:ind w:left="0" w:firstLine="0"/>
+              <w:rPr>
+                <w:sz w:val="20"/>
+                <w:szCs w:val="20"/>
+              </w:rPr>
+            </w:pPr>
+            <w:r>
+              <w:rPr>
+                <w:sz w:val="20"/>
+                <w:szCs w:val="20"/>
+                <w:rtl w:val="0"/>
+              </w:rPr>
+              <w:t xml:space="preserve">UR_Accessibility</w:t>
+            </w:r>
+          </w:p>
+        </w:tc>
+        <w:tc>
+          <w:tcPr>
+            <w:shd w:fill="auto" w:val="clear"/>
+            <w:tcMar>
+              <w:top w:w="56.69291338582678" w:type="dxa"/>
+              <w:left w:w="56.69291338582678" w:type="dxa"/>
+              <w:bottom w:w="56.69291338582678" w:type="dxa"/>
+              <w:right w:w="56.69291338582678" w:type="dxa"/>
+            </w:tcMar>
+            <w:vAlign w:val="top"/>
+          </w:tcPr>
+          <w:p>
+            <w:pPr>
+              <w:widowControl w:val="0"/>
+              <w:spacing w:line="240" w:lineRule="auto"/>
+              <w:ind w:left="0" w:firstLine="0"/>
+              <w:rPr>
+                <w:sz w:val="20"/>
+                <w:szCs w:val="20"/>
+              </w:rPr>
+            </w:pPr>
+            <w:r>
+              <w:rPr>
+                <w:sz w:val="20"/>
+                <w:szCs w:val="20"/>
+                <w:rtl w:val="0"/>
+              </w:rPr>
+              <w:t xml:space="preserve">“Struggling to get a strict divide between User and Quality requirements for things that our user has asked for in terms of accessibility/usability/screen-size/intuitve”</w:t>
+            </w:r>
+          </w:p>
+        </w:tc>
+        <w:tc>
+          <w:tcPr>
+            <w:shd w:fill="auto" w:val="clear"/>
+            <w:tcMar>
+              <w:top w:w="56.69291338582678" w:type="dxa"/>
+              <w:left w:w="56.69291338582678" w:type="dxa"/>
+              <w:bottom w:w="56.69291338582678" w:type="dxa"/>
+              <w:right w:w="56.69291338582678" w:type="dxa"/>
+            </w:tcMar>
+            <w:vAlign w:val="top"/>
+          </w:tcPr>
+          <w:p>
+            <w:pPr>
+              <w:widowControl w:val="0"/>
+              <w:spacing w:line="240" w:lineRule="auto"/>
+              <w:ind w:left="0" w:firstLine="0"/>
+              <w:rPr>
+                <w:sz w:val="20"/>
+                <w:szCs w:val="20"/>
+              </w:rPr>
+            </w:pPr>
+            <w:r>
+              <w:rPr>
+                <w:sz w:val="20"/>
+                <w:szCs w:val="20"/>
+                <w:rtl w:val="0"/>
+              </w:rPr>
+              <w:t xml:space="preserve">Should</w:t>
+            </w:r>
+          </w:p>
+        </w:tc>
+      </w:tr>
+      <w:tr>
+        <w:trPr>
+          <w:cantSplit w:val="0"/>
+          <w:tblHeader w:val="0"/>
+        </w:trPr>
+        <w:tc>
+          <w:tcPr>
+            <w:shd w:fill="auto" w:val="clear"/>
+            <w:tcMar>
+              <w:top w:w="56.69291338582678" w:type="dxa"/>
+              <w:left w:w="56.69291338582678" w:type="dxa"/>
+              <w:bottom w:w="56.69291338582678" w:type="dxa"/>
+              <w:right w:w="56.69291338582678" w:type="dxa"/>
+            </w:tcMar>
+            <w:vAlign w:val="top"/>
+          </w:tcPr>
+          <w:p>
+            <w:pPr>
+              <w:widowControl w:val="0"/>
+              <w:spacing w:line="240" w:lineRule="auto"/>
+              <w:ind w:left="0" w:firstLine="0"/>
+              <w:rPr>
+                <w:sz w:val="20"/>
+                <w:szCs w:val="20"/>
+              </w:rPr>
+            </w:pPr>
+            <w:r>
+              <w:rPr>
+                <w:rtl w:val="0"/>
+              </w:rPr>
+            </w:r>
+          </w:p>
+        </w:tc>
+        <w:tc>
+          <w:tcPr>
+            <w:shd w:fill="auto" w:val="clear"/>
+            <w:tcMar>
+              <w:top w:w="56.69291338582678" w:type="dxa"/>
+              <w:left w:w="56.69291338582678" w:type="dxa"/>
+              <w:bottom w:w="56.69291338582678" w:type="dxa"/>
+              <w:right w:w="56.69291338582678" w:type="dxa"/>
+            </w:tcMar>
+            <w:vAlign w:val="top"/>
+          </w:tcPr>
+          <w:p>
+            <w:pPr>
+              <w:widowControl w:val="0"/>
+              <w:spacing w:line="240" w:lineRule="auto"/>
+              <w:ind w:left="0" w:firstLine="0"/>
+              <w:rPr>
+                <w:sz w:val="20"/>
+                <w:szCs w:val="20"/>
+              </w:rPr>
+            </w:pPr>
+            <w:r>
+              <w:rPr>
+                <w:rtl w:val="0"/>
+              </w:rPr>
+            </w:r>
+          </w:p>
+        </w:tc>
+        <w:tc>
+          <w:tcPr>
+            <w:shd w:fill="auto" w:val="clear"/>
+            <w:tcMar>
+              <w:top w:w="56.69291338582678" w:type="dxa"/>
+              <w:left w:w="56.69291338582678" w:type="dxa"/>
+              <w:bottom w:w="56.69291338582678" w:type="dxa"/>
+              <w:right w:w="56.69291338582678" w:type="dxa"/>
+            </w:tcMar>
+            <w:vAlign w:val="top"/>
+          </w:tcPr>
+          <w:p>
+            <w:pPr>
+              <w:widowControl w:val="0"/>
+              <w:spacing w:line="240" w:lineRule="auto"/>
+              <w:ind w:left="0" w:firstLine="0"/>
+              <w:rPr>
+                <w:sz w:val="20"/>
+                <w:szCs w:val="20"/>
+              </w:rPr>
+            </w:pPr>
+            <w:r>
+              <w:rPr>
+                <w:rtl w:val="0"/>
+              </w:rPr>
+            </w:r>
+          </w:p>
+        </w:tc>
+      </w:tr>
+      <w:tr>
+        <w:trPr>
+          <w:cantSplit w:val="0"/>
+          <w:tblHeader w:val="0"/>
+        </w:trPr>
+        <w:tc>
+          <w:tcPr>
+            <w:shd w:fill="auto" w:val="clear"/>
+            <w:tcMar>
+              <w:top w:w="56.69291338582678" w:type="dxa"/>
+              <w:left w:w="56.69291338582678" w:type="dxa"/>
+              <w:bottom w:w="56.69291338582678" w:type="dxa"/>
+              <w:right w:w="56.69291338582678" w:type="dxa"/>
+            </w:tcMar>
+            <w:vAlign w:val="top"/>
+          </w:tcPr>
+          <w:p>
+            <w:pPr>
+              <w:keepNext w:val="0"/>
+              <w:keepLines w:val="0"/>
+              <w:pageBreakBefore w:val="0"/>
+              <w:widowControl w:val="0"/>
+              <w:pBdr>
+                <w:top w:space="0" w:sz="0" w:val="nil"/>
+                <w:left w:space="0" w:sz="0" w:val="nil"/>
+                <w:bottom w:space="0" w:sz="0" w:val="nil"/>
+                <w:right w:space="0" w:sz="0" w:val="nil"/>
+                <w:between w:space="0" w:sz="0" w:val="nil"/>
+              </w:pBdr>
+              <w:shd w:fill="auto" w:val="clear"/>
+              <w:spacing w:after="0" w:before="0" w:line="240" w:lineRule="auto"/>
+              <w:ind w:left="0" w:right="0" w:firstLine="0"/>
+              <w:jc w:val="left"/>
+              <w:rPr>
+                <w:sz w:val="20"/>
+                <w:szCs w:val="20"/>
+              </w:rPr>
+            </w:pPr>
+            <w:r>
+              <w:rPr>
+                <w:sz w:val="20"/>
+                <w:szCs w:val="20"/>
+                <w:rtl w:val="0"/>
+              </w:rPr>
+              <w:t xml:space="preserve">UR_Geese_Variations</w:t>
+            </w:r>
+          </w:p>
+        </w:tc>
+        <w:tc>
+          <w:tcPr>
+            <w:shd w:fill="auto" w:val="clear"/>
+            <w:tcMar>
+              <w:top w:w="56.69291338582678" w:type="dxa"/>
+              <w:left w:w="56.69291338582678" w:type="dxa"/>
+              <w:bottom w:w="56.69291338582678" w:type="dxa"/>
+              <w:right w:w="56.69291338582678" w:type="dxa"/>
+            </w:tcMar>
+            <w:vAlign w:val="top"/>
+          </w:tcPr>
+          <w:p>
+            <w:pPr>
+              <w:keepNext w:val="0"/>
+              <w:keepLines w:val="0"/>
+              <w:pageBreakBefore w:val="0"/>
+              <w:widowControl w:val="0"/>
+              <w:pBdr>
+                <w:top w:space="0" w:sz="0" w:val="nil"/>
+                <w:left w:space="0" w:sz="0" w:val="nil"/>
+                <w:bottom w:space="0" w:sz="0" w:val="nil"/>
+                <w:right w:space="0" w:sz="0" w:val="nil"/>
+                <w:between w:space="0" w:sz="0" w:val="nil"/>
+              </w:pBdr>
+              <w:shd w:fill="auto" w:val="clear"/>
+              <w:spacing w:after="0" w:before="0" w:line="240" w:lineRule="auto"/>
+              <w:ind w:left="0" w:right="0" w:firstLine="0"/>
+              <w:jc w:val="left"/>
+              <w:rPr>
+                <w:sz w:val="20"/>
+                <w:szCs w:val="20"/>
+              </w:rPr>
+            </w:pPr>
+            <w:r>
+              <w:rPr>
+                <w:sz w:val="20"/>
+                <w:szCs w:val="20"/>
+                <w:rtl w:val="0"/>
+              </w:rPr>
+              <w:t xml:space="preserve">G</w:t>
+            </w:r>
+            <w:r>
+              <w:rPr>
+                <w:sz w:val="20"/>
+                <w:szCs w:val="20"/>
+                <w:rtl w:val="0"/>
+              </w:rPr>
+              <w:t xml:space="preserve">eese come in 2 or more models. Distinct geese are more rare, do more damage, cannot be dispersed as easily…</w:t>
+            </w:r>
+            <w:r>
+              <w:rPr>
+                <w:rtl w:val="0"/>
+              </w:rPr>
+            </w:r>
+          </w:p>
+        </w:tc>
+        <w:tc>
+          <w:tcPr>
+            <w:shd w:fill="auto" w:val="clear"/>
+            <w:tcMar>
+              <w:top w:w="56.69291338582678" w:type="dxa"/>
+              <w:left w:w="56.69291338582678" w:type="dxa"/>
+              <w:bottom w:w="56.69291338582678" w:type="dxa"/>
+              <w:right w:w="56.69291338582678" w:type="dxa"/>
+            </w:tcMar>
+            <w:vAlign w:val="top"/>
+          </w:tcPr>
+          <w:p>
+            <w:pPr>
+              <w:keepNext w:val="0"/>
+              <w:keepLines w:val="0"/>
+              <w:pageBreakBefore w:val="0"/>
+              <w:widowControl w:val="0"/>
+              <w:pBdr>
+                <w:top w:space="0" w:sz="0" w:val="nil"/>
+                <w:left w:space="0" w:sz="0" w:val="nil"/>
+                <w:bottom w:space="0" w:sz="0" w:val="nil"/>
+                <w:right w:space="0" w:sz="0" w:val="nil"/>
+                <w:between w:space="0" w:sz="0" w:val="nil"/>
+              </w:pBdr>
+              <w:shd w:fill="auto" w:val="clear"/>
+              <w:spacing w:after="0" w:before="0" w:line="240" w:lineRule="auto"/>
+              <w:ind w:left="0" w:right="0" w:firstLine="0"/>
+              <w:jc w:val="left"/>
+              <w:rPr>
+                <w:sz w:val="20"/>
+                <w:szCs w:val="20"/>
+              </w:rPr>
+            </w:pPr>
+            <w:r>
+              <w:rPr>
+                <w:sz w:val="20"/>
+                <w:szCs w:val="20"/>
+                <w:rtl w:val="0"/>
+              </w:rPr>
+              <w:t xml:space="preserve">May</w:t>
+            </w:r>
+          </w:p>
+        </w:tc>
+      </w:tr>
+      <w:tr>
+        <w:trPr>
+          <w:cantSplit w:val="0"/>
+          <w:tblHeader w:val="0"/>
+        </w:trPr>
+        <w:tc>
+          <w:tcPr>
+            <w:shd w:fill="auto" w:val="clear"/>
+            <w:tcMar>
+              <w:top w:w="56.69291338582678" w:type="dxa"/>
+              <w:left w:w="56.69291338582678" w:type="dxa"/>
+              <w:bottom w:w="56.69291338582678" w:type="dxa"/>
+              <w:right w:w="56.69291338582678" w:type="dxa"/>
+            </w:tcMar>
+            <w:vAlign w:val="top"/>
+          </w:tcPr>
+          <w:p>
+            <w:pPr>
+              <w:keepNext w:val="0"/>
+              <w:keepLines w:val="0"/>
+              <w:pageBreakBefore w:val="0"/>
+              <w:widowControl w:val="0"/>
+              <w:pBdr>
+                <w:top w:space="0" w:sz="0" w:val="nil"/>
+                <w:left w:space="0" w:sz="0" w:val="nil"/>
+                <w:bottom w:space="0" w:sz="0" w:val="nil"/>
+                <w:right w:space="0" w:sz="0" w:val="nil"/>
+                <w:between w:space="0" w:sz="0" w:val="nil"/>
+              </w:pBdr>
+              <w:shd w:fill="auto" w:val="clear"/>
+              <w:spacing w:after="0" w:before="0" w:line="240" w:lineRule="auto"/>
+              <w:ind w:left="0" w:right="0" w:firstLine="0"/>
+              <w:jc w:val="left"/>
+              <w:rPr>
+                <w:sz w:val="20"/>
+                <w:szCs w:val="20"/>
+              </w:rPr>
+            </w:pPr>
+            <w:r>
+              <w:rPr>
+                <w:sz w:val="20"/>
+                <w:szCs w:val="20"/>
+                <w:rtl w:val="0"/>
+              </w:rPr>
+              <w:t xml:space="preserve">UR_Difficulty-Set</w:t>
+            </w:r>
+          </w:p>
+        </w:tc>
+        <w:tc>
+          <w:tcPr>
+            <w:shd w:fill="auto" w:val="clear"/>
+            <w:tcMar>
+              <w:top w:w="56.69291338582678" w:type="dxa"/>
+              <w:left w:w="56.69291338582678" w:type="dxa"/>
+              <w:bottom w:w="56.69291338582678" w:type="dxa"/>
+              <w:right w:w="56.69291338582678" w:type="dxa"/>
+            </w:tcMar>
+            <w:vAlign w:val="top"/>
+          </w:tcPr>
+          <w:p>
+            <w:pPr>
+              <w:keepNext w:val="0"/>
+              <w:keepLines w:val="0"/>
+              <w:pageBreakBefore w:val="0"/>
+              <w:widowControl w:val="0"/>
+              <w:pBdr>
+                <w:top w:space="0" w:sz="0" w:val="nil"/>
+                <w:left w:space="0" w:sz="0" w:val="nil"/>
+                <w:bottom w:space="0" w:sz="0" w:val="nil"/>
+                <w:right w:space="0" w:sz="0" w:val="nil"/>
+                <w:between w:space="0" w:sz="0" w:val="nil"/>
+              </w:pBdr>
+              <w:shd w:fill="auto" w:val="clear"/>
+              <w:spacing w:after="0" w:before="0" w:line="240" w:lineRule="auto"/>
+              <w:ind w:left="0" w:right="0" w:firstLine="0"/>
+              <w:jc w:val="left"/>
+              <w:rPr>
+                <w:sz w:val="20"/>
+                <w:szCs w:val="20"/>
+              </w:rPr>
+            </w:pPr>
+            <w:r>
+              <w:rPr>
+                <w:sz w:val="20"/>
+                <w:szCs w:val="20"/>
+                <w:rtl w:val="0"/>
+              </w:rPr>
+              <w:t xml:space="preserve">Can choose between at least 2 difficulty options on the start screen. Makes the geese more challenging to deal with and limits inventory space.</w:t>
+            </w:r>
+          </w:p>
+        </w:tc>
+        <w:tc>
+          <w:tcPr>
+            <w:shd w:fill="auto" w:val="clear"/>
+            <w:tcMar>
+              <w:top w:w="56.69291338582678" w:type="dxa"/>
+              <w:left w:w="56.69291338582678" w:type="dxa"/>
+              <w:bottom w:w="56.69291338582678" w:type="dxa"/>
+              <w:right w:w="56.69291338582678" w:type="dxa"/>
+            </w:tcMar>
+            <w:vAlign w:val="top"/>
+          </w:tcPr>
+          <w:p>
+            <w:pPr>
+              <w:keepNext w:val="0"/>
+              <w:keepLines w:val="0"/>
+              <w:pageBreakBefore w:val="0"/>
+              <w:widowControl w:val="0"/>
+              <w:pBdr>
+                <w:top w:space="0" w:sz="0" w:val="nil"/>
+                <w:left w:space="0" w:sz="0" w:val="nil"/>
+                <w:bottom w:space="0" w:sz="0" w:val="nil"/>
+                <w:right w:space="0" w:sz="0" w:val="nil"/>
+                <w:between w:space="0" w:sz="0" w:val="nil"/>
+              </w:pBdr>
+              <w:shd w:fill="auto" w:val="clear"/>
+              <w:spacing w:after="0" w:before="0" w:line="240" w:lineRule="auto"/>
+              <w:ind w:left="0" w:right="0" w:firstLine="0"/>
+              <w:jc w:val="left"/>
+              <w:rPr>
+                <w:sz w:val="20"/>
+                <w:szCs w:val="20"/>
+              </w:rPr>
+            </w:pPr>
+            <w:r>
+              <w:rPr>
+                <w:sz w:val="20"/>
+                <w:szCs w:val="20"/>
                 <w:rtl w:val="0"/>
               </w:rPr>
               <w:t xml:space="preserve">May</w:t>
@@ -1205,37 +3240,23 @@
     </w:tbl>
     <w:p>
       <w:pPr>
-        <w:rPr/>
-      </w:pPr>
-      <w:r>
-        <w:rPr>
-          <w:rtl w:val="0"/>
-        </w:rPr>
-      </w:r>
-    </w:p>
-    <w:p>
-      <w:pPr>
         <w:pStyle w:val="Heading3"/>
+        <w:ind w:left="-850.3937007874016" w:firstLine="0"/>
+        <w:rPr>
+          <w:sz w:val="20"/>
+          <w:szCs w:val="20"/>
+        </w:rPr>
+      </w:pPr>
+      <w:bookmarkStart w:colFirst="0" w:colLast="0" w:name="_749yzbfa3nvn" w:id="6"/>
+      <w:bookmarkEnd w:id="6"/>
+      <w:r>
         <w:rPr>
           <w:sz w:val="22"/>
           <w:szCs w:val="22"/>
-        </w:rPr>
-      </w:pPr>
-      <w:bookmarkStart w:colFirst="0" w:colLast="0" w:name="_749yzbfa3nvn" w:id="4"/>
-      <w:bookmarkEnd w:id="4"/>
-      <w:r>
-        <w:rPr>
-          <w:sz w:val="22"/>
-          <w:szCs w:val="22"/>
           <w:rtl w:val="0"/>
         </w:rPr>
         <w:t xml:space="preserve">Functional Requirements</w:t>
       </w:r>
-    </w:p>
-    <w:p>
-      <w:pPr>
-        <w:rPr/>
-      </w:pPr>
       <w:r>
         <w:rPr>
           <w:rtl w:val="0"/>
@@ -1245,8 +3266,9 @@
     <w:tbl>
       <w:tblPr>
         <w:tblStyle w:val="Table2"/>
-        <w:tblW w:w="9029.0" w:type="dxa"/>
+        <w:tblW w:w="10755.0" w:type="dxa"/>
         <w:jc w:val="left"/>
+        <w:tblInd w:w="-885.0" w:type="dxa"/>
         <w:tblBorders>
           <w:top w:color="000000" w:space="0" w:sz="8" w:val="single"/>
           <w:left w:color="000000" w:space="0" w:sz="8" w:val="single"/>
@@ -1259,14 +3281,14 @@
         <w:tblLook w:val="0600"/>
       </w:tblPr>
       <w:tblGrid>
-        <w:gridCol w:w="3009.6666666666665"/>
-        <w:gridCol w:w="3009.6666666666665"/>
-        <w:gridCol w:w="3009.6666666666665"/>
+        <w:gridCol w:w="2190"/>
+        <w:gridCol w:w="6855"/>
+        <w:gridCol w:w="1710"/>
         <w:tblGridChange w:id="0">
           <w:tblGrid>
-            <w:gridCol w:w="3009.6666666666665"/>
-            <w:gridCol w:w="3009.6666666666665"/>
-            <w:gridCol w:w="3009.6666666666665"/>
+            <w:gridCol w:w="2190"/>
+            <w:gridCol w:w="6855"/>
+            <w:gridCol w:w="1710"/>
           </w:tblGrid>
         </w:tblGridChange>
       </w:tblGrid>
@@ -1279,21 +3301,27 @@
           <w:tcPr>
             <w:shd w:fill="d9d9d9" w:val="clear"/>
             <w:tcMar>
-              <w:top w:w="100.0" w:type="dxa"/>
-              <w:left w:w="100.0" w:type="dxa"/>
-              <w:bottom w:w="100.0" w:type="dxa"/>
-              <w:right w:w="100.0" w:type="dxa"/>
-            </w:tcMar>
-            <w:vAlign w:val="top"/>
-          </w:tcPr>
-          <w:p>
-            <w:pPr>
-              <w:widowControl w:val="0"/>
-              <w:spacing w:line="240" w:lineRule="auto"/>
-              <w:rPr/>
-            </w:pPr>
-            <w:r>
-              <w:rPr>
+              <w:top w:w="56.69291338582678" w:type="dxa"/>
+              <w:left w:w="56.69291338582678" w:type="dxa"/>
+              <w:bottom w:w="56.69291338582678" w:type="dxa"/>
+              <w:right w:w="56.69291338582678" w:type="dxa"/>
+            </w:tcMar>
+            <w:vAlign w:val="top"/>
+          </w:tcPr>
+          <w:p>
+            <w:pPr>
+              <w:widowControl w:val="0"/>
+              <w:spacing w:line="240" w:lineRule="auto"/>
+              <w:ind w:left="0" w:firstLine="0"/>
+              <w:rPr>
+                <w:sz w:val="20"/>
+                <w:szCs w:val="20"/>
+              </w:rPr>
+            </w:pPr>
+            <w:r>
+              <w:rPr>
+                <w:sz w:val="20"/>
+                <w:szCs w:val="20"/>
                 <w:rtl w:val="0"/>
               </w:rPr>
               <w:t xml:space="preserve">ID</w:t>
@@ -1304,21 +3332,26 @@
           <w:tcPr>
             <w:shd w:fill="d9d9d9" w:val="clear"/>
             <w:tcMar>
-              <w:top w:w="100.0" w:type="dxa"/>
-              <w:left w:w="100.0" w:type="dxa"/>
-              <w:bottom w:w="100.0" w:type="dxa"/>
-              <w:right w:w="100.0" w:type="dxa"/>
-            </w:tcMar>
-            <w:vAlign w:val="top"/>
-          </w:tcPr>
-          <w:p>
-            <w:pPr>
-              <w:widowControl w:val="0"/>
-              <w:spacing w:line="240" w:lineRule="auto"/>
-              <w:rPr/>
-            </w:pPr>
-            <w:r>
-              <w:rPr>
+              <w:top w:w="56.69291338582678" w:type="dxa"/>
+              <w:left w:w="56.69291338582678" w:type="dxa"/>
+              <w:bottom w:w="56.69291338582678" w:type="dxa"/>
+              <w:right w:w="56.69291338582678" w:type="dxa"/>
+            </w:tcMar>
+            <w:vAlign w:val="top"/>
+          </w:tcPr>
+          <w:p>
+            <w:pPr>
+              <w:widowControl w:val="0"/>
+              <w:spacing w:line="240" w:lineRule="auto"/>
+              <w:rPr>
+                <w:sz w:val="20"/>
+                <w:szCs w:val="20"/>
+              </w:rPr>
+            </w:pPr>
+            <w:r>
+              <w:rPr>
+                <w:sz w:val="20"/>
+                <w:szCs w:val="20"/>
                 <w:rtl w:val="0"/>
               </w:rPr>
               <w:t xml:space="preserve">Description</w:t>
@@ -1329,21 +3362,26 @@
           <w:tcPr>
             <w:shd w:fill="d9d9d9" w:val="clear"/>
             <w:tcMar>
-              <w:top w:w="100.0" w:type="dxa"/>
-              <w:left w:w="100.0" w:type="dxa"/>
-              <w:bottom w:w="100.0" w:type="dxa"/>
-              <w:right w:w="100.0" w:type="dxa"/>
-            </w:tcMar>
-            <w:vAlign w:val="top"/>
-          </w:tcPr>
-          <w:p>
-            <w:pPr>
-              <w:widowControl w:val="0"/>
-              <w:spacing w:line="240" w:lineRule="auto"/>
-              <w:rPr/>
-            </w:pPr>
-            <w:r>
-              <w:rPr>
+              <w:top w:w="56.69291338582678" w:type="dxa"/>
+              <w:left w:w="56.69291338582678" w:type="dxa"/>
+              <w:bottom w:w="56.69291338582678" w:type="dxa"/>
+              <w:right w:w="56.69291338582678" w:type="dxa"/>
+            </w:tcMar>
+            <w:vAlign w:val="top"/>
+          </w:tcPr>
+          <w:p>
+            <w:pPr>
+              <w:widowControl w:val="0"/>
+              <w:spacing w:line="240" w:lineRule="auto"/>
+              <w:rPr>
+                <w:sz w:val="20"/>
+                <w:szCs w:val="20"/>
+              </w:rPr>
+            </w:pPr>
+            <w:r>
+              <w:rPr>
+                <w:sz w:val="20"/>
+                <w:szCs w:val="20"/>
                 <w:rtl w:val="0"/>
               </w:rPr>
               <w:t xml:space="preserve">User Requirements</w:t>
@@ -1360,73 +3398,89 @@
           <w:tcPr>
             <w:shd w:fill="auto" w:val="clear"/>
             <w:tcMar>
-              <w:top w:w="100.0" w:type="dxa"/>
-              <w:left w:w="100.0" w:type="dxa"/>
-              <w:bottom w:w="100.0" w:type="dxa"/>
-              <w:right w:w="100.0" w:type="dxa"/>
-            </w:tcMar>
-            <w:vAlign w:val="top"/>
-          </w:tcPr>
-          <w:p>
-            <w:pPr>
-              <w:widowControl w:val="0"/>
-              <w:spacing w:line="240" w:lineRule="auto"/>
-              <w:rPr/>
-            </w:pPr>
-            <w:r>
-              <w:rPr>
-                <w:rtl w:val="0"/>
-              </w:rPr>
-              <w:t xml:space="preserve">FR_Inventory_Scroll</w:t>
-            </w:r>
-          </w:p>
-        </w:tc>
-        <w:tc>
-          <w:tcPr>
-            <w:shd w:fill="auto" w:val="clear"/>
-            <w:tcMar>
-              <w:top w:w="100.0" w:type="dxa"/>
-              <w:left w:w="100.0" w:type="dxa"/>
-              <w:bottom w:w="100.0" w:type="dxa"/>
-              <w:right w:w="100.0" w:type="dxa"/>
-            </w:tcMar>
-            <w:vAlign w:val="top"/>
-          </w:tcPr>
-          <w:p>
-            <w:pPr>
-              <w:widowControl w:val="0"/>
-              <w:spacing w:line="240" w:lineRule="auto"/>
-              <w:rPr/>
-            </w:pPr>
-            <w:r>
-              <w:rPr>
-                <w:rtl w:val="0"/>
-              </w:rPr>
-              <w:t xml:space="preserve">Able to use the mouse scroll wheel to select items in inventory.</w:t>
-            </w:r>
-          </w:p>
-        </w:tc>
-        <w:tc>
-          <w:tcPr>
-            <w:shd w:fill="auto" w:val="clear"/>
-            <w:tcMar>
-              <w:top w:w="100.0" w:type="dxa"/>
-              <w:left w:w="100.0" w:type="dxa"/>
-              <w:bottom w:w="100.0" w:type="dxa"/>
-              <w:right w:w="100.0" w:type="dxa"/>
-            </w:tcMar>
-            <w:vAlign w:val="top"/>
-          </w:tcPr>
-          <w:p>
-            <w:pPr>
-              <w:widowControl w:val="0"/>
-              <w:spacing w:line="240" w:lineRule="auto"/>
-              <w:rPr/>
-            </w:pPr>
-            <w:r>
-              <w:rPr>
-                <w:rtl w:val="0"/>
-              </w:rPr>
+              <w:top w:w="56.69291338582678" w:type="dxa"/>
+              <w:left w:w="56.69291338582678" w:type="dxa"/>
+              <w:bottom w:w="56.69291338582678" w:type="dxa"/>
+              <w:right w:w="56.69291338582678" w:type="dxa"/>
+            </w:tcMar>
+            <w:vAlign w:val="top"/>
+          </w:tcPr>
+          <w:p>
+            <w:pPr>
+              <w:widowControl w:val="0"/>
+              <w:spacing w:line="240" w:lineRule="auto"/>
+              <w:rPr>
+                <w:sz w:val="20"/>
+                <w:szCs w:val="20"/>
+              </w:rPr>
+            </w:pPr>
+            <w:r>
+              <w:rPr>
+                <w:sz w:val="20"/>
+                <w:szCs w:val="20"/>
+                <w:rtl w:val="0"/>
+              </w:rPr>
+              <w:t xml:space="preserve">FR_Start-Button</w:t>
+            </w:r>
+          </w:p>
+        </w:tc>
+        <w:tc>
+          <w:tcPr>
+            <w:shd w:fill="auto" w:val="clear"/>
+            <w:tcMar>
+              <w:top w:w="56.69291338582678" w:type="dxa"/>
+              <w:left w:w="56.69291338582678" w:type="dxa"/>
+              <w:bottom w:w="56.69291338582678" w:type="dxa"/>
+              <w:right w:w="56.69291338582678" w:type="dxa"/>
+            </w:tcMar>
+            <w:vAlign w:val="top"/>
+          </w:tcPr>
+          <w:p>
+            <w:pPr>
+              <w:widowControl w:val="0"/>
+              <w:spacing w:line="240" w:lineRule="auto"/>
+              <w:rPr>
+                <w:sz w:val="20"/>
+                <w:szCs w:val="20"/>
+              </w:rPr>
+            </w:pPr>
+            <w:r>
+              <w:rPr>
+                <w:sz w:val="20"/>
+                <w:szCs w:val="20"/>
+                <w:rtl w:val="0"/>
+              </w:rPr>
+              <w:t xml:space="preserve">Start button triggers the start of a ‘run’ of the game.</w:t>
+            </w:r>
+          </w:p>
+        </w:tc>
+        <w:tc>
+          <w:tcPr>
+            <w:shd w:fill="auto" w:val="clear"/>
+            <w:tcMar>
+              <w:top w:w="56.69291338582678" w:type="dxa"/>
+              <w:left w:w="56.69291338582678" w:type="dxa"/>
+              <w:bottom w:w="56.69291338582678" w:type="dxa"/>
+              <w:right w:w="56.69291338582678" w:type="dxa"/>
+            </w:tcMar>
+            <w:vAlign w:val="top"/>
+          </w:tcPr>
+          <w:p>
+            <w:pPr>
+              <w:widowControl w:val="0"/>
+              <w:spacing w:line="240" w:lineRule="auto"/>
+              <w:rPr>
+                <w:sz w:val="20"/>
+                <w:szCs w:val="20"/>
+              </w:rPr>
+            </w:pPr>
+            <w:r>
+              <w:rPr>
+                <w:sz w:val="20"/>
+                <w:szCs w:val="20"/>
+                <w:rtl w:val="0"/>
+              </w:rPr>
+              <w:t xml:space="preserve">UR_Start-Screen</w:t>
             </w:r>
           </w:p>
         </w:tc>
@@ -1440,73 +3494,89 @@
           <w:tcPr>
             <w:shd w:fill="auto" w:val="clear"/>
             <w:tcMar>
-              <w:top w:w="100.0" w:type="dxa"/>
-              <w:left w:w="100.0" w:type="dxa"/>
-              <w:bottom w:w="100.0" w:type="dxa"/>
-              <w:right w:w="100.0" w:type="dxa"/>
-            </w:tcMar>
-            <w:vAlign w:val="top"/>
-          </w:tcPr>
-          <w:p>
-            <w:pPr>
-              <w:widowControl w:val="0"/>
-              <w:spacing w:line="240" w:lineRule="auto"/>
-              <w:rPr/>
-            </w:pPr>
-            <w:r>
-              <w:rPr>
-                <w:rtl w:val="0"/>
-              </w:rPr>
-              <w:t xml:space="preserve">FR_Inventory_Higlight</w:t>
-            </w:r>
-          </w:p>
-        </w:tc>
-        <w:tc>
-          <w:tcPr>
-            <w:shd w:fill="auto" w:val="clear"/>
-            <w:tcMar>
-              <w:top w:w="100.0" w:type="dxa"/>
-              <w:left w:w="100.0" w:type="dxa"/>
-              <w:bottom w:w="100.0" w:type="dxa"/>
-              <w:right w:w="100.0" w:type="dxa"/>
-            </w:tcMar>
-            <w:vAlign w:val="top"/>
-          </w:tcPr>
-          <w:p>
-            <w:pPr>
-              <w:widowControl w:val="0"/>
-              <w:spacing w:line="240" w:lineRule="auto"/>
-              <w:rPr/>
-            </w:pPr>
-            <w:r>
-              <w:rPr>
-                <w:rtl w:val="0"/>
-              </w:rPr>
-              <w:t xml:space="preserve">Currently selected inventory item is highlighted.</w:t>
-            </w:r>
-          </w:p>
-        </w:tc>
-        <w:tc>
-          <w:tcPr>
-            <w:shd w:fill="auto" w:val="clear"/>
-            <w:tcMar>
-              <w:top w:w="100.0" w:type="dxa"/>
-              <w:left w:w="100.0" w:type="dxa"/>
-              <w:bottom w:w="100.0" w:type="dxa"/>
-              <w:right w:w="100.0" w:type="dxa"/>
-            </w:tcMar>
-            <w:vAlign w:val="top"/>
-          </w:tcPr>
-          <w:p>
-            <w:pPr>
-              <w:widowControl w:val="0"/>
-              <w:spacing w:line="240" w:lineRule="auto"/>
-              <w:rPr/>
-            </w:pPr>
-            <w:r>
-              <w:rPr>
-                <w:rtl w:val="0"/>
-              </w:rPr>
+              <w:top w:w="56.69291338582678" w:type="dxa"/>
+              <w:left w:w="56.69291338582678" w:type="dxa"/>
+              <w:bottom w:w="56.69291338582678" w:type="dxa"/>
+              <w:right w:w="56.69291338582678" w:type="dxa"/>
+            </w:tcMar>
+            <w:vAlign w:val="top"/>
+          </w:tcPr>
+          <w:p>
+            <w:pPr>
+              <w:widowControl w:val="0"/>
+              <w:spacing w:line="240" w:lineRule="auto"/>
+              <w:rPr>
+                <w:sz w:val="20"/>
+                <w:szCs w:val="20"/>
+              </w:rPr>
+            </w:pPr>
+            <w:r>
+              <w:rPr>
+                <w:sz w:val="20"/>
+                <w:szCs w:val="20"/>
+                <w:rtl w:val="0"/>
+              </w:rPr>
+              <w:t xml:space="preserve">FR_Inventory_Initial</w:t>
+            </w:r>
+          </w:p>
+        </w:tc>
+        <w:tc>
+          <w:tcPr>
+            <w:shd w:fill="auto" w:val="clear"/>
+            <w:tcMar>
+              <w:top w:w="56.69291338582678" w:type="dxa"/>
+              <w:left w:w="56.69291338582678" w:type="dxa"/>
+              <w:bottom w:w="56.69291338582678" w:type="dxa"/>
+              <w:right w:w="56.69291338582678" w:type="dxa"/>
+            </w:tcMar>
+            <w:vAlign w:val="top"/>
+          </w:tcPr>
+          <w:p>
+            <w:pPr>
+              <w:widowControl w:val="0"/>
+              <w:spacing w:line="240" w:lineRule="auto"/>
+              <w:rPr>
+                <w:sz w:val="20"/>
+                <w:szCs w:val="20"/>
+              </w:rPr>
+            </w:pPr>
+            <w:r>
+              <w:rPr>
+                <w:sz w:val="20"/>
+                <w:szCs w:val="20"/>
+                <w:rtl w:val="0"/>
+              </w:rPr>
+              <w:t xml:space="preserve">On the start screen, player can choose initial inventory items.</w:t>
+            </w:r>
+          </w:p>
+        </w:tc>
+        <w:tc>
+          <w:tcPr>
+            <w:shd w:fill="auto" w:val="clear"/>
+            <w:tcMar>
+              <w:top w:w="56.69291338582678" w:type="dxa"/>
+              <w:left w:w="56.69291338582678" w:type="dxa"/>
+              <w:bottom w:w="56.69291338582678" w:type="dxa"/>
+              <w:right w:w="56.69291338582678" w:type="dxa"/>
+            </w:tcMar>
+            <w:vAlign w:val="top"/>
+          </w:tcPr>
+          <w:p>
+            <w:pPr>
+              <w:widowControl w:val="0"/>
+              <w:spacing w:line="240" w:lineRule="auto"/>
+              <w:rPr>
+                <w:sz w:val="20"/>
+                <w:szCs w:val="20"/>
+              </w:rPr>
+            </w:pPr>
+            <w:r>
+              <w:rPr>
+                <w:sz w:val="20"/>
+                <w:szCs w:val="20"/>
+                <w:rtl w:val="0"/>
+              </w:rPr>
+              <w:t xml:space="preserve">UR_Start-Screen</w:t>
             </w:r>
           </w:p>
         </w:tc>
@@ -1520,73 +3590,89 @@
           <w:tcPr>
             <w:shd w:fill="auto" w:val="clear"/>
             <w:tcMar>
-              <w:top w:w="100.0" w:type="dxa"/>
-              <w:left w:w="100.0" w:type="dxa"/>
-              <w:bottom w:w="100.0" w:type="dxa"/>
-              <w:right w:w="100.0" w:type="dxa"/>
-            </w:tcMar>
-            <w:vAlign w:val="top"/>
-          </w:tcPr>
-          <w:p>
-            <w:pPr>
-              <w:widowControl w:val="0"/>
-              <w:spacing w:line="240" w:lineRule="auto"/>
-              <w:rPr/>
-            </w:pPr>
-            <w:r>
-              <w:rPr>
-                <w:rtl w:val="0"/>
-              </w:rPr>
-              <w:t xml:space="preserve">FR_Item_Use</w:t>
-            </w:r>
-          </w:p>
-        </w:tc>
-        <w:tc>
-          <w:tcPr>
-            <w:shd w:fill="auto" w:val="clear"/>
-            <w:tcMar>
-              <w:top w:w="100.0" w:type="dxa"/>
-              <w:left w:w="100.0" w:type="dxa"/>
-              <w:bottom w:w="100.0" w:type="dxa"/>
-              <w:right w:w="100.0" w:type="dxa"/>
-            </w:tcMar>
-            <w:vAlign w:val="top"/>
-          </w:tcPr>
-          <w:p>
-            <w:pPr>
-              <w:widowControl w:val="0"/>
-              <w:spacing w:line="240" w:lineRule="auto"/>
-              <w:rPr/>
-            </w:pPr>
-            <w:r>
-              <w:rPr>
-                <w:rtl w:val="0"/>
-              </w:rPr>
-              <w:t xml:space="preserve">Right mouse click activates/uses currently selected inventory item.</w:t>
-            </w:r>
-          </w:p>
-        </w:tc>
-        <w:tc>
-          <w:tcPr>
-            <w:shd w:fill="auto" w:val="clear"/>
-            <w:tcMar>
-              <w:top w:w="100.0" w:type="dxa"/>
-              <w:left w:w="100.0" w:type="dxa"/>
-              <w:bottom w:w="100.0" w:type="dxa"/>
-              <w:right w:w="100.0" w:type="dxa"/>
-            </w:tcMar>
-            <w:vAlign w:val="top"/>
-          </w:tcPr>
-          <w:p>
-            <w:pPr>
-              <w:widowControl w:val="0"/>
-              <w:spacing w:line="240" w:lineRule="auto"/>
-              <w:rPr/>
-            </w:pPr>
-            <w:r>
-              <w:rPr>
-                <w:rtl w:val="0"/>
-              </w:rPr>
+              <w:top w:w="56.69291338582678" w:type="dxa"/>
+              <w:left w:w="56.69291338582678" w:type="dxa"/>
+              <w:bottom w:w="56.69291338582678" w:type="dxa"/>
+              <w:right w:w="56.69291338582678" w:type="dxa"/>
+            </w:tcMar>
+            <w:vAlign w:val="top"/>
+          </w:tcPr>
+          <w:p>
+            <w:pPr>
+              <w:widowControl w:val="0"/>
+              <w:spacing w:line="240" w:lineRule="auto"/>
+              <w:rPr>
+                <w:sz w:val="20"/>
+                <w:szCs w:val="20"/>
+              </w:rPr>
+            </w:pPr>
+            <w:r>
+              <w:rPr>
+                <w:sz w:val="20"/>
+                <w:szCs w:val="20"/>
+                <w:rtl w:val="0"/>
+              </w:rPr>
+              <w:t xml:space="preserve">FR_Goal_Reached</w:t>
+            </w:r>
+          </w:p>
+        </w:tc>
+        <w:tc>
+          <w:tcPr>
+            <w:shd w:fill="auto" w:val="clear"/>
+            <w:tcMar>
+              <w:top w:w="56.69291338582678" w:type="dxa"/>
+              <w:left w:w="56.69291338582678" w:type="dxa"/>
+              <w:bottom w:w="56.69291338582678" w:type="dxa"/>
+              <w:right w:w="56.69291338582678" w:type="dxa"/>
+            </w:tcMar>
+            <w:vAlign w:val="top"/>
+          </w:tcPr>
+          <w:p>
+            <w:pPr>
+              <w:widowControl w:val="0"/>
+              <w:spacing w:line="240" w:lineRule="auto"/>
+              <w:rPr>
+                <w:sz w:val="20"/>
+                <w:szCs w:val="20"/>
+              </w:rPr>
+            </w:pPr>
+            <w:r>
+              <w:rPr>
+                <w:sz w:val="20"/>
+                <w:szCs w:val="20"/>
+                <w:rtl w:val="0"/>
+              </w:rPr>
+              <w:t xml:space="preserve">Player entering the Halifax Dorm area triggers the main goal accomplished and the current run to end. </w:t>
+            </w:r>
+          </w:p>
+        </w:tc>
+        <w:tc>
+          <w:tcPr>
+            <w:shd w:fill="auto" w:val="clear"/>
+            <w:tcMar>
+              <w:top w:w="56.69291338582678" w:type="dxa"/>
+              <w:left w:w="56.69291338582678" w:type="dxa"/>
+              <w:bottom w:w="56.69291338582678" w:type="dxa"/>
+              <w:right w:w="56.69291338582678" w:type="dxa"/>
+            </w:tcMar>
+            <w:vAlign w:val="top"/>
+          </w:tcPr>
+          <w:p>
+            <w:pPr>
+              <w:widowControl w:val="0"/>
+              <w:spacing w:line="240" w:lineRule="auto"/>
+              <w:rPr>
+                <w:sz w:val="20"/>
+                <w:szCs w:val="20"/>
+              </w:rPr>
+            </w:pPr>
+            <w:r>
+              <w:rPr>
+                <w:sz w:val="20"/>
+                <w:szCs w:val="20"/>
+                <w:rtl w:val="0"/>
+              </w:rPr>
+              <w:t xml:space="preserve">UR_Goal</w:t>
             </w:r>
           </w:p>
         </w:tc>
@@ -1600,71 +3686,89 @@
           <w:tcPr>
             <w:shd w:fill="auto" w:val="clear"/>
             <w:tcMar>
-              <w:top w:w="100.0" w:type="dxa"/>
-              <w:left w:w="100.0" w:type="dxa"/>
-              <w:bottom w:w="100.0" w:type="dxa"/>
-              <w:right w:w="100.0" w:type="dxa"/>
-            </w:tcMar>
-            <w:vAlign w:val="top"/>
-          </w:tcPr>
-          <w:p>
-            <w:pPr>
-              <w:widowControl w:val="0"/>
-              <w:spacing w:line="240" w:lineRule="auto"/>
-              <w:rPr/>
-            </w:pPr>
-            <w:r>
-              <w:rPr>
-                <w:rtl w:val="0"/>
-              </w:rPr>
-            </w:r>
-          </w:p>
-        </w:tc>
-        <w:tc>
-          <w:tcPr>
-            <w:shd w:fill="auto" w:val="clear"/>
-            <w:tcMar>
-              <w:top w:w="100.0" w:type="dxa"/>
-              <w:left w:w="100.0" w:type="dxa"/>
-              <w:bottom w:w="100.0" w:type="dxa"/>
-              <w:right w:w="100.0" w:type="dxa"/>
-            </w:tcMar>
-            <w:vAlign w:val="top"/>
-          </w:tcPr>
-          <w:p>
-            <w:pPr>
-              <w:widowControl w:val="0"/>
-              <w:spacing w:line="240" w:lineRule="auto"/>
-              <w:rPr/>
-            </w:pPr>
-            <w:r>
-              <w:rPr>
-                <w:rtl w:val="0"/>
-              </w:rPr>
-            </w:r>
-          </w:p>
-        </w:tc>
-        <w:tc>
-          <w:tcPr>
-            <w:shd w:fill="auto" w:val="clear"/>
-            <w:tcMar>
-              <w:top w:w="100.0" w:type="dxa"/>
-              <w:left w:w="100.0" w:type="dxa"/>
-              <w:bottom w:w="100.0" w:type="dxa"/>
-              <w:right w:w="100.0" w:type="dxa"/>
-            </w:tcMar>
-            <w:vAlign w:val="top"/>
-          </w:tcPr>
-          <w:p>
-            <w:pPr>
-              <w:widowControl w:val="0"/>
-              <w:spacing w:line="240" w:lineRule="auto"/>
-              <w:rPr/>
-            </w:pPr>
-            <w:r>
-              <w:rPr>
-                <w:rtl w:val="0"/>
-              </w:rPr>
+              <w:top w:w="56.69291338582678" w:type="dxa"/>
+              <w:left w:w="56.69291338582678" w:type="dxa"/>
+              <w:bottom w:w="56.69291338582678" w:type="dxa"/>
+              <w:right w:w="56.69291338582678" w:type="dxa"/>
+            </w:tcMar>
+            <w:vAlign w:val="top"/>
+          </w:tcPr>
+          <w:p>
+            <w:pPr>
+              <w:widowControl w:val="0"/>
+              <w:spacing w:line="240" w:lineRule="auto"/>
+              <w:rPr>
+                <w:sz w:val="20"/>
+                <w:szCs w:val="20"/>
+              </w:rPr>
+            </w:pPr>
+            <w:r>
+              <w:rPr>
+                <w:sz w:val="20"/>
+                <w:szCs w:val="20"/>
+                <w:rtl w:val="0"/>
+              </w:rPr>
+              <w:t xml:space="preserve">FR_Inventory_Display</w:t>
+            </w:r>
+          </w:p>
+        </w:tc>
+        <w:tc>
+          <w:tcPr>
+            <w:shd w:fill="auto" w:val="clear"/>
+            <w:tcMar>
+              <w:top w:w="56.69291338582678" w:type="dxa"/>
+              <w:left w:w="56.69291338582678" w:type="dxa"/>
+              <w:bottom w:w="56.69291338582678" w:type="dxa"/>
+              <w:right w:w="56.69291338582678" w:type="dxa"/>
+            </w:tcMar>
+            <w:vAlign w:val="top"/>
+          </w:tcPr>
+          <w:p>
+            <w:pPr>
+              <w:widowControl w:val="0"/>
+              <w:spacing w:line="240" w:lineRule="auto"/>
+              <w:rPr>
+                <w:sz w:val="20"/>
+                <w:szCs w:val="20"/>
+              </w:rPr>
+            </w:pPr>
+            <w:r>
+              <w:rPr>
+                <w:sz w:val="20"/>
+                <w:szCs w:val="20"/>
+                <w:rtl w:val="0"/>
+              </w:rPr>
+              <w:t xml:space="preserve">Inventory slots are always displayed at the top of the game screen? Item icons are displayed within slots while the player possesses them.</w:t>
+            </w:r>
+          </w:p>
+        </w:tc>
+        <w:tc>
+          <w:tcPr>
+            <w:shd w:fill="auto" w:val="clear"/>
+            <w:tcMar>
+              <w:top w:w="56.69291338582678" w:type="dxa"/>
+              <w:left w:w="56.69291338582678" w:type="dxa"/>
+              <w:bottom w:w="56.69291338582678" w:type="dxa"/>
+              <w:right w:w="56.69291338582678" w:type="dxa"/>
+            </w:tcMar>
+            <w:vAlign w:val="top"/>
+          </w:tcPr>
+          <w:p>
+            <w:pPr>
+              <w:widowControl w:val="0"/>
+              <w:spacing w:line="240" w:lineRule="auto"/>
+              <w:rPr>
+                <w:sz w:val="20"/>
+                <w:szCs w:val="20"/>
+              </w:rPr>
+            </w:pPr>
+            <w:r>
+              <w:rPr>
+                <w:sz w:val="20"/>
+                <w:szCs w:val="20"/>
+                <w:rtl w:val="0"/>
+              </w:rPr>
+              <w:t xml:space="preserve">UR_Items</w:t>
             </w:r>
           </w:p>
         </w:tc>
@@ -1678,67 +3782,1899 @@
           <w:tcPr>
             <w:shd w:fill="auto" w:val="clear"/>
             <w:tcMar>
-              <w:top w:w="100.0" w:type="dxa"/>
-              <w:left w:w="100.0" w:type="dxa"/>
-              <w:bottom w:w="100.0" w:type="dxa"/>
-              <w:right w:w="100.0" w:type="dxa"/>
-            </w:tcMar>
-            <w:vAlign w:val="top"/>
-          </w:tcPr>
-          <w:p>
-            <w:pPr>
-              <w:widowControl w:val="0"/>
-              <w:spacing w:line="240" w:lineRule="auto"/>
-              <w:rPr/>
-            </w:pPr>
-            <w:r>
-              <w:rPr>
-                <w:rtl w:val="0"/>
-              </w:rPr>
-              <w:t xml:space="preserve">FR_</w:t>
-            </w:r>
-          </w:p>
-        </w:tc>
-        <w:tc>
-          <w:tcPr>
-            <w:shd w:fill="auto" w:val="clear"/>
-            <w:tcMar>
-              <w:top w:w="100.0" w:type="dxa"/>
-              <w:left w:w="100.0" w:type="dxa"/>
-              <w:bottom w:w="100.0" w:type="dxa"/>
-              <w:right w:w="100.0" w:type="dxa"/>
-            </w:tcMar>
-            <w:vAlign w:val="top"/>
-          </w:tcPr>
-          <w:p>
-            <w:pPr>
-              <w:widowControl w:val="0"/>
-              <w:spacing w:line="240" w:lineRule="auto"/>
-              <w:rPr/>
-            </w:pPr>
-            <w:r>
-              <w:rPr>
-                <w:rtl w:val="0"/>
-              </w:rPr>
-            </w:r>
-          </w:p>
-        </w:tc>
-        <w:tc>
-          <w:tcPr>
-            <w:shd w:fill="auto" w:val="clear"/>
-            <w:tcMar>
-              <w:top w:w="100.0" w:type="dxa"/>
-              <w:left w:w="100.0" w:type="dxa"/>
-              <w:bottom w:w="100.0" w:type="dxa"/>
-              <w:right w:w="100.0" w:type="dxa"/>
-            </w:tcMar>
-            <w:vAlign w:val="top"/>
-          </w:tcPr>
-          <w:p>
-            <w:pPr>
-              <w:widowControl w:val="0"/>
-              <w:spacing w:line="240" w:lineRule="auto"/>
-              <w:rPr/>
+              <w:top w:w="56.69291338582678" w:type="dxa"/>
+              <w:left w:w="56.69291338582678" w:type="dxa"/>
+              <w:bottom w:w="56.69291338582678" w:type="dxa"/>
+              <w:right w:w="56.69291338582678" w:type="dxa"/>
+            </w:tcMar>
+            <w:vAlign w:val="top"/>
+          </w:tcPr>
+          <w:p>
+            <w:pPr>
+              <w:widowControl w:val="0"/>
+              <w:spacing w:line="240" w:lineRule="auto"/>
+              <w:rPr>
+                <w:sz w:val="20"/>
+                <w:szCs w:val="20"/>
+              </w:rPr>
+            </w:pPr>
+            <w:r>
+              <w:rPr>
+                <w:sz w:val="20"/>
+                <w:szCs w:val="20"/>
+                <w:rtl w:val="0"/>
+              </w:rPr>
+              <w:t xml:space="preserve">FR_Inventory_Scroll</w:t>
+            </w:r>
+          </w:p>
+        </w:tc>
+        <w:tc>
+          <w:tcPr>
+            <w:shd w:fill="auto" w:val="clear"/>
+            <w:tcMar>
+              <w:top w:w="56.69291338582678" w:type="dxa"/>
+              <w:left w:w="56.69291338582678" w:type="dxa"/>
+              <w:bottom w:w="56.69291338582678" w:type="dxa"/>
+              <w:right w:w="56.69291338582678" w:type="dxa"/>
+            </w:tcMar>
+            <w:vAlign w:val="top"/>
+          </w:tcPr>
+          <w:p>
+            <w:pPr>
+              <w:widowControl w:val="0"/>
+              <w:spacing w:line="240" w:lineRule="auto"/>
+              <w:rPr>
+                <w:sz w:val="20"/>
+                <w:szCs w:val="20"/>
+              </w:rPr>
+            </w:pPr>
+            <w:r>
+              <w:rPr>
+                <w:sz w:val="20"/>
+                <w:szCs w:val="20"/>
+                <w:rtl w:val="0"/>
+              </w:rPr>
+              <w:t xml:space="preserve">Mouse scroll wheel selects items in inventory.</w:t>
+            </w:r>
+          </w:p>
+        </w:tc>
+        <w:tc>
+          <w:tcPr>
+            <w:shd w:fill="auto" w:val="clear"/>
+            <w:tcMar>
+              <w:top w:w="56.69291338582678" w:type="dxa"/>
+              <w:left w:w="56.69291338582678" w:type="dxa"/>
+              <w:bottom w:w="56.69291338582678" w:type="dxa"/>
+              <w:right w:w="56.69291338582678" w:type="dxa"/>
+            </w:tcMar>
+            <w:vAlign w:val="top"/>
+          </w:tcPr>
+          <w:p>
+            <w:pPr>
+              <w:widowControl w:val="0"/>
+              <w:spacing w:line="240" w:lineRule="auto"/>
+              <w:rPr>
+                <w:sz w:val="20"/>
+                <w:szCs w:val="20"/>
+              </w:rPr>
+            </w:pPr>
+            <w:r>
+              <w:rPr>
+                <w:sz w:val="20"/>
+                <w:szCs w:val="20"/>
+                <w:rtl w:val="0"/>
+              </w:rPr>
+              <w:t xml:space="preserve">UR_Items</w:t>
+            </w:r>
+          </w:p>
+        </w:tc>
+      </w:tr>
+      <w:tr>
+        <w:trPr>
+          <w:cantSplit w:val="0"/>
+          <w:tblHeader w:val="0"/>
+        </w:trPr>
+        <w:tc>
+          <w:tcPr>
+            <w:shd w:fill="auto" w:val="clear"/>
+            <w:tcMar>
+              <w:top w:w="56.69291338582678" w:type="dxa"/>
+              <w:left w:w="56.69291338582678" w:type="dxa"/>
+              <w:bottom w:w="56.69291338582678" w:type="dxa"/>
+              <w:right w:w="56.69291338582678" w:type="dxa"/>
+            </w:tcMar>
+            <w:vAlign w:val="top"/>
+          </w:tcPr>
+          <w:p>
+            <w:pPr>
+              <w:widowControl w:val="0"/>
+              <w:spacing w:line="240" w:lineRule="auto"/>
+              <w:rPr>
+                <w:sz w:val="20"/>
+                <w:szCs w:val="20"/>
+              </w:rPr>
+            </w:pPr>
+            <w:r>
+              <w:rPr>
+                <w:sz w:val="20"/>
+                <w:szCs w:val="20"/>
+                <w:rtl w:val="0"/>
+              </w:rPr>
+              <w:t xml:space="preserve">FR_Inventory_Higlight</w:t>
+            </w:r>
+          </w:p>
+        </w:tc>
+        <w:tc>
+          <w:tcPr>
+            <w:shd w:fill="auto" w:val="clear"/>
+            <w:tcMar>
+              <w:top w:w="56.69291338582678" w:type="dxa"/>
+              <w:left w:w="56.69291338582678" w:type="dxa"/>
+              <w:bottom w:w="56.69291338582678" w:type="dxa"/>
+              <w:right w:w="56.69291338582678" w:type="dxa"/>
+            </w:tcMar>
+            <w:vAlign w:val="top"/>
+          </w:tcPr>
+          <w:p>
+            <w:pPr>
+              <w:widowControl w:val="0"/>
+              <w:spacing w:line="240" w:lineRule="auto"/>
+              <w:rPr>
+                <w:sz w:val="20"/>
+                <w:szCs w:val="20"/>
+              </w:rPr>
+            </w:pPr>
+            <w:r>
+              <w:rPr>
+                <w:sz w:val="20"/>
+                <w:szCs w:val="20"/>
+                <w:rtl w:val="0"/>
+              </w:rPr>
+              <w:t xml:space="preserve">Currently selected inventory item is highlighted.</w:t>
+            </w:r>
+          </w:p>
+        </w:tc>
+        <w:tc>
+          <w:tcPr>
+            <w:shd w:fill="auto" w:val="clear"/>
+            <w:tcMar>
+              <w:top w:w="56.69291338582678" w:type="dxa"/>
+              <w:left w:w="56.69291338582678" w:type="dxa"/>
+              <w:bottom w:w="56.69291338582678" w:type="dxa"/>
+              <w:right w:w="56.69291338582678" w:type="dxa"/>
+            </w:tcMar>
+            <w:vAlign w:val="top"/>
+          </w:tcPr>
+          <w:p>
+            <w:pPr>
+              <w:widowControl w:val="0"/>
+              <w:spacing w:line="240" w:lineRule="auto"/>
+              <w:rPr>
+                <w:sz w:val="20"/>
+                <w:szCs w:val="20"/>
+              </w:rPr>
+            </w:pPr>
+            <w:r>
+              <w:rPr>
+                <w:sz w:val="20"/>
+                <w:szCs w:val="20"/>
+                <w:rtl w:val="0"/>
+              </w:rPr>
+              <w:t xml:space="preserve">UR_Items</w:t>
+            </w:r>
+          </w:p>
+        </w:tc>
+      </w:tr>
+      <w:tr>
+        <w:trPr>
+          <w:cantSplit w:val="0"/>
+          <w:tblHeader w:val="0"/>
+        </w:trPr>
+        <w:tc>
+          <w:tcPr>
+            <w:shd w:fill="auto" w:val="clear"/>
+            <w:tcMar>
+              <w:top w:w="56.69291338582678" w:type="dxa"/>
+              <w:left w:w="56.69291338582678" w:type="dxa"/>
+              <w:bottom w:w="56.69291338582678" w:type="dxa"/>
+              <w:right w:w="56.69291338582678" w:type="dxa"/>
+            </w:tcMar>
+            <w:vAlign w:val="top"/>
+          </w:tcPr>
+          <w:p>
+            <w:pPr>
+              <w:widowControl w:val="0"/>
+              <w:spacing w:line="240" w:lineRule="auto"/>
+              <w:rPr>
+                <w:sz w:val="20"/>
+                <w:szCs w:val="20"/>
+              </w:rPr>
+            </w:pPr>
+            <w:r>
+              <w:rPr>
+                <w:sz w:val="20"/>
+                <w:szCs w:val="20"/>
+                <w:rtl w:val="0"/>
+              </w:rPr>
+              <w:t xml:space="preserve">FR_Item_Use</w:t>
+            </w:r>
+          </w:p>
+        </w:tc>
+        <w:tc>
+          <w:tcPr>
+            <w:shd w:fill="auto" w:val="clear"/>
+            <w:tcMar>
+              <w:top w:w="56.69291338582678" w:type="dxa"/>
+              <w:left w:w="56.69291338582678" w:type="dxa"/>
+              <w:bottom w:w="56.69291338582678" w:type="dxa"/>
+              <w:right w:w="56.69291338582678" w:type="dxa"/>
+            </w:tcMar>
+            <w:vAlign w:val="top"/>
+          </w:tcPr>
+          <w:p>
+            <w:pPr>
+              <w:widowControl w:val="0"/>
+              <w:spacing w:line="240" w:lineRule="auto"/>
+              <w:rPr>
+                <w:sz w:val="20"/>
+                <w:szCs w:val="20"/>
+              </w:rPr>
+            </w:pPr>
+            <w:r>
+              <w:rPr>
+                <w:sz w:val="20"/>
+                <w:szCs w:val="20"/>
+                <w:rtl w:val="0"/>
+              </w:rPr>
+              <w:t xml:space="preserve">Right mouse click activates/uses currently selected inventory item.</w:t>
+            </w:r>
+          </w:p>
+        </w:tc>
+        <w:tc>
+          <w:tcPr>
+            <w:shd w:fill="auto" w:val="clear"/>
+            <w:tcMar>
+              <w:top w:w="56.69291338582678" w:type="dxa"/>
+              <w:left w:w="56.69291338582678" w:type="dxa"/>
+              <w:bottom w:w="56.69291338582678" w:type="dxa"/>
+              <w:right w:w="56.69291338582678" w:type="dxa"/>
+            </w:tcMar>
+            <w:vAlign w:val="top"/>
+          </w:tcPr>
+          <w:p>
+            <w:pPr>
+              <w:widowControl w:val="0"/>
+              <w:spacing w:line="240" w:lineRule="auto"/>
+              <w:rPr>
+                <w:sz w:val="20"/>
+                <w:szCs w:val="20"/>
+              </w:rPr>
+            </w:pPr>
+            <w:r>
+              <w:rPr>
+                <w:sz w:val="20"/>
+                <w:szCs w:val="20"/>
+                <w:rtl w:val="0"/>
+              </w:rPr>
+              <w:t xml:space="preserve">UR_Items</w:t>
+            </w:r>
+          </w:p>
+        </w:tc>
+      </w:tr>
+      <w:tr>
+        <w:trPr>
+          <w:cantSplit w:val="0"/>
+          <w:tblHeader w:val="0"/>
+        </w:trPr>
+        <w:tc>
+          <w:tcPr>
+            <w:shd w:fill="auto" w:val="clear"/>
+            <w:tcMar>
+              <w:top w:w="56.69291338582678" w:type="dxa"/>
+              <w:left w:w="56.69291338582678" w:type="dxa"/>
+              <w:bottom w:w="56.69291338582678" w:type="dxa"/>
+              <w:right w:w="56.69291338582678" w:type="dxa"/>
+            </w:tcMar>
+            <w:vAlign w:val="top"/>
+          </w:tcPr>
+          <w:p>
+            <w:pPr>
+              <w:widowControl w:val="0"/>
+              <w:spacing w:line="240" w:lineRule="auto"/>
+              <w:rPr>
+                <w:sz w:val="20"/>
+                <w:szCs w:val="20"/>
+              </w:rPr>
+            </w:pPr>
+            <w:r>
+              <w:rPr>
+                <w:sz w:val="20"/>
+                <w:szCs w:val="20"/>
+                <w:rtl w:val="0"/>
+              </w:rPr>
+              <w:t xml:space="preserve">FR_Movement</w:t>
+            </w:r>
+          </w:p>
+        </w:tc>
+        <w:tc>
+          <w:tcPr>
+            <w:shd w:fill="auto" w:val="clear"/>
+            <w:tcMar>
+              <w:top w:w="56.69291338582678" w:type="dxa"/>
+              <w:left w:w="56.69291338582678" w:type="dxa"/>
+              <w:bottom w:w="56.69291338582678" w:type="dxa"/>
+              <w:right w:w="56.69291338582678" w:type="dxa"/>
+            </w:tcMar>
+            <w:vAlign w:val="top"/>
+          </w:tcPr>
+          <w:p>
+            <w:pPr>
+              <w:widowControl w:val="0"/>
+              <w:spacing w:line="240" w:lineRule="auto"/>
+              <w:rPr>
+                <w:sz w:val="20"/>
+                <w:szCs w:val="20"/>
+              </w:rPr>
+            </w:pPr>
+            <w:r>
+              <w:rPr>
+                <w:sz w:val="20"/>
+                <w:szCs w:val="20"/>
+                <w:rtl w:val="0"/>
+              </w:rPr>
+              <w:t xml:space="preserve">WASD or arrow keys will control player character movement.</w:t>
+            </w:r>
+          </w:p>
+        </w:tc>
+        <w:tc>
+          <w:tcPr>
+            <w:shd w:fill="auto" w:val="clear"/>
+            <w:tcMar>
+              <w:top w:w="56.69291338582678" w:type="dxa"/>
+              <w:left w:w="56.69291338582678" w:type="dxa"/>
+              <w:bottom w:w="56.69291338582678" w:type="dxa"/>
+              <w:right w:w="56.69291338582678" w:type="dxa"/>
+            </w:tcMar>
+            <w:vAlign w:val="top"/>
+          </w:tcPr>
+          <w:p>
+            <w:pPr>
+              <w:widowControl w:val="0"/>
+              <w:spacing w:line="240" w:lineRule="auto"/>
+              <w:rPr>
+                <w:sz w:val="20"/>
+                <w:szCs w:val="20"/>
+              </w:rPr>
+            </w:pPr>
+            <w:r>
+              <w:rPr>
+                <w:sz w:val="20"/>
+                <w:szCs w:val="20"/>
+                <w:rtl w:val="0"/>
+              </w:rPr>
+              <w:t xml:space="preserve">UR_Movement</w:t>
+            </w:r>
+          </w:p>
+        </w:tc>
+      </w:tr>
+      <w:tr>
+        <w:trPr>
+          <w:cantSplit w:val="0"/>
+          <w:tblHeader w:val="0"/>
+        </w:trPr>
+        <w:tc>
+          <w:tcPr>
+            <w:shd w:fill="auto" w:val="clear"/>
+            <w:tcMar>
+              <w:top w:w="56.69291338582678" w:type="dxa"/>
+              <w:left w:w="56.69291338582678" w:type="dxa"/>
+              <w:bottom w:w="56.69291338582678" w:type="dxa"/>
+              <w:right w:w="56.69291338582678" w:type="dxa"/>
+            </w:tcMar>
+            <w:vAlign w:val="top"/>
+          </w:tcPr>
+          <w:p>
+            <w:pPr>
+              <w:widowControl w:val="0"/>
+              <w:spacing w:line="240" w:lineRule="auto"/>
+              <w:rPr>
+                <w:sz w:val="20"/>
+                <w:szCs w:val="20"/>
+              </w:rPr>
+            </w:pPr>
+            <w:r>
+              <w:rPr>
+                <w:sz w:val="20"/>
+                <w:szCs w:val="20"/>
+                <w:rtl w:val="0"/>
+              </w:rPr>
+              <w:t xml:space="preserve">FR_Movement_Treadmill</w:t>
+            </w:r>
+          </w:p>
+        </w:tc>
+        <w:tc>
+          <w:tcPr>
+            <w:shd w:fill="auto" w:val="clear"/>
+            <w:tcMar>
+              <w:top w:w="56.69291338582678" w:type="dxa"/>
+              <w:left w:w="56.69291338582678" w:type="dxa"/>
+              <w:bottom w:w="56.69291338582678" w:type="dxa"/>
+              <w:right w:w="56.69291338582678" w:type="dxa"/>
+            </w:tcMar>
+            <w:vAlign w:val="top"/>
+          </w:tcPr>
+          <w:p>
+            <w:pPr>
+              <w:widowControl w:val="0"/>
+              <w:spacing w:line="240" w:lineRule="auto"/>
+              <w:rPr>
+                <w:sz w:val="20"/>
+                <w:szCs w:val="20"/>
+              </w:rPr>
+            </w:pPr>
+            <w:r>
+              <w:rPr>
+                <w:sz w:val="20"/>
+                <w:szCs w:val="20"/>
+                <w:rtl w:val="0"/>
+              </w:rPr>
+              <w:t xml:space="preserve">The environment will move in the opposite direction of user input. While the player remains at the centre. </w:t>
+            </w:r>
+          </w:p>
+        </w:tc>
+        <w:tc>
+          <w:tcPr>
+            <w:shd w:fill="auto" w:val="clear"/>
+            <w:tcMar>
+              <w:top w:w="56.69291338582678" w:type="dxa"/>
+              <w:left w:w="56.69291338582678" w:type="dxa"/>
+              <w:bottom w:w="56.69291338582678" w:type="dxa"/>
+              <w:right w:w="56.69291338582678" w:type="dxa"/>
+            </w:tcMar>
+            <w:vAlign w:val="top"/>
+          </w:tcPr>
+          <w:p>
+            <w:pPr>
+              <w:widowControl w:val="0"/>
+              <w:spacing w:line="240" w:lineRule="auto"/>
+              <w:rPr>
+                <w:sz w:val="20"/>
+                <w:szCs w:val="20"/>
+              </w:rPr>
+            </w:pPr>
+            <w:r>
+              <w:rPr>
+                <w:sz w:val="20"/>
+                <w:szCs w:val="20"/>
+                <w:rtl w:val="0"/>
+              </w:rPr>
+              <w:t xml:space="preserve">UR_Movement</w:t>
+            </w:r>
+          </w:p>
+        </w:tc>
+      </w:tr>
+      <w:tr>
+        <w:trPr>
+          <w:cantSplit w:val="0"/>
+          <w:tblHeader w:val="0"/>
+        </w:trPr>
+        <w:tc>
+          <w:tcPr>
+            <w:shd w:fill="auto" w:val="clear"/>
+            <w:tcMar>
+              <w:top w:w="56.69291338582678" w:type="dxa"/>
+              <w:left w:w="56.69291338582678" w:type="dxa"/>
+              <w:bottom w:w="56.69291338582678" w:type="dxa"/>
+              <w:right w:w="56.69291338582678" w:type="dxa"/>
+            </w:tcMar>
+            <w:vAlign w:val="top"/>
+          </w:tcPr>
+          <w:p>
+            <w:pPr>
+              <w:widowControl w:val="0"/>
+              <w:spacing w:line="240" w:lineRule="auto"/>
+              <w:rPr>
+                <w:sz w:val="20"/>
+                <w:szCs w:val="20"/>
+              </w:rPr>
+            </w:pPr>
+            <w:r>
+              <w:rPr>
+                <w:sz w:val="20"/>
+                <w:szCs w:val="20"/>
+                <w:rtl w:val="0"/>
+              </w:rPr>
+              <w:t xml:space="preserve">FR_Collision</w:t>
+            </w:r>
+          </w:p>
+        </w:tc>
+        <w:tc>
+          <w:tcPr>
+            <w:shd w:fill="auto" w:val="clear"/>
+            <w:tcMar>
+              <w:top w:w="56.69291338582678" w:type="dxa"/>
+              <w:left w:w="56.69291338582678" w:type="dxa"/>
+              <w:bottom w:w="56.69291338582678" w:type="dxa"/>
+              <w:right w:w="56.69291338582678" w:type="dxa"/>
+            </w:tcMar>
+            <w:vAlign w:val="top"/>
+          </w:tcPr>
+          <w:p>
+            <w:pPr>
+              <w:widowControl w:val="0"/>
+              <w:spacing w:line="240" w:lineRule="auto"/>
+              <w:rPr>
+                <w:sz w:val="20"/>
+                <w:szCs w:val="20"/>
+              </w:rPr>
+            </w:pPr>
+            <w:r>
+              <w:rPr>
+                <w:sz w:val="20"/>
+                <w:szCs w:val="20"/>
+                <w:rtl w:val="0"/>
+              </w:rPr>
+              <w:t xml:space="preserve">Game shall prevent the player character from moving through static environment colliders (walls, floors, and obstacles). </w:t>
+            </w:r>
+          </w:p>
+        </w:tc>
+        <w:tc>
+          <w:tcPr>
+            <w:shd w:fill="auto" w:val="clear"/>
+            <w:tcMar>
+              <w:top w:w="56.69291338582678" w:type="dxa"/>
+              <w:left w:w="56.69291338582678" w:type="dxa"/>
+              <w:bottom w:w="56.69291338582678" w:type="dxa"/>
+              <w:right w:w="56.69291338582678" w:type="dxa"/>
+            </w:tcMar>
+            <w:vAlign w:val="top"/>
+          </w:tcPr>
+          <w:p>
+            <w:pPr>
+              <w:widowControl w:val="0"/>
+              <w:spacing w:line="240" w:lineRule="auto"/>
+              <w:rPr>
+                <w:sz w:val="20"/>
+                <w:szCs w:val="20"/>
+              </w:rPr>
+            </w:pPr>
+            <w:r>
+              <w:rPr>
+                <w:rtl w:val="0"/>
+              </w:rPr>
+            </w:r>
+          </w:p>
+        </w:tc>
+      </w:tr>
+      <w:tr>
+        <w:trPr>
+          <w:cantSplit w:val="0"/>
+          <w:tblHeader w:val="0"/>
+        </w:trPr>
+        <w:tc>
+          <w:tcPr>
+            <w:shd w:fill="auto" w:val="clear"/>
+            <w:tcMar>
+              <w:top w:w="56.69291338582678" w:type="dxa"/>
+              <w:left w:w="56.69291338582678" w:type="dxa"/>
+              <w:bottom w:w="56.69291338582678" w:type="dxa"/>
+              <w:right w:w="56.69291338582678" w:type="dxa"/>
+            </w:tcMar>
+            <w:vAlign w:val="top"/>
+          </w:tcPr>
+          <w:p>
+            <w:pPr>
+              <w:widowControl w:val="0"/>
+              <w:spacing w:line="240" w:lineRule="auto"/>
+              <w:rPr>
+                <w:sz w:val="20"/>
+                <w:szCs w:val="20"/>
+              </w:rPr>
+            </w:pPr>
+            <w:r>
+              <w:rPr>
+                <w:sz w:val="20"/>
+                <w:szCs w:val="20"/>
+                <w:rtl w:val="0"/>
+              </w:rPr>
+              <w:t xml:space="preserve">FR_Health</w:t>
+            </w:r>
+          </w:p>
+        </w:tc>
+        <w:tc>
+          <w:tcPr>
+            <w:shd w:fill="auto" w:val="clear"/>
+            <w:tcMar>
+              <w:top w:w="56.69291338582678" w:type="dxa"/>
+              <w:left w:w="56.69291338582678" w:type="dxa"/>
+              <w:bottom w:w="56.69291338582678" w:type="dxa"/>
+              <w:right w:w="56.69291338582678" w:type="dxa"/>
+            </w:tcMar>
+            <w:vAlign w:val="top"/>
+          </w:tcPr>
+          <w:p>
+            <w:pPr>
+              <w:widowControl w:val="0"/>
+              <w:spacing w:line="240" w:lineRule="auto"/>
+              <w:rPr>
+                <w:sz w:val="20"/>
+                <w:szCs w:val="20"/>
+              </w:rPr>
+            </w:pPr>
+            <w:r>
+              <w:rPr>
+                <w:sz w:val="20"/>
+                <w:szCs w:val="20"/>
+                <w:rtl w:val="0"/>
+              </w:rPr>
+              <w:t xml:space="preserve">Player has a health property that is always displayed and can be increased or decreased by enemies, items and events.</w:t>
+            </w:r>
+          </w:p>
+        </w:tc>
+        <w:tc>
+          <w:tcPr>
+            <w:shd w:fill="auto" w:val="clear"/>
+            <w:tcMar>
+              <w:top w:w="56.69291338582678" w:type="dxa"/>
+              <w:left w:w="56.69291338582678" w:type="dxa"/>
+              <w:bottom w:w="56.69291338582678" w:type="dxa"/>
+              <w:right w:w="56.69291338582678" w:type="dxa"/>
+            </w:tcMar>
+            <w:vAlign w:val="top"/>
+          </w:tcPr>
+          <w:p>
+            <w:pPr>
+              <w:widowControl w:val="0"/>
+              <w:spacing w:line="240" w:lineRule="auto"/>
+              <w:rPr>
+                <w:sz w:val="20"/>
+                <w:szCs w:val="20"/>
+              </w:rPr>
+            </w:pPr>
+            <w:r>
+              <w:rPr>
+                <w:sz w:val="20"/>
+                <w:szCs w:val="20"/>
+                <w:rtl w:val="0"/>
+              </w:rPr>
+              <w:t xml:space="preserve">UR_Character_Attributes</w:t>
+            </w:r>
+          </w:p>
+        </w:tc>
+      </w:tr>
+      <w:tr>
+        <w:trPr>
+          <w:cantSplit w:val="0"/>
+          <w:tblHeader w:val="0"/>
+        </w:trPr>
+        <w:tc>
+          <w:tcPr>
+            <w:shd w:fill="auto" w:val="clear"/>
+            <w:tcMar>
+              <w:top w:w="56.69291338582678" w:type="dxa"/>
+              <w:left w:w="56.69291338582678" w:type="dxa"/>
+              <w:bottom w:w="56.69291338582678" w:type="dxa"/>
+              <w:right w:w="56.69291338582678" w:type="dxa"/>
+            </w:tcMar>
+            <w:vAlign w:val="top"/>
+          </w:tcPr>
+          <w:p>
+            <w:pPr>
+              <w:widowControl w:val="0"/>
+              <w:spacing w:line="240" w:lineRule="auto"/>
+              <w:rPr>
+                <w:sz w:val="20"/>
+                <w:szCs w:val="20"/>
+              </w:rPr>
+            </w:pPr>
+            <w:r>
+              <w:rPr>
+                <w:sz w:val="20"/>
+                <w:szCs w:val="20"/>
+                <w:rtl w:val="0"/>
+              </w:rPr>
+              <w:t xml:space="preserve">FR_Health_Zero</w:t>
+            </w:r>
+          </w:p>
+        </w:tc>
+        <w:tc>
+          <w:tcPr>
+            <w:shd w:fill="auto" w:val="clear"/>
+            <w:tcMar>
+              <w:top w:w="56.69291338582678" w:type="dxa"/>
+              <w:left w:w="56.69291338582678" w:type="dxa"/>
+              <w:bottom w:w="56.69291338582678" w:type="dxa"/>
+              <w:right w:w="56.69291338582678" w:type="dxa"/>
+            </w:tcMar>
+            <w:vAlign w:val="top"/>
+          </w:tcPr>
+          <w:p>
+            <w:pPr>
+              <w:widowControl w:val="0"/>
+              <w:spacing w:line="240" w:lineRule="auto"/>
+              <w:rPr>
+                <w:sz w:val="20"/>
+                <w:szCs w:val="20"/>
+              </w:rPr>
+            </w:pPr>
+            <w:r>
+              <w:rPr>
+                <w:sz w:val="20"/>
+                <w:szCs w:val="20"/>
+                <w:rtl w:val="0"/>
+              </w:rPr>
+              <w:t xml:space="preserve">Player with no health triggers the current run to end.</w:t>
+            </w:r>
+          </w:p>
+        </w:tc>
+        <w:tc>
+          <w:tcPr>
+            <w:shd w:fill="auto" w:val="clear"/>
+            <w:tcMar>
+              <w:top w:w="56.69291338582678" w:type="dxa"/>
+              <w:left w:w="56.69291338582678" w:type="dxa"/>
+              <w:bottom w:w="56.69291338582678" w:type="dxa"/>
+              <w:right w:w="56.69291338582678" w:type="dxa"/>
+            </w:tcMar>
+            <w:vAlign w:val="top"/>
+          </w:tcPr>
+          <w:p>
+            <w:pPr>
+              <w:widowControl w:val="0"/>
+              <w:spacing w:line="240" w:lineRule="auto"/>
+              <w:rPr>
+                <w:sz w:val="20"/>
+                <w:szCs w:val="20"/>
+              </w:rPr>
+            </w:pPr>
+            <w:r>
+              <w:rPr>
+                <w:rtl w:val="0"/>
+              </w:rPr>
+            </w:r>
+          </w:p>
+        </w:tc>
+      </w:tr>
+      <w:tr>
+        <w:trPr>
+          <w:cantSplit w:val="0"/>
+          <w:tblHeader w:val="0"/>
+        </w:trPr>
+        <w:tc>
+          <w:tcPr>
+            <w:shd w:fill="auto" w:val="clear"/>
+            <w:tcMar>
+              <w:top w:w="56.69291338582678" w:type="dxa"/>
+              <w:left w:w="56.69291338582678" w:type="dxa"/>
+              <w:bottom w:w="56.69291338582678" w:type="dxa"/>
+              <w:right w:w="56.69291338582678" w:type="dxa"/>
+            </w:tcMar>
+            <w:vAlign w:val="top"/>
+          </w:tcPr>
+          <w:p>
+            <w:pPr>
+              <w:widowControl w:val="0"/>
+              <w:spacing w:line="240" w:lineRule="auto"/>
+              <w:rPr>
+                <w:sz w:val="20"/>
+                <w:szCs w:val="20"/>
+              </w:rPr>
+            </w:pPr>
+            <w:r>
+              <w:rPr>
+                <w:sz w:val="20"/>
+                <w:szCs w:val="20"/>
+                <w:rtl w:val="0"/>
+              </w:rPr>
+              <w:t xml:space="preserve">FR_Energy</w:t>
+            </w:r>
+          </w:p>
+        </w:tc>
+        <w:tc>
+          <w:tcPr>
+            <w:shd w:fill="auto" w:val="clear"/>
+            <w:tcMar>
+              <w:top w:w="56.69291338582678" w:type="dxa"/>
+              <w:left w:w="56.69291338582678" w:type="dxa"/>
+              <w:bottom w:w="56.69291338582678" w:type="dxa"/>
+              <w:right w:w="56.69291338582678" w:type="dxa"/>
+            </w:tcMar>
+            <w:vAlign w:val="top"/>
+          </w:tcPr>
+          <w:p>
+            <w:pPr>
+              <w:widowControl w:val="0"/>
+              <w:spacing w:line="240" w:lineRule="auto"/>
+              <w:rPr>
+                <w:sz w:val="20"/>
+                <w:szCs w:val="20"/>
+              </w:rPr>
+            </w:pPr>
+            <w:r>
+              <w:rPr>
+                <w:sz w:val="20"/>
+                <w:szCs w:val="20"/>
+                <w:rtl w:val="0"/>
+              </w:rPr>
+              <w:t xml:space="preserve">Player has a health property that is always displayed and can be increased or decreased by player actions, items and events.</w:t>
+            </w:r>
+          </w:p>
+        </w:tc>
+        <w:tc>
+          <w:tcPr>
+            <w:shd w:fill="auto" w:val="clear"/>
+            <w:tcMar>
+              <w:top w:w="56.69291338582678" w:type="dxa"/>
+              <w:left w:w="56.69291338582678" w:type="dxa"/>
+              <w:bottom w:w="56.69291338582678" w:type="dxa"/>
+              <w:right w:w="56.69291338582678" w:type="dxa"/>
+            </w:tcMar>
+            <w:vAlign w:val="top"/>
+          </w:tcPr>
+          <w:p>
+            <w:pPr>
+              <w:widowControl w:val="0"/>
+              <w:spacing w:line="240" w:lineRule="auto"/>
+              <w:rPr>
+                <w:sz w:val="20"/>
+                <w:szCs w:val="20"/>
+              </w:rPr>
+            </w:pPr>
+            <w:r>
+              <w:rPr>
+                <w:sz w:val="20"/>
+                <w:szCs w:val="20"/>
+                <w:rtl w:val="0"/>
+              </w:rPr>
+              <w:t xml:space="preserve">UR_Character_Attributes</w:t>
+            </w:r>
+          </w:p>
+        </w:tc>
+      </w:tr>
+      <w:tr>
+        <w:trPr>
+          <w:cantSplit w:val="0"/>
+          <w:tblHeader w:val="0"/>
+        </w:trPr>
+        <w:tc>
+          <w:tcPr>
+            <w:shd w:fill="auto" w:val="clear"/>
+            <w:tcMar>
+              <w:top w:w="56.69291338582678" w:type="dxa"/>
+              <w:left w:w="56.69291338582678" w:type="dxa"/>
+              <w:bottom w:w="56.69291338582678" w:type="dxa"/>
+              <w:right w:w="56.69291338582678" w:type="dxa"/>
+            </w:tcMar>
+            <w:vAlign w:val="top"/>
+          </w:tcPr>
+          <w:p>
+            <w:pPr>
+              <w:widowControl w:val="0"/>
+              <w:spacing w:line="240" w:lineRule="auto"/>
+              <w:rPr>
+                <w:sz w:val="20"/>
+                <w:szCs w:val="20"/>
+              </w:rPr>
+            </w:pPr>
+            <w:r>
+              <w:rPr>
+                <w:sz w:val="20"/>
+                <w:szCs w:val="20"/>
+                <w:rtl w:val="0"/>
+              </w:rPr>
+              <w:t xml:space="preserve">FR_Timer_Display </w:t>
+            </w:r>
+          </w:p>
+        </w:tc>
+        <w:tc>
+          <w:tcPr>
+            <w:shd w:fill="auto" w:val="clear"/>
+            <w:tcMar>
+              <w:top w:w="56.69291338582678" w:type="dxa"/>
+              <w:left w:w="56.69291338582678" w:type="dxa"/>
+              <w:bottom w:w="56.69291338582678" w:type="dxa"/>
+              <w:right w:w="56.69291338582678" w:type="dxa"/>
+            </w:tcMar>
+            <w:vAlign w:val="top"/>
+          </w:tcPr>
+          <w:p>
+            <w:pPr>
+              <w:widowControl w:val="0"/>
+              <w:spacing w:line="240" w:lineRule="auto"/>
+              <w:rPr>
+                <w:sz w:val="20"/>
+                <w:szCs w:val="20"/>
+              </w:rPr>
+            </w:pPr>
+            <w:r>
+              <w:rPr>
+                <w:sz w:val="20"/>
+                <w:szCs w:val="20"/>
+                <w:rtl w:val="0"/>
+              </w:rPr>
+              <w:t xml:space="preserve">Time remaining will always be displayed.</w:t>
+            </w:r>
+          </w:p>
+        </w:tc>
+        <w:tc>
+          <w:tcPr>
+            <w:shd w:fill="auto" w:val="clear"/>
+            <w:tcMar>
+              <w:top w:w="56.69291338582678" w:type="dxa"/>
+              <w:left w:w="56.69291338582678" w:type="dxa"/>
+              <w:bottom w:w="56.69291338582678" w:type="dxa"/>
+              <w:right w:w="56.69291338582678" w:type="dxa"/>
+            </w:tcMar>
+            <w:vAlign w:val="top"/>
+          </w:tcPr>
+          <w:p>
+            <w:pPr>
+              <w:widowControl w:val="0"/>
+              <w:spacing w:line="240" w:lineRule="auto"/>
+              <w:rPr>
+                <w:sz w:val="20"/>
+                <w:szCs w:val="20"/>
+              </w:rPr>
+            </w:pPr>
+            <w:r>
+              <w:rPr>
+                <w:sz w:val="20"/>
+                <w:szCs w:val="20"/>
+                <w:rtl w:val="0"/>
+              </w:rPr>
+              <w:t xml:space="preserve">UR_Timer</w:t>
+            </w:r>
+          </w:p>
+        </w:tc>
+      </w:tr>
+      <w:tr>
+        <w:trPr>
+          <w:cantSplit w:val="0"/>
+          <w:tblHeader w:val="0"/>
+        </w:trPr>
+        <w:tc>
+          <w:tcPr>
+            <w:shd w:fill="auto" w:val="clear"/>
+            <w:tcMar>
+              <w:top w:w="56.69291338582678" w:type="dxa"/>
+              <w:left w:w="56.69291338582678" w:type="dxa"/>
+              <w:bottom w:w="56.69291338582678" w:type="dxa"/>
+              <w:right w:w="56.69291338582678" w:type="dxa"/>
+            </w:tcMar>
+            <w:vAlign w:val="top"/>
+          </w:tcPr>
+          <w:p>
+            <w:pPr>
+              <w:widowControl w:val="0"/>
+              <w:spacing w:line="240" w:lineRule="auto"/>
+              <w:rPr>
+                <w:sz w:val="20"/>
+                <w:szCs w:val="20"/>
+              </w:rPr>
+            </w:pPr>
+            <w:r>
+              <w:rPr>
+                <w:sz w:val="20"/>
+                <w:szCs w:val="20"/>
+                <w:rtl w:val="0"/>
+              </w:rPr>
+              <w:t xml:space="preserve">FR_Timer_Count</w:t>
+            </w:r>
+          </w:p>
+        </w:tc>
+        <w:tc>
+          <w:tcPr>
+            <w:shd w:fill="auto" w:val="clear"/>
+            <w:tcMar>
+              <w:top w:w="56.69291338582678" w:type="dxa"/>
+              <w:left w:w="56.69291338582678" w:type="dxa"/>
+              <w:bottom w:w="56.69291338582678" w:type="dxa"/>
+              <w:right w:w="56.69291338582678" w:type="dxa"/>
+            </w:tcMar>
+            <w:vAlign w:val="top"/>
+          </w:tcPr>
+          <w:p>
+            <w:pPr>
+              <w:widowControl w:val="0"/>
+              <w:spacing w:line="240" w:lineRule="auto"/>
+              <w:rPr>
+                <w:sz w:val="20"/>
+                <w:szCs w:val="20"/>
+              </w:rPr>
+            </w:pPr>
+            <w:r>
+              <w:rPr>
+                <w:sz w:val="20"/>
+                <w:szCs w:val="20"/>
+                <w:rtl w:val="0"/>
+              </w:rPr>
+              <w:t xml:space="preserve">Timer starts at 300 at the beginning of a run and decreases by 1 every real world second</w:t>
+            </w:r>
+          </w:p>
+        </w:tc>
+        <w:tc>
+          <w:tcPr>
+            <w:shd w:fill="auto" w:val="clear"/>
+            <w:tcMar>
+              <w:top w:w="56.69291338582678" w:type="dxa"/>
+              <w:left w:w="56.69291338582678" w:type="dxa"/>
+              <w:bottom w:w="56.69291338582678" w:type="dxa"/>
+              <w:right w:w="56.69291338582678" w:type="dxa"/>
+            </w:tcMar>
+            <w:vAlign w:val="top"/>
+          </w:tcPr>
+          <w:p>
+            <w:pPr>
+              <w:widowControl w:val="0"/>
+              <w:spacing w:line="240" w:lineRule="auto"/>
+              <w:rPr>
+                <w:sz w:val="20"/>
+                <w:szCs w:val="20"/>
+              </w:rPr>
+            </w:pPr>
+            <w:r>
+              <w:rPr>
+                <w:sz w:val="20"/>
+                <w:szCs w:val="20"/>
+                <w:rtl w:val="0"/>
+              </w:rPr>
+              <w:t xml:space="preserve">UR_Timer</w:t>
+            </w:r>
+          </w:p>
+        </w:tc>
+      </w:tr>
+      <w:tr>
+        <w:trPr>
+          <w:cantSplit w:val="0"/>
+          <w:tblHeader w:val="0"/>
+        </w:trPr>
+        <w:tc>
+          <w:tcPr>
+            <w:shd w:fill="auto" w:val="clear"/>
+            <w:tcMar>
+              <w:top w:w="56.69291338582678" w:type="dxa"/>
+              <w:left w:w="56.69291338582678" w:type="dxa"/>
+              <w:bottom w:w="56.69291338582678" w:type="dxa"/>
+              <w:right w:w="56.69291338582678" w:type="dxa"/>
+            </w:tcMar>
+            <w:vAlign w:val="top"/>
+          </w:tcPr>
+          <w:p>
+            <w:pPr>
+              <w:widowControl w:val="0"/>
+              <w:spacing w:line="240" w:lineRule="auto"/>
+              <w:rPr>
+                <w:sz w:val="20"/>
+                <w:szCs w:val="20"/>
+              </w:rPr>
+            </w:pPr>
+            <w:r>
+              <w:rPr>
+                <w:sz w:val="20"/>
+                <w:szCs w:val="20"/>
+                <w:rtl w:val="0"/>
+              </w:rPr>
+              <w:t xml:space="preserve">FR_Timer_Zero</w:t>
+            </w:r>
+          </w:p>
+        </w:tc>
+        <w:tc>
+          <w:tcPr>
+            <w:shd w:fill="auto" w:val="clear"/>
+            <w:tcMar>
+              <w:top w:w="56.69291338582678" w:type="dxa"/>
+              <w:left w:w="56.69291338582678" w:type="dxa"/>
+              <w:bottom w:w="56.69291338582678" w:type="dxa"/>
+              <w:right w:w="56.69291338582678" w:type="dxa"/>
+            </w:tcMar>
+            <w:vAlign w:val="top"/>
+          </w:tcPr>
+          <w:p>
+            <w:pPr>
+              <w:widowControl w:val="0"/>
+              <w:spacing w:line="240" w:lineRule="auto"/>
+              <w:rPr>
+                <w:sz w:val="20"/>
+                <w:szCs w:val="20"/>
+              </w:rPr>
+            </w:pPr>
+            <w:r>
+              <w:rPr>
+                <w:sz w:val="20"/>
+                <w:szCs w:val="20"/>
+                <w:rtl w:val="0"/>
+              </w:rPr>
+              <w:t xml:space="preserve">Timer at 0 triggers the current run to end.</w:t>
+            </w:r>
+          </w:p>
+        </w:tc>
+        <w:tc>
+          <w:tcPr>
+            <w:shd w:fill="auto" w:val="clear"/>
+            <w:tcMar>
+              <w:top w:w="56.69291338582678" w:type="dxa"/>
+              <w:left w:w="56.69291338582678" w:type="dxa"/>
+              <w:bottom w:w="56.69291338582678" w:type="dxa"/>
+              <w:right w:w="56.69291338582678" w:type="dxa"/>
+            </w:tcMar>
+            <w:vAlign w:val="top"/>
+          </w:tcPr>
+          <w:p>
+            <w:pPr>
+              <w:widowControl w:val="0"/>
+              <w:spacing w:line="240" w:lineRule="auto"/>
+              <w:rPr>
+                <w:sz w:val="20"/>
+                <w:szCs w:val="20"/>
+              </w:rPr>
+            </w:pPr>
+            <w:r>
+              <w:rPr>
+                <w:sz w:val="20"/>
+                <w:szCs w:val="20"/>
+                <w:rtl w:val="0"/>
+              </w:rPr>
+              <w:t xml:space="preserve">UR_Timer</w:t>
+            </w:r>
+          </w:p>
+        </w:tc>
+      </w:tr>
+      <w:tr>
+        <w:trPr>
+          <w:cantSplit w:val="0"/>
+          <w:tblHeader w:val="0"/>
+        </w:trPr>
+        <w:tc>
+          <w:tcPr>
+            <w:shd w:fill="auto" w:val="clear"/>
+            <w:tcMar>
+              <w:top w:w="56.69291338582678" w:type="dxa"/>
+              <w:left w:w="56.69291338582678" w:type="dxa"/>
+              <w:bottom w:w="56.69291338582678" w:type="dxa"/>
+              <w:right w:w="56.69291338582678" w:type="dxa"/>
+            </w:tcMar>
+            <w:vAlign w:val="top"/>
+          </w:tcPr>
+          <w:p>
+            <w:pPr>
+              <w:widowControl w:val="0"/>
+              <w:spacing w:line="240" w:lineRule="auto"/>
+              <w:rPr>
+                <w:sz w:val="20"/>
+                <w:szCs w:val="20"/>
+              </w:rPr>
+            </w:pPr>
+            <w:r>
+              <w:rPr>
+                <w:sz w:val="20"/>
+                <w:szCs w:val="20"/>
+                <w:rtl w:val="0"/>
+              </w:rPr>
+              <w:t xml:space="preserve">FR_Events</w:t>
+            </w:r>
+          </w:p>
+        </w:tc>
+        <w:tc>
+          <w:tcPr>
+            <w:shd w:fill="auto" w:val="clear"/>
+            <w:tcMar>
+              <w:top w:w="56.69291338582678" w:type="dxa"/>
+              <w:left w:w="56.69291338582678" w:type="dxa"/>
+              <w:bottom w:w="56.69291338582678" w:type="dxa"/>
+              <w:right w:w="56.69291338582678" w:type="dxa"/>
+            </w:tcMar>
+            <w:vAlign w:val="top"/>
+          </w:tcPr>
+          <w:p>
+            <w:pPr>
+              <w:widowControl w:val="0"/>
+              <w:spacing w:line="240" w:lineRule="auto"/>
+              <w:rPr>
+                <w:sz w:val="20"/>
+                <w:szCs w:val="20"/>
+              </w:rPr>
+            </w:pPr>
+            <w:r>
+              <w:rPr>
+                <w:sz w:val="20"/>
+                <w:szCs w:val="20"/>
+                <w:rtl w:val="0"/>
+              </w:rPr>
+              <w:t xml:space="preserve">Secondary objectives and hidden easter eggs, can be triggered by the player.</w:t>
+            </w:r>
+          </w:p>
+        </w:tc>
+        <w:tc>
+          <w:tcPr>
+            <w:shd w:fill="auto" w:val="clear"/>
+            <w:tcMar>
+              <w:top w:w="56.69291338582678" w:type="dxa"/>
+              <w:left w:w="56.69291338582678" w:type="dxa"/>
+              <w:bottom w:w="56.69291338582678" w:type="dxa"/>
+              <w:right w:w="56.69291338582678" w:type="dxa"/>
+            </w:tcMar>
+            <w:vAlign w:val="top"/>
+          </w:tcPr>
+          <w:p>
+            <w:pPr>
+              <w:widowControl w:val="0"/>
+              <w:spacing w:line="240" w:lineRule="auto"/>
+              <w:rPr>
+                <w:sz w:val="20"/>
+                <w:szCs w:val="20"/>
+              </w:rPr>
+            </w:pPr>
+            <w:r>
+              <w:rPr>
+                <w:sz w:val="20"/>
+                <w:szCs w:val="20"/>
+                <w:rtl w:val="0"/>
+              </w:rPr>
+              <w:t xml:space="preserve">UR_Events</w:t>
+            </w:r>
+          </w:p>
+        </w:tc>
+      </w:tr>
+      <w:tr>
+        <w:trPr>
+          <w:cantSplit w:val="0"/>
+          <w:tblHeader w:val="0"/>
+        </w:trPr>
+        <w:tc>
+          <w:tcPr>
+            <w:shd w:fill="auto" w:val="clear"/>
+            <w:tcMar>
+              <w:top w:w="56.69291338582678" w:type="dxa"/>
+              <w:left w:w="56.69291338582678" w:type="dxa"/>
+              <w:bottom w:w="56.69291338582678" w:type="dxa"/>
+              <w:right w:w="56.69291338582678" w:type="dxa"/>
+            </w:tcMar>
+            <w:vAlign w:val="top"/>
+          </w:tcPr>
+          <w:p>
+            <w:pPr>
+              <w:widowControl w:val="0"/>
+              <w:spacing w:line="240" w:lineRule="auto"/>
+              <w:rPr>
+                <w:sz w:val="20"/>
+                <w:szCs w:val="20"/>
+              </w:rPr>
+            </w:pPr>
+            <w:r>
+              <w:rPr>
+                <w:sz w:val="20"/>
+                <w:szCs w:val="20"/>
+                <w:rtl w:val="0"/>
+              </w:rPr>
+              <w:t xml:space="preserve">FR_Score</w:t>
+            </w:r>
+          </w:p>
+        </w:tc>
+        <w:tc>
+          <w:tcPr>
+            <w:shd w:fill="auto" w:val="clear"/>
+            <w:tcMar>
+              <w:top w:w="56.69291338582678" w:type="dxa"/>
+              <w:left w:w="56.69291338582678" w:type="dxa"/>
+              <w:bottom w:w="56.69291338582678" w:type="dxa"/>
+              <w:right w:w="56.69291338582678" w:type="dxa"/>
+            </w:tcMar>
+            <w:vAlign w:val="top"/>
+          </w:tcPr>
+          <w:p>
+            <w:pPr>
+              <w:widowControl w:val="0"/>
+              <w:spacing w:line="240" w:lineRule="auto"/>
+              <w:rPr>
+                <w:sz w:val="20"/>
+                <w:szCs w:val="20"/>
+              </w:rPr>
+            </w:pPr>
+            <w:r>
+              <w:rPr>
+                <w:sz w:val="20"/>
+                <w:szCs w:val="20"/>
+                <w:rtl w:val="0"/>
+              </w:rPr>
+              <w:t xml:space="preserve">Score value always displayed during a run.</w:t>
+            </w:r>
+          </w:p>
+        </w:tc>
+        <w:tc>
+          <w:tcPr>
+            <w:shd w:fill="auto" w:val="clear"/>
+            <w:tcMar>
+              <w:top w:w="56.69291338582678" w:type="dxa"/>
+              <w:left w:w="56.69291338582678" w:type="dxa"/>
+              <w:bottom w:w="56.69291338582678" w:type="dxa"/>
+              <w:right w:w="56.69291338582678" w:type="dxa"/>
+            </w:tcMar>
+            <w:vAlign w:val="top"/>
+          </w:tcPr>
+          <w:p>
+            <w:pPr>
+              <w:widowControl w:val="0"/>
+              <w:spacing w:line="240" w:lineRule="auto"/>
+              <w:rPr>
+                <w:sz w:val="20"/>
+                <w:szCs w:val="20"/>
+              </w:rPr>
+            </w:pPr>
+            <w:r>
+              <w:rPr>
+                <w:sz w:val="20"/>
+                <w:szCs w:val="20"/>
+                <w:rtl w:val="0"/>
+              </w:rPr>
+              <w:t xml:space="preserve">UR_Score</w:t>
+            </w:r>
+          </w:p>
+        </w:tc>
+      </w:tr>
+      <w:tr>
+        <w:trPr>
+          <w:cantSplit w:val="0"/>
+          <w:tblHeader w:val="0"/>
+        </w:trPr>
+        <w:tc>
+          <w:tcPr>
+            <w:shd w:fill="auto" w:val="clear"/>
+            <w:tcMar>
+              <w:top w:w="56.69291338582678" w:type="dxa"/>
+              <w:left w:w="56.69291338582678" w:type="dxa"/>
+              <w:bottom w:w="56.69291338582678" w:type="dxa"/>
+              <w:right w:w="56.69291338582678" w:type="dxa"/>
+            </w:tcMar>
+            <w:vAlign w:val="top"/>
+          </w:tcPr>
+          <w:p>
+            <w:pPr>
+              <w:widowControl w:val="0"/>
+              <w:spacing w:line="240" w:lineRule="auto"/>
+              <w:rPr>
+                <w:sz w:val="20"/>
+                <w:szCs w:val="20"/>
+              </w:rPr>
+            </w:pPr>
+            <w:r>
+              <w:rPr>
+                <w:sz w:val="20"/>
+                <w:szCs w:val="20"/>
+                <w:rtl w:val="0"/>
+              </w:rPr>
+              <w:t xml:space="preserve">FR_Geese_Vision</w:t>
+            </w:r>
+          </w:p>
+        </w:tc>
+        <w:tc>
+          <w:tcPr>
+            <w:shd w:fill="auto" w:val="clear"/>
+            <w:tcMar>
+              <w:top w:w="56.69291338582678" w:type="dxa"/>
+              <w:left w:w="56.69291338582678" w:type="dxa"/>
+              <w:bottom w:w="56.69291338582678" w:type="dxa"/>
+              <w:right w:w="56.69291338582678" w:type="dxa"/>
+            </w:tcMar>
+            <w:vAlign w:val="top"/>
+          </w:tcPr>
+          <w:p>
+            <w:pPr>
+              <w:widowControl w:val="0"/>
+              <w:spacing w:line="240" w:lineRule="auto"/>
+              <w:rPr>
+                <w:sz w:val="20"/>
+                <w:szCs w:val="20"/>
+              </w:rPr>
+            </w:pPr>
+            <w:r>
+              <w:rPr>
+                <w:sz w:val="20"/>
+                <w:szCs w:val="20"/>
+                <w:rtl w:val="0"/>
+              </w:rPr>
+              <w:t xml:space="preserve">Geese can ‘see’ the player within a certain range?</w:t>
+            </w:r>
+          </w:p>
+        </w:tc>
+        <w:tc>
+          <w:tcPr>
+            <w:shd w:fill="auto" w:val="clear"/>
+            <w:tcMar>
+              <w:top w:w="56.69291338582678" w:type="dxa"/>
+              <w:left w:w="56.69291338582678" w:type="dxa"/>
+              <w:bottom w:w="56.69291338582678" w:type="dxa"/>
+              <w:right w:w="56.69291338582678" w:type="dxa"/>
+            </w:tcMar>
+            <w:vAlign w:val="top"/>
+          </w:tcPr>
+          <w:p>
+            <w:pPr>
+              <w:widowControl w:val="0"/>
+              <w:spacing w:line="240" w:lineRule="auto"/>
+              <w:rPr>
+                <w:sz w:val="20"/>
+                <w:szCs w:val="20"/>
+              </w:rPr>
+            </w:pPr>
+            <w:r>
+              <w:rPr>
+                <w:sz w:val="20"/>
+                <w:szCs w:val="20"/>
+                <w:rtl w:val="0"/>
+              </w:rPr>
+              <w:t xml:space="preserve">UR_Geese</w:t>
+            </w:r>
+          </w:p>
+        </w:tc>
+      </w:tr>
+      <w:tr>
+        <w:trPr>
+          <w:cantSplit w:val="0"/>
+          <w:tblHeader w:val="0"/>
+        </w:trPr>
+        <w:tc>
+          <w:tcPr>
+            <w:shd w:fill="auto" w:val="clear"/>
+            <w:tcMar>
+              <w:top w:w="56.69291338582678" w:type="dxa"/>
+              <w:left w:w="56.69291338582678" w:type="dxa"/>
+              <w:bottom w:w="56.69291338582678" w:type="dxa"/>
+              <w:right w:w="56.69291338582678" w:type="dxa"/>
+            </w:tcMar>
+            <w:vAlign w:val="top"/>
+          </w:tcPr>
+          <w:p>
+            <w:pPr>
+              <w:widowControl w:val="0"/>
+              <w:spacing w:line="240" w:lineRule="auto"/>
+              <w:rPr>
+                <w:sz w:val="20"/>
+                <w:szCs w:val="20"/>
+              </w:rPr>
+            </w:pPr>
+            <w:r>
+              <w:rPr>
+                <w:sz w:val="20"/>
+                <w:szCs w:val="20"/>
+                <w:rtl w:val="0"/>
+              </w:rPr>
+              <w:t xml:space="preserve">FR_Geese_Idle</w:t>
+            </w:r>
+          </w:p>
+        </w:tc>
+        <w:tc>
+          <w:tcPr>
+            <w:shd w:fill="auto" w:val="clear"/>
+            <w:tcMar>
+              <w:top w:w="56.69291338582678" w:type="dxa"/>
+              <w:left w:w="56.69291338582678" w:type="dxa"/>
+              <w:bottom w:w="56.69291338582678" w:type="dxa"/>
+              <w:right w:w="56.69291338582678" w:type="dxa"/>
+            </w:tcMar>
+            <w:vAlign w:val="top"/>
+          </w:tcPr>
+          <w:p>
+            <w:pPr>
+              <w:widowControl w:val="0"/>
+              <w:spacing w:line="240" w:lineRule="auto"/>
+              <w:rPr>
+                <w:sz w:val="20"/>
+                <w:szCs w:val="20"/>
+              </w:rPr>
+            </w:pPr>
+            <w:r>
+              <w:rPr>
+                <w:sz w:val="20"/>
+                <w:szCs w:val="20"/>
+                <w:rtl w:val="0"/>
+              </w:rPr>
+              <w:t xml:space="preserve">A goose that can’t see the player will move in a random pattern?</w:t>
+            </w:r>
+          </w:p>
+        </w:tc>
+        <w:tc>
+          <w:tcPr>
+            <w:shd w:fill="auto" w:val="clear"/>
+            <w:tcMar>
+              <w:top w:w="56.69291338582678" w:type="dxa"/>
+              <w:left w:w="56.69291338582678" w:type="dxa"/>
+              <w:bottom w:w="56.69291338582678" w:type="dxa"/>
+              <w:right w:w="56.69291338582678" w:type="dxa"/>
+            </w:tcMar>
+            <w:vAlign w:val="top"/>
+          </w:tcPr>
+          <w:p>
+            <w:pPr>
+              <w:widowControl w:val="0"/>
+              <w:spacing w:line="240" w:lineRule="auto"/>
+              <w:rPr>
+                <w:sz w:val="20"/>
+                <w:szCs w:val="20"/>
+              </w:rPr>
+            </w:pPr>
+            <w:r>
+              <w:rPr>
+                <w:sz w:val="20"/>
+                <w:szCs w:val="20"/>
+                <w:rtl w:val="0"/>
+              </w:rPr>
+              <w:t xml:space="preserve">UR_Geese</w:t>
+            </w:r>
+          </w:p>
+        </w:tc>
+      </w:tr>
+      <w:tr>
+        <w:trPr>
+          <w:cantSplit w:val="0"/>
+          <w:tblHeader w:val="0"/>
+        </w:trPr>
+        <w:tc>
+          <w:tcPr>
+            <w:shd w:fill="auto" w:val="clear"/>
+            <w:tcMar>
+              <w:top w:w="56.69291338582678" w:type="dxa"/>
+              <w:left w:w="56.69291338582678" w:type="dxa"/>
+              <w:bottom w:w="56.69291338582678" w:type="dxa"/>
+              <w:right w:w="56.69291338582678" w:type="dxa"/>
+            </w:tcMar>
+            <w:vAlign w:val="top"/>
+          </w:tcPr>
+          <w:p>
+            <w:pPr>
+              <w:widowControl w:val="0"/>
+              <w:spacing w:line="240" w:lineRule="auto"/>
+              <w:rPr>
+                <w:sz w:val="20"/>
+                <w:szCs w:val="20"/>
+              </w:rPr>
+            </w:pPr>
+            <w:r>
+              <w:rPr>
+                <w:sz w:val="20"/>
+                <w:szCs w:val="20"/>
+                <w:rtl w:val="0"/>
+              </w:rPr>
+              <w:t xml:space="preserve">FR_Geese_Active</w:t>
+            </w:r>
+          </w:p>
+        </w:tc>
+        <w:tc>
+          <w:tcPr>
+            <w:shd w:fill="auto" w:val="clear"/>
+            <w:tcMar>
+              <w:top w:w="56.69291338582678" w:type="dxa"/>
+              <w:left w:w="56.69291338582678" w:type="dxa"/>
+              <w:bottom w:w="56.69291338582678" w:type="dxa"/>
+              <w:right w:w="56.69291338582678" w:type="dxa"/>
+            </w:tcMar>
+            <w:vAlign w:val="top"/>
+          </w:tcPr>
+          <w:p>
+            <w:pPr>
+              <w:widowControl w:val="0"/>
+              <w:spacing w:line="240" w:lineRule="auto"/>
+              <w:rPr>
+                <w:sz w:val="20"/>
+                <w:szCs w:val="20"/>
+              </w:rPr>
+            </w:pPr>
+            <w:r>
+              <w:rPr>
+                <w:sz w:val="20"/>
+                <w:szCs w:val="20"/>
+                <w:rtl w:val="0"/>
+              </w:rPr>
+              <w:t xml:space="preserve">A goose that can see the player will move towards the player.</w:t>
+            </w:r>
+          </w:p>
+        </w:tc>
+        <w:tc>
+          <w:tcPr>
+            <w:shd w:fill="auto" w:val="clear"/>
+            <w:tcMar>
+              <w:top w:w="56.69291338582678" w:type="dxa"/>
+              <w:left w:w="56.69291338582678" w:type="dxa"/>
+              <w:bottom w:w="56.69291338582678" w:type="dxa"/>
+              <w:right w:w="56.69291338582678" w:type="dxa"/>
+            </w:tcMar>
+            <w:vAlign w:val="top"/>
+          </w:tcPr>
+          <w:p>
+            <w:pPr>
+              <w:widowControl w:val="0"/>
+              <w:spacing w:line="240" w:lineRule="auto"/>
+              <w:rPr>
+                <w:sz w:val="20"/>
+                <w:szCs w:val="20"/>
+              </w:rPr>
+            </w:pPr>
+            <w:r>
+              <w:rPr>
+                <w:sz w:val="20"/>
+                <w:szCs w:val="20"/>
+                <w:rtl w:val="0"/>
+              </w:rPr>
+              <w:t xml:space="preserve">UR_Geese</w:t>
+            </w:r>
+          </w:p>
+        </w:tc>
+      </w:tr>
+      <w:tr>
+        <w:trPr>
+          <w:cantSplit w:val="0"/>
+          <w:tblHeader w:val="0"/>
+        </w:trPr>
+        <w:tc>
+          <w:tcPr>
+            <w:shd w:fill="auto" w:val="clear"/>
+            <w:tcMar>
+              <w:top w:w="56.69291338582678" w:type="dxa"/>
+              <w:left w:w="56.69291338582678" w:type="dxa"/>
+              <w:bottom w:w="56.69291338582678" w:type="dxa"/>
+              <w:right w:w="56.69291338582678" w:type="dxa"/>
+            </w:tcMar>
+            <w:vAlign w:val="top"/>
+          </w:tcPr>
+          <w:p>
+            <w:pPr>
+              <w:widowControl w:val="0"/>
+              <w:spacing w:line="240" w:lineRule="auto"/>
+              <w:rPr>
+                <w:sz w:val="20"/>
+                <w:szCs w:val="20"/>
+              </w:rPr>
+            </w:pPr>
+            <w:r>
+              <w:rPr>
+                <w:sz w:val="20"/>
+                <w:szCs w:val="20"/>
+                <w:rtl w:val="0"/>
+              </w:rPr>
+              <w:t xml:space="preserve">FR_Geese_Distracted</w:t>
+            </w:r>
+          </w:p>
+        </w:tc>
+        <w:tc>
+          <w:tcPr>
+            <w:shd w:fill="auto" w:val="clear"/>
+            <w:tcMar>
+              <w:top w:w="56.69291338582678" w:type="dxa"/>
+              <w:left w:w="56.69291338582678" w:type="dxa"/>
+              <w:bottom w:w="56.69291338582678" w:type="dxa"/>
+              <w:right w:w="56.69291338582678" w:type="dxa"/>
+            </w:tcMar>
+            <w:vAlign w:val="top"/>
+          </w:tcPr>
+          <w:p>
+            <w:pPr>
+              <w:widowControl w:val="0"/>
+              <w:spacing w:line="240" w:lineRule="auto"/>
+              <w:rPr>
+                <w:sz w:val="20"/>
+                <w:szCs w:val="20"/>
+              </w:rPr>
+            </w:pPr>
+            <w:r>
+              <w:rPr>
+                <w:sz w:val="20"/>
+                <w:szCs w:val="20"/>
+                <w:rtl w:val="0"/>
+              </w:rPr>
+              <w:t xml:space="preserve">Geese can be affected by items and events putting them in a different state than ‘idle’ or ‘active’.</w:t>
+            </w:r>
+          </w:p>
+        </w:tc>
+        <w:tc>
+          <w:tcPr>
+            <w:shd w:fill="auto" w:val="clear"/>
+            <w:tcMar>
+              <w:top w:w="56.69291338582678" w:type="dxa"/>
+              <w:left w:w="56.69291338582678" w:type="dxa"/>
+              <w:bottom w:w="56.69291338582678" w:type="dxa"/>
+              <w:right w:w="56.69291338582678" w:type="dxa"/>
+            </w:tcMar>
+            <w:vAlign w:val="top"/>
+          </w:tcPr>
+          <w:p>
+            <w:pPr>
+              <w:widowControl w:val="0"/>
+              <w:spacing w:line="240" w:lineRule="auto"/>
+              <w:rPr>
+                <w:sz w:val="20"/>
+                <w:szCs w:val="20"/>
+              </w:rPr>
+            </w:pPr>
+            <w:r>
+              <w:rPr>
+                <w:sz w:val="20"/>
+                <w:szCs w:val="20"/>
+                <w:rtl w:val="0"/>
+              </w:rPr>
+              <w:t xml:space="preserve">UR_Geese</w:t>
+            </w:r>
+          </w:p>
+        </w:tc>
+      </w:tr>
+      <w:tr>
+        <w:trPr>
+          <w:cantSplit w:val="0"/>
+          <w:tblHeader w:val="0"/>
+        </w:trPr>
+        <w:tc>
+          <w:tcPr>
+            <w:shd w:fill="auto" w:val="clear"/>
+            <w:tcMar>
+              <w:top w:w="56.69291338582678" w:type="dxa"/>
+              <w:left w:w="56.69291338582678" w:type="dxa"/>
+              <w:bottom w:w="56.69291338582678" w:type="dxa"/>
+              <w:right w:w="56.69291338582678" w:type="dxa"/>
+            </w:tcMar>
+            <w:vAlign w:val="top"/>
+          </w:tcPr>
+          <w:p>
+            <w:pPr>
+              <w:widowControl w:val="0"/>
+              <w:spacing w:line="240" w:lineRule="auto"/>
+              <w:rPr>
+                <w:sz w:val="20"/>
+                <w:szCs w:val="20"/>
+              </w:rPr>
+            </w:pPr>
+            <w:r>
+              <w:rPr>
+                <w:sz w:val="20"/>
+                <w:szCs w:val="20"/>
+                <w:rtl w:val="0"/>
+              </w:rPr>
+              <w:t xml:space="preserve">FR_Geese_Audio</w:t>
+            </w:r>
+          </w:p>
+        </w:tc>
+        <w:tc>
+          <w:tcPr>
+            <w:shd w:fill="auto" w:val="clear"/>
+            <w:tcMar>
+              <w:top w:w="56.69291338582678" w:type="dxa"/>
+              <w:left w:w="56.69291338582678" w:type="dxa"/>
+              <w:bottom w:w="56.69291338582678" w:type="dxa"/>
+              <w:right w:w="56.69291338582678" w:type="dxa"/>
+            </w:tcMar>
+            <w:vAlign w:val="top"/>
+          </w:tcPr>
+          <w:p>
+            <w:pPr>
+              <w:widowControl w:val="0"/>
+              <w:spacing w:line="240" w:lineRule="auto"/>
+              <w:rPr>
+                <w:sz w:val="20"/>
+                <w:szCs w:val="20"/>
+              </w:rPr>
+            </w:pPr>
+            <w:r>
+              <w:rPr>
+                <w:sz w:val="20"/>
+                <w:szCs w:val="20"/>
+                <w:rtl w:val="0"/>
+              </w:rPr>
+              <w:t xml:space="preserve">Depending on player proximity to geese, there will be “demanding” sounding geese noises.</w:t>
+            </w:r>
+          </w:p>
+        </w:tc>
+        <w:tc>
+          <w:tcPr>
+            <w:shd w:fill="auto" w:val="clear"/>
+            <w:tcMar>
+              <w:top w:w="56.69291338582678" w:type="dxa"/>
+              <w:left w:w="56.69291338582678" w:type="dxa"/>
+              <w:bottom w:w="56.69291338582678" w:type="dxa"/>
+              <w:right w:w="56.69291338582678" w:type="dxa"/>
+            </w:tcMar>
+            <w:vAlign w:val="top"/>
+          </w:tcPr>
+          <w:p>
+            <w:pPr>
+              <w:widowControl w:val="0"/>
+              <w:spacing w:line="240" w:lineRule="auto"/>
+              <w:rPr>
+                <w:sz w:val="20"/>
+                <w:szCs w:val="20"/>
+              </w:rPr>
+            </w:pPr>
+            <w:r>
+              <w:rPr>
+                <w:sz w:val="20"/>
+                <w:szCs w:val="20"/>
+                <w:rtl w:val="0"/>
+              </w:rPr>
+              <w:t xml:space="preserve">UR_Geese</w:t>
+            </w:r>
+          </w:p>
+        </w:tc>
+      </w:tr>
+      <w:tr>
+        <w:trPr>
+          <w:cantSplit w:val="0"/>
+          <w:tblHeader w:val="0"/>
+        </w:trPr>
+        <w:tc>
+          <w:tcPr>
+            <w:shd w:fill="auto" w:val="clear"/>
+            <w:tcMar>
+              <w:top w:w="56.69291338582678" w:type="dxa"/>
+              <w:left w:w="56.69291338582678" w:type="dxa"/>
+              <w:bottom w:w="56.69291338582678" w:type="dxa"/>
+              <w:right w:w="56.69291338582678" w:type="dxa"/>
+            </w:tcMar>
+            <w:vAlign w:val="top"/>
+          </w:tcPr>
+          <w:p>
+            <w:pPr>
+              <w:widowControl w:val="0"/>
+              <w:spacing w:line="240" w:lineRule="auto"/>
+              <w:rPr>
+                <w:sz w:val="20"/>
+                <w:szCs w:val="20"/>
+              </w:rPr>
+            </w:pPr>
+            <w:r>
+              <w:rPr>
+                <w:sz w:val="20"/>
+                <w:szCs w:val="20"/>
+                <w:rtl w:val="0"/>
+              </w:rPr>
+              <w:t xml:space="preserve">FR_Run-End</w:t>
+            </w:r>
+          </w:p>
+        </w:tc>
+        <w:tc>
+          <w:tcPr>
+            <w:shd w:fill="auto" w:val="clear"/>
+            <w:tcMar>
+              <w:top w:w="56.69291338582678" w:type="dxa"/>
+              <w:left w:w="56.69291338582678" w:type="dxa"/>
+              <w:bottom w:w="56.69291338582678" w:type="dxa"/>
+              <w:right w:w="56.69291338582678" w:type="dxa"/>
+            </w:tcMar>
+            <w:vAlign w:val="top"/>
+          </w:tcPr>
+          <w:p>
+            <w:pPr>
+              <w:widowControl w:val="0"/>
+              <w:spacing w:line="240" w:lineRule="auto"/>
+              <w:rPr>
+                <w:sz w:val="20"/>
+                <w:szCs w:val="20"/>
+              </w:rPr>
+            </w:pPr>
+            <w:r>
+              <w:rPr>
+                <w:sz w:val="20"/>
+                <w:szCs w:val="20"/>
+                <w:rtl w:val="0"/>
+              </w:rPr>
+              <w:t xml:space="preserve">The end of a run triggers the final calculator of score.</w:t>
+            </w:r>
+          </w:p>
+        </w:tc>
+        <w:tc>
+          <w:tcPr>
+            <w:shd w:fill="auto" w:val="clear"/>
+            <w:tcMar>
+              <w:top w:w="56.69291338582678" w:type="dxa"/>
+              <w:left w:w="56.69291338582678" w:type="dxa"/>
+              <w:bottom w:w="56.69291338582678" w:type="dxa"/>
+              <w:right w:w="56.69291338582678" w:type="dxa"/>
+            </w:tcMar>
+            <w:vAlign w:val="top"/>
+          </w:tcPr>
+          <w:p>
+            <w:pPr>
+              <w:widowControl w:val="0"/>
+              <w:spacing w:line="240" w:lineRule="auto"/>
+              <w:rPr>
+                <w:sz w:val="20"/>
+                <w:szCs w:val="20"/>
+              </w:rPr>
             </w:pPr>
             <w:r>
               <w:rPr>
@@ -1751,37 +5687,23 @@
     </w:tbl>
     <w:p>
       <w:pPr>
-        <w:rPr/>
-      </w:pPr>
-      <w:r>
-        <w:rPr>
-          <w:rtl w:val="0"/>
-        </w:rPr>
-      </w:r>
-    </w:p>
-    <w:p>
-      <w:pPr>
         <w:pStyle w:val="Heading3"/>
+        <w:ind w:left="-850.3937007874016" w:firstLine="0"/>
+        <w:rPr>
+          <w:sz w:val="20"/>
+          <w:szCs w:val="20"/>
+        </w:rPr>
+      </w:pPr>
+      <w:bookmarkStart w:colFirst="0" w:colLast="0" w:name="_r0jtgyotbznx" w:id="7"/>
+      <w:bookmarkEnd w:id="7"/>
+      <w:r>
         <w:rPr>
           <w:sz w:val="22"/>
           <w:szCs w:val="22"/>
-        </w:rPr>
-      </w:pPr>
-      <w:bookmarkStart w:colFirst="0" w:colLast="0" w:name="_r0jtgyotbznx" w:id="5"/>
-      <w:bookmarkEnd w:id="5"/>
-      <w:r>
-        <w:rPr>
-          <w:sz w:val="22"/>
-          <w:szCs w:val="22"/>
           <w:rtl w:val="0"/>
         </w:rPr>
         <w:t xml:space="preserve">Quality Requirements</w:t>
       </w:r>
-    </w:p>
-    <w:p>
-      <w:pPr>
-        <w:rPr/>
-      </w:pPr>
       <w:r>
         <w:rPr>
           <w:rtl w:val="0"/>
@@ -1791,8 +5713,9 @@
     <w:tbl>
       <w:tblPr>
         <w:tblStyle w:val="Table3"/>
-        <w:tblW w:w="9029.0" w:type="dxa"/>
+        <w:tblW w:w="10755.0" w:type="dxa"/>
         <w:jc w:val="left"/>
+        <w:tblInd w:w="-870.0" w:type="dxa"/>
         <w:tblBorders>
           <w:top w:color="000000" w:space="0" w:sz="8" w:val="single"/>
           <w:left w:color="000000" w:space="0" w:sz="8" w:val="single"/>
@@ -1805,16 +5728,16 @@
         <w:tblLook w:val="0600"/>
       </w:tblPr>
       <w:tblGrid>
-        <w:gridCol w:w="2257.25"/>
-        <w:gridCol w:w="2257.25"/>
-        <w:gridCol w:w="2257.25"/>
-        <w:gridCol w:w="2257.25"/>
+        <w:gridCol w:w="1785"/>
+        <w:gridCol w:w="3555"/>
+        <w:gridCol w:w="1845"/>
+        <w:gridCol w:w="3570"/>
         <w:tblGridChange w:id="0">
           <w:tblGrid>
-            <w:gridCol w:w="2257.25"/>
-            <w:gridCol w:w="2257.25"/>
-            <w:gridCol w:w="2257.25"/>
-            <w:gridCol w:w="2257.25"/>
+            <w:gridCol w:w="1785"/>
+            <w:gridCol w:w="3555"/>
+            <w:gridCol w:w="1845"/>
+            <w:gridCol w:w="3570"/>
           </w:tblGrid>
         </w:tblGridChange>
       </w:tblGrid>
@@ -1827,21 +5750,26 @@
           <w:tcPr>
             <w:shd w:fill="d9d9d9" w:val="clear"/>
             <w:tcMar>
-              <w:top w:w="100.0" w:type="dxa"/>
-              <w:left w:w="100.0" w:type="dxa"/>
-              <w:bottom w:w="100.0" w:type="dxa"/>
-              <w:right w:w="100.0" w:type="dxa"/>
-            </w:tcMar>
-            <w:vAlign w:val="top"/>
-          </w:tcPr>
-          <w:p>
-            <w:pPr>
-              <w:widowControl w:val="0"/>
-              <w:spacing w:line="240" w:lineRule="auto"/>
-              <w:rPr/>
-            </w:pPr>
-            <w:r>
-              <w:rPr>
+              <w:top w:w="56.69291338582678" w:type="dxa"/>
+              <w:left w:w="56.69291338582678" w:type="dxa"/>
+              <w:bottom w:w="56.69291338582678" w:type="dxa"/>
+              <w:right w:w="56.69291338582678" w:type="dxa"/>
+            </w:tcMar>
+            <w:vAlign w:val="top"/>
+          </w:tcPr>
+          <w:p>
+            <w:pPr>
+              <w:widowControl w:val="0"/>
+              <w:spacing w:line="240" w:lineRule="auto"/>
+              <w:rPr>
+                <w:sz w:val="20"/>
+                <w:szCs w:val="20"/>
+              </w:rPr>
+            </w:pPr>
+            <w:r>
+              <w:rPr>
+                <w:sz w:val="20"/>
+                <w:szCs w:val="20"/>
                 <w:rtl w:val="0"/>
               </w:rPr>
               <w:t xml:space="preserve">ID</w:t>
@@ -1852,21 +5780,26 @@
           <w:tcPr>
             <w:shd w:fill="d9d9d9" w:val="clear"/>
             <w:tcMar>
-              <w:top w:w="100.0" w:type="dxa"/>
-              <w:left w:w="100.0" w:type="dxa"/>
-              <w:bottom w:w="100.0" w:type="dxa"/>
-              <w:right w:w="100.0" w:type="dxa"/>
-            </w:tcMar>
-            <w:vAlign w:val="top"/>
-          </w:tcPr>
-          <w:p>
-            <w:pPr>
-              <w:widowControl w:val="0"/>
-              <w:spacing w:line="240" w:lineRule="auto"/>
-              <w:rPr/>
-            </w:pPr>
-            <w:r>
-              <w:rPr>
+              <w:top w:w="56.69291338582678" w:type="dxa"/>
+              <w:left w:w="56.69291338582678" w:type="dxa"/>
+              <w:bottom w:w="56.69291338582678" w:type="dxa"/>
+              <w:right w:w="56.69291338582678" w:type="dxa"/>
+            </w:tcMar>
+            <w:vAlign w:val="top"/>
+          </w:tcPr>
+          <w:p>
+            <w:pPr>
+              <w:widowControl w:val="0"/>
+              <w:spacing w:line="240" w:lineRule="auto"/>
+              <w:rPr>
+                <w:sz w:val="20"/>
+                <w:szCs w:val="20"/>
+              </w:rPr>
+            </w:pPr>
+            <w:r>
+              <w:rPr>
+                <w:sz w:val="20"/>
+                <w:szCs w:val="20"/>
                 <w:rtl w:val="0"/>
               </w:rPr>
               <w:t xml:space="preserve">Description</w:t>
@@ -1877,21 +5810,26 @@
           <w:tcPr>
             <w:shd w:fill="d9d9d9" w:val="clear"/>
             <w:tcMar>
-              <w:top w:w="100.0" w:type="dxa"/>
-              <w:left w:w="100.0" w:type="dxa"/>
-              <w:bottom w:w="100.0" w:type="dxa"/>
-              <w:right w:w="100.0" w:type="dxa"/>
-            </w:tcMar>
-            <w:vAlign w:val="top"/>
-          </w:tcPr>
-          <w:p>
-            <w:pPr>
-              <w:widowControl w:val="0"/>
-              <w:spacing w:line="240" w:lineRule="auto"/>
-              <w:rPr/>
-            </w:pPr>
-            <w:r>
-              <w:rPr>
+              <w:top w:w="56.69291338582678" w:type="dxa"/>
+              <w:left w:w="56.69291338582678" w:type="dxa"/>
+              <w:bottom w:w="56.69291338582678" w:type="dxa"/>
+              <w:right w:w="56.69291338582678" w:type="dxa"/>
+            </w:tcMar>
+            <w:vAlign w:val="top"/>
+          </w:tcPr>
+          <w:p>
+            <w:pPr>
+              <w:widowControl w:val="0"/>
+              <w:spacing w:line="240" w:lineRule="auto"/>
+              <w:rPr>
+                <w:sz w:val="20"/>
+                <w:szCs w:val="20"/>
+              </w:rPr>
+            </w:pPr>
+            <w:r>
+              <w:rPr>
+                <w:sz w:val="20"/>
+                <w:szCs w:val="20"/>
                 <w:rtl w:val="0"/>
               </w:rPr>
               <w:t xml:space="preserve">User Requirements</w:t>
@@ -1902,21 +5840,26 @@
           <w:tcPr>
             <w:shd w:fill="d9d9d9" w:val="clear"/>
             <w:tcMar>
-              <w:top w:w="100.0" w:type="dxa"/>
-              <w:left w:w="100.0" w:type="dxa"/>
-              <w:bottom w:w="100.0" w:type="dxa"/>
-              <w:right w:w="100.0" w:type="dxa"/>
-            </w:tcMar>
-            <w:vAlign w:val="top"/>
-          </w:tcPr>
-          <w:p>
-            <w:pPr>
-              <w:widowControl w:val="0"/>
-              <w:spacing w:line="240" w:lineRule="auto"/>
-              <w:rPr/>
-            </w:pPr>
-            <w:r>
-              <w:rPr>
+              <w:top w:w="56.69291338582678" w:type="dxa"/>
+              <w:left w:w="56.69291338582678" w:type="dxa"/>
+              <w:bottom w:w="56.69291338582678" w:type="dxa"/>
+              <w:right w:w="56.69291338582678" w:type="dxa"/>
+            </w:tcMar>
+            <w:vAlign w:val="top"/>
+          </w:tcPr>
+          <w:p>
+            <w:pPr>
+              <w:widowControl w:val="0"/>
+              <w:spacing w:line="240" w:lineRule="auto"/>
+              <w:rPr>
+                <w:sz w:val="20"/>
+                <w:szCs w:val="20"/>
+              </w:rPr>
+            </w:pPr>
+            <w:r>
+              <w:rPr>
+                <w:sz w:val="20"/>
+                <w:szCs w:val="20"/>
                 <w:rtl w:val="0"/>
               </w:rPr>
               <w:t xml:space="preserve">Fit Criteria</w:t>
@@ -1933,21 +5876,26 @@
           <w:tcPr>
             <w:shd w:fill="auto" w:val="clear"/>
             <w:tcMar>
-              <w:top w:w="100.0" w:type="dxa"/>
-              <w:left w:w="100.0" w:type="dxa"/>
-              <w:bottom w:w="100.0" w:type="dxa"/>
-              <w:right w:w="100.0" w:type="dxa"/>
-            </w:tcMar>
-            <w:vAlign w:val="top"/>
-          </w:tcPr>
-          <w:p>
-            <w:pPr>
-              <w:widowControl w:val="0"/>
-              <w:spacing w:line="240" w:lineRule="auto"/>
-              <w:rPr/>
-            </w:pPr>
-            <w:r>
-              <w:rPr>
+              <w:top w:w="56.69291338582678" w:type="dxa"/>
+              <w:left w:w="56.69291338582678" w:type="dxa"/>
+              <w:bottom w:w="56.69291338582678" w:type="dxa"/>
+              <w:right w:w="56.69291338582678" w:type="dxa"/>
+            </w:tcMar>
+            <w:vAlign w:val="top"/>
+          </w:tcPr>
+          <w:p>
+            <w:pPr>
+              <w:widowControl w:val="0"/>
+              <w:spacing w:line="240" w:lineRule="auto"/>
+              <w:rPr>
+                <w:sz w:val="20"/>
+                <w:szCs w:val="20"/>
+              </w:rPr>
+            </w:pPr>
+            <w:r>
+              <w:rPr>
+                <w:sz w:val="20"/>
+                <w:szCs w:val="20"/>
                 <w:rtl w:val="0"/>
               </w:rPr>
               <w:t xml:space="preserve">QR_OS_Support</w:t>
@@ -1958,73 +5906,89 @@
           <w:tcPr>
             <w:shd w:fill="auto" w:val="clear"/>
             <w:tcMar>
-              <w:top w:w="100.0" w:type="dxa"/>
-              <w:left w:w="100.0" w:type="dxa"/>
-              <w:bottom w:w="100.0" w:type="dxa"/>
-              <w:right w:w="100.0" w:type="dxa"/>
-            </w:tcMar>
-            <w:vAlign w:val="top"/>
-          </w:tcPr>
-          <w:p>
-            <w:pPr>
-              <w:widowControl w:val="0"/>
-              <w:spacing w:line="240" w:lineRule="auto"/>
-              <w:rPr/>
-            </w:pPr>
-            <w:r>
-              <w:rPr>
-                <w:rtl w:val="0"/>
-              </w:rPr>
-              <w:t xml:space="preserve">Game functions on at least 3 OSes.</w:t>
-            </w:r>
-          </w:p>
-        </w:tc>
-        <w:tc>
-          <w:tcPr>
-            <w:shd w:fill="auto" w:val="clear"/>
-            <w:tcMar>
-              <w:top w:w="100.0" w:type="dxa"/>
-              <w:left w:w="100.0" w:type="dxa"/>
-              <w:bottom w:w="100.0" w:type="dxa"/>
-              <w:right w:w="100.0" w:type="dxa"/>
-            </w:tcMar>
-            <w:vAlign w:val="top"/>
-          </w:tcPr>
-          <w:p>
-            <w:pPr>
-              <w:widowControl w:val="0"/>
-              <w:spacing w:line="240" w:lineRule="auto"/>
-              <w:rPr/>
-            </w:pPr>
-            <w:r>
-              <w:rPr>
-                <w:rtl w:val="0"/>
-              </w:rPr>
-            </w:r>
-          </w:p>
-        </w:tc>
-        <w:tc>
-          <w:tcPr>
-            <w:shd w:fill="auto" w:val="clear"/>
-            <w:tcMar>
-              <w:top w:w="100.0" w:type="dxa"/>
-              <w:left w:w="100.0" w:type="dxa"/>
-              <w:bottom w:w="100.0" w:type="dxa"/>
-              <w:right w:w="100.0" w:type="dxa"/>
-            </w:tcMar>
-            <w:vAlign w:val="top"/>
-          </w:tcPr>
-          <w:p>
-            <w:pPr>
-              <w:widowControl w:val="0"/>
-              <w:spacing w:line="240" w:lineRule="auto"/>
-              <w:rPr/>
-            </w:pPr>
-            <w:r>
-              <w:rPr>
-                <w:rtl w:val="0"/>
-              </w:rPr>
-              <w:t xml:space="preserve">?How well does it have to function?</w:t>
+              <w:top w:w="56.69291338582678" w:type="dxa"/>
+              <w:left w:w="56.69291338582678" w:type="dxa"/>
+              <w:bottom w:w="56.69291338582678" w:type="dxa"/>
+              <w:right w:w="56.69291338582678" w:type="dxa"/>
+            </w:tcMar>
+            <w:vAlign w:val="top"/>
+          </w:tcPr>
+          <w:p>
+            <w:pPr>
+              <w:widowControl w:val="0"/>
+              <w:spacing w:line="240" w:lineRule="auto"/>
+              <w:rPr>
+                <w:sz w:val="20"/>
+                <w:szCs w:val="20"/>
+              </w:rPr>
+            </w:pPr>
+            <w:r>
+              <w:rPr>
+                <w:sz w:val="20"/>
+                <w:szCs w:val="20"/>
+                <w:rtl w:val="0"/>
+              </w:rPr>
+              <w:t xml:space="preserve">Game functions the same on at least 3 OSes.</w:t>
+            </w:r>
+          </w:p>
+        </w:tc>
+        <w:tc>
+          <w:tcPr>
+            <w:shd w:fill="auto" w:val="clear"/>
+            <w:tcMar>
+              <w:top w:w="56.69291338582678" w:type="dxa"/>
+              <w:left w:w="56.69291338582678" w:type="dxa"/>
+              <w:bottom w:w="56.69291338582678" w:type="dxa"/>
+              <w:right w:w="56.69291338582678" w:type="dxa"/>
+            </w:tcMar>
+            <w:vAlign w:val="top"/>
+          </w:tcPr>
+          <w:p>
+            <w:pPr>
+              <w:widowControl w:val="0"/>
+              <w:spacing w:line="240" w:lineRule="auto"/>
+              <w:rPr>
+                <w:sz w:val="20"/>
+                <w:szCs w:val="20"/>
+              </w:rPr>
+            </w:pPr>
+            <w:r>
+              <w:rPr>
+                <w:sz w:val="20"/>
+                <w:szCs w:val="20"/>
+                <w:rtl w:val="0"/>
+              </w:rPr>
+              <w:t xml:space="preserve">UR_OSes</w:t>
+            </w:r>
+          </w:p>
+        </w:tc>
+        <w:tc>
+          <w:tcPr>
+            <w:shd w:fill="auto" w:val="clear"/>
+            <w:tcMar>
+              <w:top w:w="56.69291338582678" w:type="dxa"/>
+              <w:left w:w="56.69291338582678" w:type="dxa"/>
+              <w:bottom w:w="56.69291338582678" w:type="dxa"/>
+              <w:right w:w="56.69291338582678" w:type="dxa"/>
+            </w:tcMar>
+            <w:vAlign w:val="top"/>
+          </w:tcPr>
+          <w:p>
+            <w:pPr>
+              <w:widowControl w:val="0"/>
+              <w:spacing w:line="240" w:lineRule="auto"/>
+              <w:rPr>
+                <w:sz w:val="20"/>
+                <w:szCs w:val="20"/>
+              </w:rPr>
+            </w:pPr>
+            <w:r>
+              <w:rPr>
+                <w:sz w:val="20"/>
+                <w:szCs w:val="20"/>
+                <w:rtl w:val="0"/>
+              </w:rPr>
+              <w:t xml:space="preserve">Behaviour of the game has no variation 95% of the time???</w:t>
             </w:r>
           </w:p>
         </w:tc>
@@ -2038,90 +6002,108 @@
           <w:tcPr>
             <w:shd w:fill="auto" w:val="clear"/>
             <w:tcMar>
-              <w:top w:w="100.0" w:type="dxa"/>
-              <w:left w:w="100.0" w:type="dxa"/>
-              <w:bottom w:w="100.0" w:type="dxa"/>
-              <w:right w:w="100.0" w:type="dxa"/>
-            </w:tcMar>
-            <w:vAlign w:val="top"/>
-          </w:tcPr>
-          <w:p>
-            <w:pPr>
-              <w:widowControl w:val="0"/>
-              <w:spacing w:line="240" w:lineRule="auto"/>
-              <w:rPr/>
-            </w:pPr>
-            <w:r>
-              <w:rPr>
-                <w:rtl w:val="0"/>
-              </w:rPr>
-            </w:r>
-          </w:p>
-        </w:tc>
-        <w:tc>
-          <w:tcPr>
-            <w:shd w:fill="auto" w:val="clear"/>
-            <w:tcMar>
-              <w:top w:w="100.0" w:type="dxa"/>
-              <w:left w:w="100.0" w:type="dxa"/>
-              <w:bottom w:w="100.0" w:type="dxa"/>
-              <w:right w:w="100.0" w:type="dxa"/>
-            </w:tcMar>
-            <w:vAlign w:val="top"/>
-          </w:tcPr>
-          <w:p>
-            <w:pPr>
-              <w:widowControl w:val="0"/>
-              <w:spacing w:line="240" w:lineRule="auto"/>
-              <w:rPr/>
-            </w:pPr>
-            <w:r>
-              <w:rPr>
-                <w:rtl w:val="0"/>
-              </w:rPr>
-            </w:r>
-          </w:p>
-        </w:tc>
-        <w:tc>
-          <w:tcPr>
-            <w:shd w:fill="auto" w:val="clear"/>
-            <w:tcMar>
-              <w:top w:w="100.0" w:type="dxa"/>
-              <w:left w:w="100.0" w:type="dxa"/>
-              <w:bottom w:w="100.0" w:type="dxa"/>
-              <w:right w:w="100.0" w:type="dxa"/>
-            </w:tcMar>
-            <w:vAlign w:val="top"/>
-          </w:tcPr>
-          <w:p>
-            <w:pPr>
-              <w:widowControl w:val="0"/>
-              <w:spacing w:line="240" w:lineRule="auto"/>
-              <w:rPr/>
-            </w:pPr>
-            <w:r>
-              <w:rPr>
-                <w:rtl w:val="0"/>
-              </w:rPr>
-            </w:r>
-          </w:p>
-        </w:tc>
-        <w:tc>
-          <w:tcPr>
-            <w:shd w:fill="auto" w:val="clear"/>
-            <w:tcMar>
-              <w:top w:w="100.0" w:type="dxa"/>
-              <w:left w:w="100.0" w:type="dxa"/>
-              <w:bottom w:w="100.0" w:type="dxa"/>
-              <w:right w:w="100.0" w:type="dxa"/>
-            </w:tcMar>
-            <w:vAlign w:val="top"/>
-          </w:tcPr>
-          <w:p>
-            <w:pPr>
-              <w:widowControl w:val="0"/>
-              <w:spacing w:line="240" w:lineRule="auto"/>
-              <w:rPr/>
+              <w:top w:w="56.69291338582678" w:type="dxa"/>
+              <w:left w:w="56.69291338582678" w:type="dxa"/>
+              <w:bottom w:w="56.69291338582678" w:type="dxa"/>
+              <w:right w:w="56.69291338582678" w:type="dxa"/>
+            </w:tcMar>
+            <w:vAlign w:val="top"/>
+          </w:tcPr>
+          <w:p>
+            <w:pPr>
+              <w:widowControl w:val="0"/>
+              <w:spacing w:line="240" w:lineRule="auto"/>
+              <w:rPr>
+                <w:sz w:val="20"/>
+                <w:szCs w:val="20"/>
+              </w:rPr>
+            </w:pPr>
+            <w:r>
+              <w:rPr>
+                <w:sz w:val="20"/>
+                <w:szCs w:val="20"/>
+                <w:rtl w:val="0"/>
+              </w:rPr>
+              <w:t xml:space="preserve">QR_Timing_Display</w:t>
+            </w:r>
+          </w:p>
+        </w:tc>
+        <w:tc>
+          <w:tcPr>
+            <w:shd w:fill="auto" w:val="clear"/>
+            <w:tcMar>
+              <w:top w:w="56.69291338582678" w:type="dxa"/>
+              <w:left w:w="56.69291338582678" w:type="dxa"/>
+              <w:bottom w:w="56.69291338582678" w:type="dxa"/>
+              <w:right w:w="56.69291338582678" w:type="dxa"/>
+            </w:tcMar>
+            <w:vAlign w:val="top"/>
+          </w:tcPr>
+          <w:p>
+            <w:pPr>
+              <w:widowControl w:val="0"/>
+              <w:spacing w:line="240" w:lineRule="auto"/>
+              <w:rPr>
+                <w:sz w:val="20"/>
+                <w:szCs w:val="20"/>
+              </w:rPr>
+            </w:pPr>
+            <w:r>
+              <w:rPr>
+                <w:sz w:val="20"/>
+                <w:szCs w:val="20"/>
+                <w:rtl w:val="0"/>
+              </w:rPr>
+              <w:t xml:space="preserve">Display should be updated every … ms?</w:t>
+            </w:r>
+          </w:p>
+        </w:tc>
+        <w:tc>
+          <w:tcPr>
+            <w:shd w:fill="auto" w:val="clear"/>
+            <w:tcMar>
+              <w:top w:w="56.69291338582678" w:type="dxa"/>
+              <w:left w:w="56.69291338582678" w:type="dxa"/>
+              <w:bottom w:w="56.69291338582678" w:type="dxa"/>
+              <w:right w:w="56.69291338582678" w:type="dxa"/>
+            </w:tcMar>
+            <w:vAlign w:val="top"/>
+          </w:tcPr>
+          <w:p>
+            <w:pPr>
+              <w:widowControl w:val="0"/>
+              <w:spacing w:line="240" w:lineRule="auto"/>
+              <w:rPr>
+                <w:sz w:val="20"/>
+                <w:szCs w:val="20"/>
+              </w:rPr>
+            </w:pPr>
+            <w:r>
+              <w:rPr>
+                <w:rtl w:val="0"/>
+              </w:rPr>
+            </w:r>
+          </w:p>
+        </w:tc>
+        <w:tc>
+          <w:tcPr>
+            <w:shd w:fill="auto" w:val="clear"/>
+            <w:tcMar>
+              <w:top w:w="56.69291338582678" w:type="dxa"/>
+              <w:left w:w="56.69291338582678" w:type="dxa"/>
+              <w:bottom w:w="56.69291338582678" w:type="dxa"/>
+              <w:right w:w="56.69291338582678" w:type="dxa"/>
+            </w:tcMar>
+            <w:vAlign w:val="top"/>
+          </w:tcPr>
+          <w:p>
+            <w:pPr>
+              <w:widowControl w:val="0"/>
+              <w:spacing w:line="240" w:lineRule="auto"/>
+              <w:rPr>
+                <w:sz w:val="20"/>
+                <w:szCs w:val="20"/>
+              </w:rPr>
             </w:pPr>
             <w:r>
               <w:rPr>
@@ -2140,95 +6122,119 @@
           <w:tcPr>
             <w:shd w:fill="auto" w:val="clear"/>
             <w:tcMar>
-              <w:top w:w="100.0" w:type="dxa"/>
-              <w:left w:w="100.0" w:type="dxa"/>
-              <w:bottom w:w="100.0" w:type="dxa"/>
-              <w:right w:w="100.0" w:type="dxa"/>
-            </w:tcMar>
-            <w:vAlign w:val="top"/>
-          </w:tcPr>
-          <w:p>
-            <w:pPr>
-              <w:widowControl w:val="0"/>
-              <w:spacing w:line="240" w:lineRule="auto"/>
-              <w:rPr/>
-            </w:pPr>
-            <w:r>
-              <w:rPr>
-                <w:rtl w:val="0"/>
-              </w:rPr>
-            </w:r>
-          </w:p>
-        </w:tc>
-        <w:tc>
-          <w:tcPr>
-            <w:shd w:fill="auto" w:val="clear"/>
-            <w:tcMar>
-              <w:top w:w="100.0" w:type="dxa"/>
-              <w:left w:w="100.0" w:type="dxa"/>
-              <w:bottom w:w="100.0" w:type="dxa"/>
-              <w:right w:w="100.0" w:type="dxa"/>
-            </w:tcMar>
-            <w:vAlign w:val="top"/>
-          </w:tcPr>
-          <w:p>
-            <w:pPr>
-              <w:widowControl w:val="0"/>
-              <w:spacing w:line="240" w:lineRule="auto"/>
-              <w:rPr/>
-            </w:pPr>
-            <w:r>
-              <w:rPr>
-                <w:rtl w:val="0"/>
-              </w:rPr>
-            </w:r>
-          </w:p>
-        </w:tc>
-        <w:tc>
-          <w:tcPr>
-            <w:shd w:fill="auto" w:val="clear"/>
-            <w:tcMar>
-              <w:top w:w="100.0" w:type="dxa"/>
-              <w:left w:w="100.0" w:type="dxa"/>
-              <w:bottom w:w="100.0" w:type="dxa"/>
-              <w:right w:w="100.0" w:type="dxa"/>
-            </w:tcMar>
-            <w:vAlign w:val="top"/>
-          </w:tcPr>
-          <w:p>
-            <w:pPr>
-              <w:widowControl w:val="0"/>
-              <w:spacing w:line="240" w:lineRule="auto"/>
-              <w:rPr/>
-            </w:pPr>
-            <w:r>
-              <w:rPr>
-                <w:rtl w:val="0"/>
-              </w:rPr>
-            </w:r>
-          </w:p>
-        </w:tc>
-        <w:tc>
-          <w:tcPr>
-            <w:shd w:fill="auto" w:val="clear"/>
-            <w:tcMar>
-              <w:top w:w="100.0" w:type="dxa"/>
-              <w:left w:w="100.0" w:type="dxa"/>
-              <w:bottom w:w="100.0" w:type="dxa"/>
-              <w:right w:w="100.0" w:type="dxa"/>
-            </w:tcMar>
-            <w:vAlign w:val="top"/>
-          </w:tcPr>
-          <w:p>
-            <w:pPr>
-              <w:widowControl w:val="0"/>
-              <w:spacing w:line="240" w:lineRule="auto"/>
-              <w:rPr/>
-            </w:pPr>
-            <w:r>
-              <w:rPr>
-                <w:rtl w:val="0"/>
-              </w:rPr>
+              <w:top w:w="56.69291338582678" w:type="dxa"/>
+              <w:left w:w="56.69291338582678" w:type="dxa"/>
+              <w:bottom w:w="56.69291338582678" w:type="dxa"/>
+              <w:right w:w="56.69291338582678" w:type="dxa"/>
+            </w:tcMar>
+            <w:vAlign w:val="top"/>
+          </w:tcPr>
+          <w:p>
+            <w:pPr>
+              <w:widowControl w:val="0"/>
+              <w:spacing w:line="240" w:lineRule="auto"/>
+              <w:rPr>
+                <w:sz w:val="20"/>
+                <w:szCs w:val="20"/>
+              </w:rPr>
+            </w:pPr>
+            <w:r>
+              <w:rPr>
+                <w:sz w:val="20"/>
+                <w:szCs w:val="20"/>
+                <w:rtl w:val="0"/>
+              </w:rPr>
+              <w:t xml:space="preserve">QR_Maintainability</w:t>
+            </w:r>
+          </w:p>
+        </w:tc>
+        <w:tc>
+          <w:tcPr>
+            <w:shd w:fill="auto" w:val="clear"/>
+            <w:tcMar>
+              <w:top w:w="56.69291338582678" w:type="dxa"/>
+              <w:left w:w="56.69291338582678" w:type="dxa"/>
+              <w:bottom w:w="56.69291338582678" w:type="dxa"/>
+              <w:right w:w="56.69291338582678" w:type="dxa"/>
+            </w:tcMar>
+            <w:vAlign w:val="top"/>
+          </w:tcPr>
+          <w:p>
+            <w:pPr>
+              <w:widowControl w:val="0"/>
+              <w:spacing w:line="240" w:lineRule="auto"/>
+              <w:rPr>
+                <w:sz w:val="20"/>
+                <w:szCs w:val="20"/>
+              </w:rPr>
+            </w:pPr>
+            <w:r>
+              <w:rPr>
+                <w:sz w:val="20"/>
+                <w:szCs w:val="20"/>
+                <w:rtl w:val="0"/>
+              </w:rPr>
+              <w:t xml:space="preserve">?</w:t>
+            </w:r>
+          </w:p>
+        </w:tc>
+        <w:tc>
+          <w:tcPr>
+            <w:shd w:fill="auto" w:val="clear"/>
+            <w:tcMar>
+              <w:top w:w="56.69291338582678" w:type="dxa"/>
+              <w:left w:w="56.69291338582678" w:type="dxa"/>
+              <w:bottom w:w="56.69291338582678" w:type="dxa"/>
+              <w:right w:w="56.69291338582678" w:type="dxa"/>
+            </w:tcMar>
+            <w:vAlign w:val="top"/>
+          </w:tcPr>
+          <w:p>
+            <w:pPr>
+              <w:widowControl w:val="0"/>
+              <w:spacing w:line="240" w:lineRule="auto"/>
+              <w:rPr>
+                <w:sz w:val="20"/>
+                <w:szCs w:val="20"/>
+              </w:rPr>
+            </w:pPr>
+            <w:r>
+              <w:rPr>
+                <w:sz w:val="20"/>
+                <w:szCs w:val="20"/>
+                <w:rtl w:val="0"/>
+              </w:rPr>
+              <w:t xml:space="preserve">?</w:t>
+            </w:r>
+          </w:p>
+        </w:tc>
+        <w:tc>
+          <w:tcPr>
+            <w:shd w:fill="auto" w:val="clear"/>
+            <w:tcMar>
+              <w:top w:w="56.69291338582678" w:type="dxa"/>
+              <w:left w:w="56.69291338582678" w:type="dxa"/>
+              <w:bottom w:w="56.69291338582678" w:type="dxa"/>
+              <w:right w:w="56.69291338582678" w:type="dxa"/>
+            </w:tcMar>
+            <w:vAlign w:val="top"/>
+          </w:tcPr>
+          <w:p>
+            <w:pPr>
+              <w:widowControl w:val="0"/>
+              <w:spacing w:line="240" w:lineRule="auto"/>
+              <w:rPr>
+                <w:sz w:val="20"/>
+                <w:szCs w:val="20"/>
+              </w:rPr>
+            </w:pPr>
+            <w:r>
+              <w:rPr>
+                <w:sz w:val="20"/>
+                <w:szCs w:val="20"/>
+                <w:rtl w:val="0"/>
+              </w:rPr>
+              <w:t xml:space="preserve">??</w:t>
             </w:r>
           </w:p>
         </w:tc>
@@ -2242,96 +6248,278 @@
           <w:tcPr>
             <w:shd w:fill="auto" w:val="clear"/>
             <w:tcMar>
-              <w:top w:w="100.0" w:type="dxa"/>
-              <w:left w:w="100.0" w:type="dxa"/>
-              <w:bottom w:w="100.0" w:type="dxa"/>
-              <w:right w:w="100.0" w:type="dxa"/>
-            </w:tcMar>
-            <w:vAlign w:val="top"/>
-          </w:tcPr>
-          <w:p>
-            <w:pPr>
-              <w:widowControl w:val="0"/>
-              <w:spacing w:line="240" w:lineRule="auto"/>
-              <w:rPr/>
-            </w:pPr>
-            <w:r>
-              <w:rPr>
-                <w:rtl w:val="0"/>
-              </w:rPr>
-              <w:t xml:space="preserve">QR_</w:t>
-            </w:r>
-          </w:p>
-        </w:tc>
-        <w:tc>
-          <w:tcPr>
-            <w:shd w:fill="auto" w:val="clear"/>
-            <w:tcMar>
-              <w:top w:w="100.0" w:type="dxa"/>
-              <w:left w:w="100.0" w:type="dxa"/>
-              <w:bottom w:w="100.0" w:type="dxa"/>
-              <w:right w:w="100.0" w:type="dxa"/>
-            </w:tcMar>
-            <w:vAlign w:val="top"/>
-          </w:tcPr>
-          <w:p>
-            <w:pPr>
-              <w:widowControl w:val="0"/>
-              <w:spacing w:line="240" w:lineRule="auto"/>
-              <w:rPr/>
-            </w:pPr>
-            <w:r>
-              <w:rPr>
-                <w:rtl w:val="0"/>
-              </w:rPr>
-            </w:r>
-          </w:p>
-        </w:tc>
-        <w:tc>
-          <w:tcPr>
-            <w:shd w:fill="auto" w:val="clear"/>
-            <w:tcMar>
-              <w:top w:w="100.0" w:type="dxa"/>
-              <w:left w:w="100.0" w:type="dxa"/>
-              <w:bottom w:w="100.0" w:type="dxa"/>
-              <w:right w:w="100.0" w:type="dxa"/>
-            </w:tcMar>
-            <w:vAlign w:val="top"/>
-          </w:tcPr>
-          <w:p>
-            <w:pPr>
-              <w:widowControl w:val="0"/>
-              <w:spacing w:line="240" w:lineRule="auto"/>
-              <w:rPr/>
-            </w:pPr>
-            <w:r>
-              <w:rPr>
-                <w:rtl w:val="0"/>
-              </w:rPr>
-            </w:r>
-          </w:p>
-        </w:tc>
-        <w:tc>
-          <w:tcPr>
-            <w:shd w:fill="auto" w:val="clear"/>
-            <w:tcMar>
-              <w:top w:w="100.0" w:type="dxa"/>
-              <w:left w:w="100.0" w:type="dxa"/>
-              <w:bottom w:w="100.0" w:type="dxa"/>
-              <w:right w:w="100.0" w:type="dxa"/>
-            </w:tcMar>
-            <w:vAlign w:val="top"/>
-          </w:tcPr>
-          <w:p>
-            <w:pPr>
-              <w:widowControl w:val="0"/>
-              <w:spacing w:line="240" w:lineRule="auto"/>
-              <w:rPr/>
-            </w:pPr>
-            <w:r>
-              <w:rPr>
-                <w:rtl w:val="0"/>
-              </w:rPr>
+              <w:top w:w="56.69291338582678" w:type="dxa"/>
+              <w:left w:w="56.69291338582678" w:type="dxa"/>
+              <w:bottom w:w="56.69291338582678" w:type="dxa"/>
+              <w:right w:w="56.69291338582678" w:type="dxa"/>
+            </w:tcMar>
+            <w:vAlign w:val="top"/>
+          </w:tcPr>
+          <w:p>
+            <w:pPr>
+              <w:widowControl w:val="0"/>
+              <w:spacing w:line="240" w:lineRule="auto"/>
+              <w:rPr>
+                <w:sz w:val="20"/>
+                <w:szCs w:val="20"/>
+              </w:rPr>
+            </w:pPr>
+            <w:r>
+              <w:rPr>
+                <w:sz w:val="20"/>
+                <w:szCs w:val="20"/>
+                <w:rtl w:val="0"/>
+              </w:rPr>
+              <w:t xml:space="preserve">QR_Usability</w:t>
+            </w:r>
+          </w:p>
+        </w:tc>
+        <w:tc>
+          <w:tcPr>
+            <w:shd w:fill="auto" w:val="clear"/>
+            <w:tcMar>
+              <w:top w:w="56.69291338582678" w:type="dxa"/>
+              <w:left w:w="56.69291338582678" w:type="dxa"/>
+              <w:bottom w:w="56.69291338582678" w:type="dxa"/>
+              <w:right w:w="56.69291338582678" w:type="dxa"/>
+            </w:tcMar>
+            <w:vAlign w:val="top"/>
+          </w:tcPr>
+          <w:p>
+            <w:pPr>
+              <w:widowControl w:val="0"/>
+              <w:spacing w:line="240" w:lineRule="auto"/>
+              <w:rPr>
+                <w:sz w:val="20"/>
+                <w:szCs w:val="20"/>
+              </w:rPr>
+            </w:pPr>
+            <w:r>
+              <w:rPr>
+                <w:sz w:val="20"/>
+                <w:szCs w:val="20"/>
+                <w:rtl w:val="0"/>
+              </w:rPr>
+              <w:t xml:space="preserve">Limits and features are intuitive to the user. Understandable game messages…</w:t>
+            </w:r>
+          </w:p>
+        </w:tc>
+        <w:tc>
+          <w:tcPr>
+            <w:shd w:fill="auto" w:val="clear"/>
+            <w:tcMar>
+              <w:top w:w="56.69291338582678" w:type="dxa"/>
+              <w:left w:w="56.69291338582678" w:type="dxa"/>
+              <w:bottom w:w="56.69291338582678" w:type="dxa"/>
+              <w:right w:w="56.69291338582678" w:type="dxa"/>
+            </w:tcMar>
+            <w:vAlign w:val="top"/>
+          </w:tcPr>
+          <w:p>
+            <w:pPr>
+              <w:widowControl w:val="0"/>
+              <w:spacing w:line="240" w:lineRule="auto"/>
+              <w:rPr>
+                <w:sz w:val="20"/>
+                <w:szCs w:val="20"/>
+              </w:rPr>
+            </w:pPr>
+            <w:r>
+              <w:rPr>
+                <w:sz w:val="20"/>
+                <w:szCs w:val="20"/>
+                <w:rtl w:val="0"/>
+              </w:rPr>
+              <w:t xml:space="preserve">UR_Audiance</w:t>
+            </w:r>
+          </w:p>
+        </w:tc>
+        <w:tc>
+          <w:tcPr>
+            <w:shd w:fill="auto" w:val="clear"/>
+            <w:tcMar>
+              <w:top w:w="56.69291338582678" w:type="dxa"/>
+              <w:left w:w="56.69291338582678" w:type="dxa"/>
+              <w:bottom w:w="56.69291338582678" w:type="dxa"/>
+              <w:right w:w="56.69291338582678" w:type="dxa"/>
+            </w:tcMar>
+            <w:vAlign w:val="top"/>
+          </w:tcPr>
+          <w:p>
+            <w:pPr>
+              <w:widowControl w:val="0"/>
+              <w:spacing w:line="240" w:lineRule="auto"/>
+              <w:rPr>
+                <w:sz w:val="20"/>
+                <w:szCs w:val="20"/>
+              </w:rPr>
+            </w:pPr>
+            <w:r>
+              <w:rPr>
+                <w:sz w:val="20"/>
+                <w:szCs w:val="20"/>
+                <w:rtl w:val="0"/>
+              </w:rPr>
+              <w:t xml:space="preserve">?User testers feedback at least …%?</w:t>
+            </w:r>
+          </w:p>
+          <w:p>
+            <w:pPr>
+              <w:widowControl w:val="0"/>
+              <w:spacing w:line="240" w:lineRule="auto"/>
+              <w:rPr>
+                <w:sz w:val="20"/>
+                <w:szCs w:val="20"/>
+              </w:rPr>
+            </w:pPr>
+            <w:r>
+              <w:rPr>
+                <w:sz w:val="20"/>
+                <w:szCs w:val="20"/>
+                <w:rtl w:val="0"/>
+              </w:rPr>
+              <w:t xml:space="preserve">80% of players can reach goal within 5 mins. (Don’t want it to be too easy)</w:t>
+            </w:r>
+          </w:p>
+        </w:tc>
+      </w:tr>
+      <w:tr>
+        <w:trPr>
+          <w:cantSplit w:val="0"/>
+          <w:tblHeader w:val="0"/>
+        </w:trPr>
+        <w:tc>
+          <w:tcPr>
+            <w:shd w:fill="auto" w:val="clear"/>
+            <w:tcMar>
+              <w:top w:w="56.69291338582678" w:type="dxa"/>
+              <w:left w:w="56.69291338582678" w:type="dxa"/>
+              <w:bottom w:w="56.69291338582678" w:type="dxa"/>
+              <w:right w:w="56.69291338582678" w:type="dxa"/>
+            </w:tcMar>
+            <w:vAlign w:val="top"/>
+          </w:tcPr>
+          <w:p>
+            <w:pPr>
+              <w:widowControl w:val="0"/>
+              <w:spacing w:line="240" w:lineRule="auto"/>
+              <w:rPr>
+                <w:sz w:val="20"/>
+                <w:szCs w:val="20"/>
+              </w:rPr>
+            </w:pPr>
+            <w:r>
+              <w:rPr>
+                <w:sz w:val="20"/>
+                <w:szCs w:val="20"/>
+                <w:rtl w:val="0"/>
+              </w:rPr>
+              <w:t xml:space="preserve">UR_Screen-Size</w:t>
+            </w:r>
+          </w:p>
+        </w:tc>
+        <w:tc>
+          <w:tcPr>
+            <w:shd w:fill="auto" w:val="clear"/>
+            <w:tcMar>
+              <w:top w:w="56.69291338582678" w:type="dxa"/>
+              <w:left w:w="56.69291338582678" w:type="dxa"/>
+              <w:bottom w:w="56.69291338582678" w:type="dxa"/>
+              <w:right w:w="56.69291338582678" w:type="dxa"/>
+            </w:tcMar>
+            <w:vAlign w:val="top"/>
+          </w:tcPr>
+          <w:p>
+            <w:pPr>
+              <w:widowControl w:val="0"/>
+              <w:spacing w:line="240" w:lineRule="auto"/>
+              <w:rPr>
+                <w:sz w:val="20"/>
+                <w:szCs w:val="20"/>
+              </w:rPr>
+            </w:pPr>
+            <w:r>
+              <w:rPr>
+                <w:sz w:val="20"/>
+                <w:szCs w:val="20"/>
+                <w:rtl w:val="0"/>
+              </w:rPr>
+              <w:t xml:space="preserve">System provides a full view of the game on different sized screens. seamlessly</w:t>
+            </w:r>
+          </w:p>
+        </w:tc>
+        <w:tc>
+          <w:tcPr>
+            <w:shd w:fill="auto" w:val="clear"/>
+            <w:tcMar>
+              <w:top w:w="56.69291338582678" w:type="dxa"/>
+              <w:left w:w="56.69291338582678" w:type="dxa"/>
+              <w:bottom w:w="56.69291338582678" w:type="dxa"/>
+              <w:right w:w="56.69291338582678" w:type="dxa"/>
+            </w:tcMar>
+            <w:vAlign w:val="top"/>
+          </w:tcPr>
+          <w:p>
+            <w:pPr>
+              <w:widowControl w:val="0"/>
+              <w:spacing w:line="240" w:lineRule="auto"/>
+              <w:rPr>
+                <w:sz w:val="20"/>
+                <w:szCs w:val="20"/>
+              </w:rPr>
+            </w:pPr>
+            <w:r>
+              <w:rPr>
+                <w:rtl w:val="0"/>
+              </w:rPr>
+            </w:r>
+          </w:p>
+        </w:tc>
+        <w:tc>
+          <w:tcPr>
+            <w:shd w:fill="auto" w:val="clear"/>
+            <w:tcMar>
+              <w:top w:w="56.69291338582678" w:type="dxa"/>
+              <w:left w:w="56.69291338582678" w:type="dxa"/>
+              <w:bottom w:w="56.69291338582678" w:type="dxa"/>
+              <w:right w:w="56.69291338582678" w:type="dxa"/>
+            </w:tcMar>
+            <w:vAlign w:val="top"/>
+          </w:tcPr>
+          <w:p>
+            <w:pPr>
+              <w:widowControl w:val="0"/>
+              <w:spacing w:line="240" w:lineRule="auto"/>
+              <w:rPr>
+                <w:sz w:val="20"/>
+                <w:szCs w:val="20"/>
+              </w:rPr>
+            </w:pPr>
+            <w:r>
+              <w:rPr>
+                <w:sz w:val="20"/>
+                <w:szCs w:val="20"/>
+                <w:rtl w:val="0"/>
+              </w:rPr>
+              <w:t xml:space="preserve">Seamlessly: WIth no input from the user.</w:t>
+            </w:r>
+          </w:p>
+          <w:p>
+            <w:pPr>
+              <w:widowControl w:val="0"/>
+              <w:spacing w:line="240" w:lineRule="auto"/>
+              <w:rPr>
+                <w:sz w:val="20"/>
+                <w:szCs w:val="20"/>
+              </w:rPr>
+            </w:pPr>
+            <w:r>
+              <w:rPr>
+                <w:sz w:val="20"/>
+                <w:szCs w:val="20"/>
+                <w:rtl w:val="0"/>
+              </w:rPr>
+              <w:t xml:space="preserve">Full view: All the implemented UI is visible.</w:t>
             </w:r>
           </w:p>
         </w:tc>
@@ -2342,18 +6530,297 @@
         <w:rPr/>
       </w:pPr>
       <w:r>
+        <w:br w:type="page"/>
+      </w:r>
+      <w:r>
+        <w:rPr>
+          <w:rtl w:val="0"/>
+        </w:rPr>
+      </w:r>
+    </w:p>
+    <w:p>
+      <w:pPr>
+        <w:pStyle w:val="Heading2"/>
+        <w:rPr/>
+      </w:pPr>
+      <w:bookmarkStart w:colFirst="0" w:colLast="0" w:name="_maejhzqgofh8" w:id="8"/>
+      <w:bookmarkEnd w:id="8"/>
+      <w:r>
+        <w:br w:type="page"/>
+      </w:r>
+      <w:r>
+        <w:rPr>
+          <w:rtl w:val="0"/>
+        </w:rPr>
+      </w:r>
+    </w:p>
+    <w:p>
+      <w:pPr>
+        <w:pStyle w:val="Heading2"/>
+        <w:rPr/>
+      </w:pPr>
+      <w:bookmarkStart w:colFirst="0" w:colLast="0" w:name="_z9kiyf28luvp" w:id="9"/>
+      <w:bookmarkEnd w:id="9"/>
+      <w:r>
+        <w:rPr>
+          <w:rtl w:val="0"/>
+        </w:rPr>
+        <w:t xml:space="preserve">References</w:t>
+      </w:r>
+      <w:r>
+        <w:rPr>
+          <w:rtl w:val="0"/>
+        </w:rPr>
+      </w:r>
+    </w:p>
+    <w:bookmarkStart w:colFirst="0" w:colLast="0" w:name="jdcmh8bjh19t" w:id="10"/>
+    <w:bookmarkEnd w:id="10"/>
+    <w:p>
+      <w:pPr>
+        <w:rPr/>
+      </w:pPr>
+      <w:hyperlink w:anchor="tytby6xnuadm">
+        <w:r>
+          <w:rPr>
+            <w:color w:val="1155cc"/>
+            <w:u w:val="single"/>
+            <w:rtl w:val="0"/>
+          </w:rPr>
+          <w:t xml:space="preserve">[1]</w:t>
+        </w:r>
+      </w:hyperlink>
+      <w:r>
+        <w:rPr>
+          <w:rtl w:val="0"/>
+        </w:rPr>
+        <w:t xml:space="preserve"> poncle. Vampire Survivors. (2022). Accessed: Oct. 20, 2026. [Video Game]. Available: </w:t>
+      </w:r>
+      <w:hyperlink r:id="rId7">
+        <w:r>
+          <w:rPr>
+            <w:color w:val="1155cc"/>
+            <w:sz w:val="20"/>
+            <w:szCs w:val="20"/>
+            <w:u w:val="single"/>
+            <w:rtl w:val="0"/>
+          </w:rPr>
+          <w:t xml:space="preserve">https://vampire.survivors.wiki/</w:t>
+        </w:r>
+      </w:hyperlink>
+      <w:r>
+        <w:rPr>
+          <w:rtl w:val="0"/>
+        </w:rPr>
+      </w:r>
+    </w:p>
+    <w:p>
+      <w:pPr>
+        <w:rPr/>
+      </w:pPr>
+      <w:r>
+        <w:rPr>
+          <w:rtl w:val="0"/>
+        </w:rPr>
+      </w:r>
+    </w:p>
+    <w:bookmarkStart w:colFirst="0" w:colLast="0" w:name="lrp6i97uoptm" w:id="11"/>
+    <w:bookmarkEnd w:id="11"/>
+    <w:p>
+      <w:pPr>
+        <w:rPr>
+          <w:sz w:val="20"/>
+          <w:szCs w:val="20"/>
+        </w:rPr>
+      </w:pPr>
+      <w:hyperlink w:anchor="u44vnabwo07k">
+        <w:r>
+          <w:rPr>
+            <w:color w:val="1155cc"/>
+            <w:u w:val="single"/>
+            <w:rtl w:val="0"/>
+          </w:rPr>
+          <w:t xml:space="preserve">[2]</w:t>
+        </w:r>
+      </w:hyperlink>
+      <w:r>
+        <w:rPr>
+          <w:rtl w:val="0"/>
+        </w:rPr>
+        <w:t xml:space="preserve"> I. Somerville. “Requirements Engineering” In Software Engineering, 10th Global ed. London, England: Pearson, 2015, pp. 102-1xx. [Online]. Available: </w:t>
+      </w:r>
+      <w:hyperlink r:id="rId8">
+        <w:r>
+          <w:rPr>
+            <w:color w:val="1155cc"/>
+            <w:sz w:val="20"/>
+            <w:szCs w:val="20"/>
+            <w:u w:val="single"/>
+            <w:rtl w:val="0"/>
+          </w:rPr>
+          <w:t xml:space="preserve">https://eu.alma.exlibrisgroup.com/leganto/public/44YORK_INST/citation/67444944630001381?auth=SAML</w:t>
+        </w:r>
+      </w:hyperlink>
+      <w:r>
+        <w:rPr>
+          <w:rtl w:val="0"/>
+        </w:rPr>
+      </w:r>
+    </w:p>
+    <w:p>
+      <w:pPr>
+        <w:rPr/>
+      </w:pPr>
+      <w:r>
+        <w:rPr>
+          <w:rtl w:val="0"/>
+        </w:rPr>
+      </w:r>
+    </w:p>
+    <w:bookmarkStart w:colFirst="0" w:colLast="0" w:name="1tl1aj18x9jd" w:id="12"/>
+    <w:bookmarkEnd w:id="12"/>
+    <w:p>
+      <w:pPr>
+        <w:rPr>
+          <w:sz w:val="20"/>
+          <w:szCs w:val="20"/>
+        </w:rPr>
+      </w:pPr>
+      <w:hyperlink w:anchor="nms6pyfrk33">
+        <w:r>
+          <w:rPr>
+            <w:color w:val="1155cc"/>
+            <w:u w:val="single"/>
+            <w:rtl w:val="0"/>
+          </w:rPr>
+          <w:t xml:space="preserve">[3]</w:t>
+        </w:r>
+      </w:hyperlink>
+      <w:r>
+        <w:rPr>
+          <w:rtl w:val="0"/>
+        </w:rPr>
+        <w:t xml:space="preserve"> K. Barmpis. (2026). Requirements Engineering [PowerPoint slides]. Available: </w:t>
+      </w:r>
+      <w:hyperlink r:id="rId9">
+        <w:r>
+          <w:rPr>
+            <w:color w:val="1155cc"/>
+            <w:sz w:val="20"/>
+            <w:szCs w:val="20"/>
+            <w:u w:val="single"/>
+            <w:rtl w:val="0"/>
+          </w:rPr>
+          <w:t xml:space="preserve">https://vle.york.ac.uk/ultra/courses/_118516_1/document/_6763653_1?view=content&amp;state=view</w:t>
+        </w:r>
+      </w:hyperlink>
+      <w:r>
+        <w:rPr>
+          <w:rtl w:val="0"/>
+        </w:rPr>
+      </w:r>
+    </w:p>
+    <w:p>
+      <w:pPr>
+        <w:pBdr>
+          <w:top w:color="auto" w:space="0" w:sz="0" w:val="none"/>
+          <w:bottom w:color="auto" w:space="12" w:sz="0" w:val="none"/>
+        </w:pBdr>
+        <w:spacing w:line="240" w:lineRule="auto"/>
+        <w:ind w:left="0" w:firstLine="0"/>
+        <w:rPr>
+          <w:sz w:val="20"/>
+          <w:szCs w:val="20"/>
+        </w:rPr>
+      </w:pPr>
+      <w:r>
         <w:rPr>
           <w:rtl w:val="0"/>
         </w:rPr>
       </w:r>
     </w:p>
     <w:sectPr>
+      <w:headerReference r:id="rId10" w:type="first"/>
+      <w:footerReference r:id="rId11" w:type="default"/>
+      <w:footerReference r:id="rId12" w:type="first"/>
       <w:pgSz w:h="16834" w:w="11909" w:orient="portrait"/>
-      <w:pgMar w:bottom="1440" w:top="1440" w:left="1440" w:right="1440" w:header="720" w:footer="720"/>
-      <w:pgNumType w:start="1"/>
+      <w:pgMar w:bottom="1440" w:top="1440" w:left="1417.3228346456694" w:right="1440" w:header="720" w:footer="720"/>
+      <w:pgNumType w:start="0"/>
+      <w:titlePg w:val="1"/>
     </w:sectPr>
   </w:body>
 </w:document>
+</file>
+
+<file path=word/footer1.xml><?xml version="1.0" encoding="utf-8"?>
+<w:ftr xmlns:mc="http://schemas.openxmlformats.org/markup-compatibility/2006" xmlns:o="urn:schemas-microsoft-com:office:office" xmlns:r="http://schemas.openxmlformats.org/officeDocument/2006/relationships" xmlns:m="http://schemas.openxmlformats.org/officeDocument/2006/math" xmlns:v="urn:schemas-microsoft-com:vml" xmlns:wp="http://schemas.openxmlformats.org/drawingml/2006/wordprocessingDrawing" xmlns:w10="urn:schemas-microsoft-com:office:word" xmlns:w="http://schemas.openxmlformats.org/wordprocessingml/2006/main" xmlns:wne="http://schemas.microsoft.com/office/word/2006/wordml" xmlns:sl="http://schemas.openxmlformats.org/schemaLibrary/2006/main" xmlns:a="http://schemas.openxmlformats.org/drawingml/2006/main" xmlns:pic="http://schemas.openxmlformats.org/drawingml/2006/picture" xmlns:c="http://schemas.openxmlformats.org/drawingml/2006/chart" xmlns:lc="http://schemas.openxmlformats.org/drawingml/2006/lockedCanvas" xmlns:dgm="http://schemas.openxmlformats.org/drawingml/2006/diagram" xmlns:wps="http://schemas.microsoft.com/office/word/2010/wordprocessingShape" xmlns:wpg="http://schemas.microsoft.com/office/word/2010/wordprocessingGroup" xmlns:w14="http://schemas.microsoft.com/office/word/2010/wordml" xmlns:w15="http://schemas.microsoft.com/office/word/2012/wordml" xmlns:w16="http://schemas.microsoft.com/office/word/2018/wordml" xmlns:w16cex="http://schemas.microsoft.com/office/word/2018/wordml/cex" xmlns:w16cid="http://schemas.microsoft.com/office/word/2016/wordml/cid" xmlns="http://schemas.microsoft.com/office/tasks/2019/documenttasks" xmlns:cr="http://schemas.microsoft.com/office/comments/2020/reactions">
+  <w:p>
+    <w:pPr>
+      <w:rPr/>
+    </w:pPr>
+    <w:r>
+      <w:rPr/>
+      <w:fldChar w:fldCharType="begin"/>
+      <w:instrText xml:space="preserve">PAGE</w:instrText>
+      <w:fldChar w:fldCharType="separate"/>
+      <w:fldChar w:fldCharType="end"/>
+    </w:r>
+    <w:r>
+      <w:rPr>
+        <w:rtl w:val="0"/>
+      </w:rPr>
+      <w:tab/>
+    </w:r>
+  </w:p>
+</w:ftr>
+</file>
+
+<file path=word/footer2.xml><?xml version="1.0" encoding="utf-8"?>
+<w:ftr xmlns:mc="http://schemas.openxmlformats.org/markup-compatibility/2006" xmlns:o="urn:schemas-microsoft-com:office:office" xmlns:r="http://schemas.openxmlformats.org/officeDocument/2006/relationships" xmlns:m="http://schemas.openxmlformats.org/officeDocument/2006/math" xmlns:v="urn:schemas-microsoft-com:vml" xmlns:wp="http://schemas.openxmlformats.org/drawingml/2006/wordprocessingDrawing" xmlns:w10="urn:schemas-microsoft-com:office:word" xmlns:w="http://schemas.openxmlformats.org/wordprocessingml/2006/main" xmlns:wne="http://schemas.microsoft.com/office/word/2006/wordml" xmlns:sl="http://schemas.openxmlformats.org/schemaLibrary/2006/main" xmlns:a="http://schemas.openxmlformats.org/drawingml/2006/main" xmlns:pic="http://schemas.openxmlformats.org/drawingml/2006/picture" xmlns:c="http://schemas.openxmlformats.org/drawingml/2006/chart" xmlns:lc="http://schemas.openxmlformats.org/drawingml/2006/lockedCanvas" xmlns:dgm="http://schemas.openxmlformats.org/drawingml/2006/diagram" xmlns:wps="http://schemas.microsoft.com/office/word/2010/wordprocessingShape" xmlns:wpg="http://schemas.microsoft.com/office/word/2010/wordprocessingGroup" xmlns:w14="http://schemas.microsoft.com/office/word/2010/wordml" xmlns:w15="http://schemas.microsoft.com/office/word/2012/wordml" xmlns:w16="http://schemas.microsoft.com/office/word/2018/wordml" xmlns:w16cex="http://schemas.microsoft.com/office/word/2018/wordml/cex" xmlns:w16cid="http://schemas.microsoft.com/office/word/2016/wordml/cid" xmlns="http://schemas.microsoft.com/office/tasks/2019/documenttasks" xmlns:cr="http://schemas.microsoft.com/office/comments/2020/reactions">
+  <w:p>
+    <w:pPr>
+      <w:rPr/>
+    </w:pPr>
+    <w:r>
+      <w:rPr>
+        <w:rtl w:val="0"/>
+      </w:rPr>
+      <w:t xml:space="preserve">Title Page</w:t>
+    </w:r>
+  </w:p>
+  <w:p>
+    <w:pPr>
+      <w:jc w:val="right"/>
+      <w:rPr/>
+    </w:pPr>
+    <w:r>
+      <w:rPr/>
+      <w:fldChar w:fldCharType="begin"/>
+      <w:instrText xml:space="preserve">PAGE</w:instrText>
+      <w:fldChar w:fldCharType="separate"/>
+      <w:fldChar w:fldCharType="end"/>
+    </w:r>
+    <w:r>
+      <w:rPr>
+        <w:rtl w:val="0"/>
+      </w:rPr>
+    </w:r>
+  </w:p>
+</w:ftr>
+</file>
+
+<file path=word/header1.xml><?xml version="1.0" encoding="utf-8"?>
+<w:hdr xmlns:mc="http://schemas.openxmlformats.org/markup-compatibility/2006" xmlns:o="urn:schemas-microsoft-com:office:office" xmlns:r="http://schemas.openxmlformats.org/officeDocument/2006/relationships" xmlns:m="http://schemas.openxmlformats.org/officeDocument/2006/math" xmlns:v="urn:schemas-microsoft-com:vml" xmlns:wp="http://schemas.openxmlformats.org/drawingml/2006/wordprocessingDrawing" xmlns:w10="urn:schemas-microsoft-com:office:word" xmlns:w="http://schemas.openxmlformats.org/wordprocessingml/2006/main" xmlns:wne="http://schemas.microsoft.com/office/word/2006/wordml" xmlns:sl="http://schemas.openxmlformats.org/schemaLibrary/2006/main" xmlns:a="http://schemas.openxmlformats.org/drawingml/2006/main" xmlns:pic="http://schemas.openxmlformats.org/drawingml/2006/picture" xmlns:c="http://schemas.openxmlformats.org/drawingml/2006/chart" xmlns:lc="http://schemas.openxmlformats.org/drawingml/2006/lockedCanvas" xmlns:dgm="http://schemas.openxmlformats.org/drawingml/2006/diagram" xmlns:wps="http://schemas.microsoft.com/office/word/2010/wordprocessingShape" xmlns:wpg="http://schemas.microsoft.com/office/word/2010/wordprocessingGroup" xmlns:w14="http://schemas.microsoft.com/office/word/2010/wordml" xmlns:w15="http://schemas.microsoft.com/office/word/2012/wordml" xmlns:w16="http://schemas.microsoft.com/office/word/2018/wordml" xmlns:w16cex="http://schemas.microsoft.com/office/word/2018/wordml/cex" xmlns:w16cid="http://schemas.microsoft.com/office/word/2016/wordml/cid" xmlns="http://schemas.microsoft.com/office/tasks/2019/documenttasks" xmlns:cr="http://schemas.microsoft.com/office/comments/2020/reactions">
+  <w:p>
+    <w:pPr>
+      <w:rPr/>
+    </w:pPr>
+    <w:r>
+      <w:rPr>
+        <w:rtl w:val="0"/>
+      </w:rPr>
+    </w:r>
+  </w:p>
+</w:hdr>
 </file>
 
 <file path=word/numbering.xml><?xml version="1.0" encoding="utf-8"?>
@@ -2579,6 +7046,116 @@
     </w:lvl>
   </w:abstractNum>
   <w:abstractNum w:abstractNumId="3">
+    <w:lvl w:ilvl="0">
+      <w:start w:val="1"/>
+      <w:numFmt w:val="bullet"/>
+      <w:lvlText w:val="●"/>
+      <w:lvlJc w:val="left"/>
+      <w:pPr>
+        <w:ind w:left="720" w:hanging="360"/>
+      </w:pPr>
+      <w:rPr>
+        <w:u w:val="none"/>
+      </w:rPr>
+    </w:lvl>
+    <w:lvl w:ilvl="1">
+      <w:start w:val="1"/>
+      <w:numFmt w:val="bullet"/>
+      <w:lvlText w:val="○"/>
+      <w:lvlJc w:val="left"/>
+      <w:pPr>
+        <w:ind w:left="1440" w:hanging="360"/>
+      </w:pPr>
+      <w:rPr>
+        <w:u w:val="none"/>
+      </w:rPr>
+    </w:lvl>
+    <w:lvl w:ilvl="2">
+      <w:start w:val="1"/>
+      <w:numFmt w:val="bullet"/>
+      <w:lvlText w:val="■"/>
+      <w:lvlJc w:val="left"/>
+      <w:pPr>
+        <w:ind w:left="2160" w:hanging="360"/>
+      </w:pPr>
+      <w:rPr>
+        <w:u w:val="none"/>
+      </w:rPr>
+    </w:lvl>
+    <w:lvl w:ilvl="3">
+      <w:start w:val="1"/>
+      <w:numFmt w:val="bullet"/>
+      <w:lvlText w:val="●"/>
+      <w:lvlJc w:val="left"/>
+      <w:pPr>
+        <w:ind w:left="2880" w:hanging="360"/>
+      </w:pPr>
+      <w:rPr>
+        <w:u w:val="none"/>
+      </w:rPr>
+    </w:lvl>
+    <w:lvl w:ilvl="4">
+      <w:start w:val="1"/>
+      <w:numFmt w:val="bullet"/>
+      <w:lvlText w:val="○"/>
+      <w:lvlJc w:val="left"/>
+      <w:pPr>
+        <w:ind w:left="3600" w:hanging="360"/>
+      </w:pPr>
+      <w:rPr>
+        <w:u w:val="none"/>
+      </w:rPr>
+    </w:lvl>
+    <w:lvl w:ilvl="5">
+      <w:start w:val="1"/>
+      <w:numFmt w:val="bullet"/>
+      <w:lvlText w:val="■"/>
+      <w:lvlJc w:val="left"/>
+      <w:pPr>
+        <w:ind w:left="4320" w:hanging="360"/>
+      </w:pPr>
+      <w:rPr>
+        <w:u w:val="none"/>
+      </w:rPr>
+    </w:lvl>
+    <w:lvl w:ilvl="6">
+      <w:start w:val="1"/>
+      <w:numFmt w:val="bullet"/>
+      <w:lvlText w:val="●"/>
+      <w:lvlJc w:val="left"/>
+      <w:pPr>
+        <w:ind w:left="5040" w:hanging="360"/>
+      </w:pPr>
+      <w:rPr>
+        <w:u w:val="none"/>
+      </w:rPr>
+    </w:lvl>
+    <w:lvl w:ilvl="7">
+      <w:start w:val="1"/>
+      <w:numFmt w:val="bullet"/>
+      <w:lvlText w:val="○"/>
+      <w:lvlJc w:val="left"/>
+      <w:pPr>
+        <w:ind w:left="5760" w:hanging="360"/>
+      </w:pPr>
+      <w:rPr>
+        <w:u w:val="none"/>
+      </w:rPr>
+    </w:lvl>
+    <w:lvl w:ilvl="8">
+      <w:start w:val="1"/>
+      <w:numFmt w:val="bullet"/>
+      <w:lvlText w:val="■"/>
+      <w:lvlJc w:val="left"/>
+      <w:pPr>
+        <w:ind w:left="6480" w:hanging="360"/>
+      </w:pPr>
+      <w:rPr>
+        <w:u w:val="none"/>
+      </w:rPr>
+    </w:lvl>
+  </w:abstractNum>
+  <w:abstractNum w:abstractNumId="4">
     <w:lvl w:ilvl="0">
       <w:start w:val="1"/>
       <w:numFmt w:val="bullet"/>
@@ -2696,6 +7273,9 @@
   </w:num>
   <w:num w:numId="3">
     <w:abstractNumId w:val="3"/>
+  </w:num>
+  <w:num w:numId="4">
+    <w:abstractNumId w:val="4"/>
   </w:num>
 </w:numbering>
 </file>
